--- a/waveitem2.docx
+++ b/waveitem2.docx
@@ -24,25 +24,21 @@
         <w:rPr>
           <w:lang w:val="ru-RU"/>
         </w:rPr>
-        <w:t xml:space="preserve"> Мне нужно сделать какой-то окончательный выбор в пользу конкретного дизайна и оформления документации и его держаться. Также : в стиле подачи излагаемой информации (на русском – я в т.ч. за авторскую версию в которой прямым языком излагаются не только факты что вот что-то к примеру работает вот так-то, но и в некоторой степени </w:t>
-      </w:r>
-      <w:r>
-        <w:rPr>
-          <w:lang w:val="ru-RU"/>
-        </w:rPr>
-        <w:t xml:space="preserve">разъясняются </w:t>
-      </w:r>
-      <w:r>
-        <w:rPr>
-          <w:lang w:val="ru-RU"/>
-        </w:rPr>
-        <w:t>причины почему решен</w:t>
-      </w:r>
-      <w:r>
-        <w:rPr>
-          <w:lang w:val="ru-RU"/>
-        </w:rPr>
-        <w:t>и</w:t>
+        <w:t xml:space="preserve"> Мне нужно сделать какой-то окончательный выбор в пользу конкретного дизайна и оформления документации и его держаться. </w:t>
+      </w:r>
+      <w:proofErr w:type="gramStart"/>
+      <w:r>
+        <w:rPr>
+          <w:lang w:val="ru-RU"/>
+        </w:rPr>
+        <w:t>Также :</w:t>
+      </w:r>
+      <w:proofErr w:type="gramEnd"/>
+      <w:r>
+        <w:rPr>
+          <w:lang w:val="ru-RU"/>
+        </w:rPr>
+        <w:t xml:space="preserve"> в стиле подачи излагаемой информации (на русском – я в т.ч. за авторскую версию в которой прямым языком излагаются не только факты что вот что-то к примеру работает вот так-то, но и в некоторой степени разъясняются причины почему решени</w:t>
       </w:r>
       <w:r>
         <w:rPr>
@@ -97,22 +93,50 @@
         <w:rPr>
           <w:lang w:val="ru-RU"/>
         </w:rPr>
-        <w:t>Когда я смотрю на те кусочки которые сделал то получается дохрена текста, а я знаю что у любого человека это вызовет некоторое отторжение – и вероятность потери интереса до того момента когда возникает понимание предлагаемого.</w:t>
-      </w:r>
-    </w:p>
-    <w:p>
-      <w:pPr>
-        <w:pStyle w:val="a3"/>
-        <w:jc w:val="both"/>
-        <w:rPr>
-          <w:lang w:val="ru-RU"/>
-        </w:rPr>
-      </w:pPr>
-      <w:r>
-        <w:rPr>
-          <w:lang w:val="ru-RU"/>
-        </w:rPr>
-        <w:t>А предлагается системное решение проблемы хаоса при содержании библиотек сэмплов. В т.ч. предлагаются конкретные решения  по организации библиотеки и добавления новых айтемов.</w:t>
+        <w:t xml:space="preserve">Когда я смотрю на </w:t>
+      </w:r>
+      <w:proofErr w:type="gramStart"/>
+      <w:r>
+        <w:rPr>
+          <w:lang w:val="ru-RU"/>
+        </w:rPr>
+        <w:t>те кусочки</w:t>
+      </w:r>
+      <w:proofErr w:type="gramEnd"/>
+      <w:r>
+        <w:rPr>
+          <w:lang w:val="ru-RU"/>
+        </w:rPr>
+        <w:t xml:space="preserve"> которые сделал то получается дохрена текста, а я знаю что у любого человека это вызовет некоторое отторжение – и вероятность потери интереса до того момента когда возникает понимание предлагаемого.</w:t>
+      </w:r>
+    </w:p>
+    <w:p>
+      <w:pPr>
+        <w:pStyle w:val="a3"/>
+        <w:jc w:val="both"/>
+        <w:rPr>
+          <w:lang w:val="ru-RU"/>
+        </w:rPr>
+      </w:pPr>
+      <w:r>
+        <w:rPr>
+          <w:lang w:val="ru-RU"/>
+        </w:rPr>
+        <w:t xml:space="preserve">А предлагается системное решение проблемы хаоса при содержании библиотек сэмплов. В т.ч. предлагаются конкретные </w:t>
+      </w:r>
+      <w:proofErr w:type="gramStart"/>
+      <w:r>
+        <w:rPr>
+          <w:lang w:val="ru-RU"/>
+        </w:rPr>
+        <w:t>решения  по</w:t>
+      </w:r>
+      <w:proofErr w:type="gramEnd"/>
+      <w:r>
+        <w:rPr>
+          <w:lang w:val="ru-RU"/>
+        </w:rPr>
+        <w:t xml:space="preserve"> организации библиотеки и добавления новых айтемов.</w:t>
       </w:r>
       <w:r>
         <w:rPr>
@@ -191,11 +215,19 @@
         </w:rPr>
         <w:t xml:space="preserve">если это технически и интерфейсно грамотно </w:t>
       </w:r>
-      <w:r>
-        <w:rPr>
-          <w:lang w:val="ru-RU"/>
-        </w:rPr>
-        <w:t>подать то</w:t>
+      <w:proofErr w:type="gramStart"/>
+      <w:r>
+        <w:rPr>
+          <w:lang w:val="ru-RU"/>
+        </w:rPr>
+        <w:t>подать</w:t>
+      </w:r>
+      <w:proofErr w:type="gramEnd"/>
+      <w:r>
+        <w:rPr>
+          <w:lang w:val="ru-RU"/>
+        </w:rPr>
+        <w:t xml:space="preserve"> то</w:t>
       </w:r>
       <w:r>
         <w:rPr>
@@ -220,6 +252,9 @@
       <w:pPr>
         <w:pStyle w:val="a3"/>
         <w:jc w:val="both"/>
+        <w:rPr>
+          <w:lang w:val="ru-RU"/>
+        </w:rPr>
       </w:pPr>
       <w:r>
         <w:rPr>
@@ -237,97 +272,87 @@
           <w:lang w:val="ru-RU"/>
         </w:rPr>
       </w:pPr>
-      <w:r>
-        <w:rPr>
-          <w:lang w:val="ru-RU"/>
-        </w:rPr>
-        <w:tab/>
-      </w:r>
-      <w:r>
-        <w:rPr>
-          <w:lang w:val="ru-RU"/>
-        </w:rPr>
-        <w:t>Схема появления новых сэмплов в вашей библиотеке:</w:t>
-      </w:r>
-    </w:p>
-    <w:p>
-      <w:pPr>
-        <w:pStyle w:val="a3"/>
-        <w:jc w:val="both"/>
-        <w:rPr>
-          <w:lang w:val="ru-RU"/>
-        </w:rPr>
-      </w:pPr>
-      <w:r>
-        <w:rPr>
-          <w:lang w:val="ru-RU"/>
-        </w:rPr>
-        <w:tab/>
-      </w:r>
-      <w:r>
-        <w:rPr>
-          <w:lang w:val="ru-RU"/>
-        </w:rPr>
-        <w:tab/>
-        <w:t>Импорт-фолдер</w:t>
-      </w:r>
-    </w:p>
-    <w:p>
-      <w:pPr>
-        <w:pStyle w:val="a3"/>
-        <w:jc w:val="both"/>
-        <w:rPr>
-          <w:lang w:val="ru-RU"/>
-        </w:rPr>
-      </w:pPr>
-      <w:r>
-        <w:rPr>
-          <w:lang w:val="ru-RU"/>
-        </w:rPr>
-        <w:tab/>
-      </w:r>
-      <w:r>
-        <w:rPr>
-          <w:lang w:val="ru-RU"/>
-        </w:rPr>
-        <w:tab/>
-      </w:r>
-      <w:r>
-        <w:rPr>
-          <w:lang w:val="ru-RU"/>
-        </w:rPr>
-        <w:tab/>
-        <w:t>Структура</w:t>
-      </w:r>
-    </w:p>
-    <w:p>
-      <w:pPr>
-        <w:pStyle w:val="a3"/>
-        <w:jc w:val="both"/>
-        <w:rPr>
-          <w:lang w:val="ru-RU"/>
-        </w:rPr>
-      </w:pPr>
-      <w:r>
-        <w:rPr>
-          <w:lang w:val="ru-RU"/>
-        </w:rPr>
-        <w:tab/>
-      </w:r>
-      <w:r>
-        <w:rPr>
-          <w:lang w:val="ru-RU"/>
-        </w:rPr>
-        <w:tab/>
-      </w:r>
-      <w:r>
-        <w:rPr>
-          <w:lang w:val="ru-RU"/>
-        </w:rPr>
-        <w:tab/>
-      </w:r>
-      <w:r>
-        <w:t>List</w:t>
+    </w:p>
+    <w:p>
+      <w:pPr>
+        <w:pStyle w:val="a3"/>
+        <w:ind w:left="720"/>
+        <w:jc w:val="both"/>
+        <w:rPr>
+          <w:lang w:val="ru-RU"/>
+        </w:rPr>
+      </w:pPr>
+      <w:r>
+        <w:rPr>
+          <w:lang w:val="ru-RU"/>
+        </w:rPr>
+        <w:t>мы ничего и никогда не меняем</w:t>
+      </w:r>
+      <w:r>
+        <w:rPr>
+          <w:lang w:val="ru-RU"/>
+        </w:rPr>
+        <w:t xml:space="preserve"> в оригинальном виде сэмпл-паков. Мы не переименовываем их или их файлы, не нарушаем их файловую структуру (внтреннюю организацию). Это важно потому что если вы что-то измените – то при повторных импортах </w:t>
+      </w:r>
+      <w:proofErr w:type="gramStart"/>
+      <w:r>
+        <w:rPr>
+          <w:lang w:val="ru-RU"/>
+        </w:rPr>
+        <w:t>вы  может</w:t>
+      </w:r>
+      <w:proofErr w:type="gramEnd"/>
+      <w:r>
+        <w:rPr>
+          <w:lang w:val="ru-RU"/>
+        </w:rPr>
+        <w:t xml:space="preserve"> получить в статистике погрешности.</w:t>
+      </w:r>
+    </w:p>
+    <w:p>
+      <w:pPr>
+        <w:pStyle w:val="a3"/>
+        <w:ind w:left="720"/>
+        <w:jc w:val="both"/>
+        <w:rPr>
+          <w:lang w:val="ru-RU"/>
+        </w:rPr>
+      </w:pPr>
+      <w:r>
+        <w:rPr>
+          <w:lang w:val="ru-RU"/>
+        </w:rPr>
+        <w:t xml:space="preserve">Всё то, что было обработано </w:t>
+      </w:r>
+      <w:r>
+        <w:t>waveItem</w:t>
+      </w:r>
+      <w:r>
+        <w:rPr>
+          <w:lang w:val="ru-RU"/>
+        </w:rPr>
+        <w:t xml:space="preserve"> </w:t>
+      </w:r>
+      <w:r>
+        <w:rPr>
+          <w:lang w:val="ru-RU"/>
+        </w:rPr>
+        <w:t>–</w:t>
+      </w:r>
+      <w:r>
+        <w:rPr>
+          <w:lang w:val="ru-RU"/>
+        </w:rPr>
+        <w:t xml:space="preserve"> </w:t>
+      </w:r>
+      <w:r>
+        <w:rPr>
+          <w:lang w:val="ru-RU"/>
+        </w:rPr>
+        <w:t xml:space="preserve">навсегда сохраняется в </w:t>
+      </w:r>
+      <w:r>
+        <w:t>item</w:t>
       </w:r>
       <w:r>
         <w:rPr>
@@ -336,17 +361,77 @@
         <w:t>-</w:t>
       </w:r>
       <w:r>
-        <w:t>file</w:t>
-      </w:r>
-    </w:p>
-    <w:p>
-      <w:pPr>
-        <w:pStyle w:val="a3"/>
-        <w:jc w:val="both"/>
-        <w:rPr>
-          <w:lang w:val="ru-RU"/>
-        </w:rPr>
-      </w:pPr>
+        <w:rPr>
+          <w:lang w:val="ru-RU"/>
+        </w:rPr>
+        <w:t xml:space="preserve">файле даже </w:t>
+      </w:r>
+      <w:proofErr w:type="gramStart"/>
+      <w:r>
+        <w:rPr>
+          <w:lang w:val="ru-RU"/>
+        </w:rPr>
+        <w:t>если  описываемых</w:t>
+      </w:r>
+      <w:proofErr w:type="gramEnd"/>
+      <w:r>
+        <w:rPr>
+          <w:lang w:val="ru-RU"/>
+        </w:rPr>
+        <w:t xml:space="preserve"> файлов уже не существует. Вы можете когда-нибудь удалить из импорт-фолддера сэмпл-пак</w:t>
+      </w:r>
+      <w:r>
+        <w:rPr>
+          <w:lang w:val="ru-RU"/>
+        </w:rPr>
+        <w:t xml:space="preserve">, </w:t>
+      </w:r>
+      <w:r>
+        <w:rPr>
+          <w:lang w:val="ru-RU"/>
+        </w:rPr>
+        <w:t xml:space="preserve">но вся статистика по </w:t>
+      </w:r>
+      <w:r>
+        <w:rPr>
+          <w:lang w:val="ru-RU"/>
+        </w:rPr>
+        <w:t>каждому из его ф</w:t>
+      </w:r>
+      <w:r>
+        <w:rPr>
+          <w:lang w:val="ru-RU"/>
+        </w:rPr>
+        <w:t>айл</w:t>
+      </w:r>
+      <w:r>
+        <w:rPr>
+          <w:lang w:val="ru-RU"/>
+        </w:rPr>
+        <w:t>ов</w:t>
+      </w:r>
+      <w:r>
+        <w:rPr>
+          <w:lang w:val="ru-RU"/>
+        </w:rPr>
+        <w:t xml:space="preserve"> сохранится.</w:t>
+      </w:r>
+    </w:p>
+    <w:p>
+      <w:pPr>
+        <w:pStyle w:val="a3"/>
+        <w:ind w:left="720"/>
+        <w:jc w:val="both"/>
+        <w:rPr>
+          <w:lang w:val="ru-RU"/>
+        </w:rPr>
+      </w:pPr>
+      <w:r>
+        <w:rPr>
+          <w:lang w:val="ru-RU"/>
+        </w:rPr>
+        <w:t xml:space="preserve">И если вы когда-нибудь скопируете в импорт-фолдер сэмпл-пак файлы которого уже отрабатывались </w:t>
+      </w:r>
       <w:r>
         <w:t>waveItem</w:t>
       </w:r>
@@ -354,371 +439,624 @@
         <w:rPr>
           <w:lang w:val="ru-RU"/>
         </w:rPr>
-        <w:t xml:space="preserve"> – </w:t>
-      </w:r>
-      <w:r>
-        <w:rPr>
-          <w:lang w:val="ru-RU"/>
-        </w:rPr>
-        <w:t>что это и зачем?</w:t>
-      </w:r>
-    </w:p>
-    <w:p>
-      <w:pPr>
-        <w:pStyle w:val="a3"/>
-        <w:jc w:val="both"/>
-        <w:rPr>
-          <w:lang w:val="ru-RU"/>
-        </w:rPr>
-      </w:pPr>
-      <w:r>
-        <w:rPr>
-          <w:lang w:val="ru-RU"/>
-        </w:rPr>
-        <w:tab/>
-        <w:t>Утилита</w:t>
-      </w:r>
-    </w:p>
-    <w:p>
-      <w:pPr>
-        <w:pStyle w:val="a3"/>
-        <w:jc w:val="both"/>
-        <w:rPr>
-          <w:lang w:val="ru-RU"/>
-        </w:rPr>
-      </w:pPr>
-      <w:r>
-        <w:rPr>
-          <w:lang w:val="ru-RU"/>
-        </w:rPr>
-        <w:tab/>
-      </w:r>
-      <w:r>
-        <w:rPr>
-          <w:lang w:val="ru-RU"/>
-        </w:rPr>
-        <w:tab/>
-        <w:t xml:space="preserve">Процессинг\предподготовка сэмплов для </w:t>
-      </w:r>
-    </w:p>
-    <w:p>
-      <w:pPr>
-        <w:pStyle w:val="a3"/>
-        <w:jc w:val="both"/>
-        <w:rPr>
-          <w:lang w:val="ru-RU"/>
-        </w:rPr>
-      </w:pPr>
-      <w:r>
-        <w:rPr>
-          <w:lang w:val="ru-RU"/>
-        </w:rPr>
-        <w:tab/>
-      </w:r>
-      <w:r>
-        <w:rPr>
-          <w:lang w:val="ru-RU"/>
-        </w:rPr>
-        <w:tab/>
-        <w:t>Создание глобального списка файлов-айтемов в импорт-фолдере</w:t>
-      </w:r>
-    </w:p>
-    <w:p>
-      <w:pPr>
-        <w:pStyle w:val="a3"/>
-        <w:jc w:val="both"/>
-        <w:rPr>
-          <w:lang w:val="ru-RU"/>
-        </w:rPr>
-      </w:pPr>
-      <w:r>
-        <w:rPr>
-          <w:lang w:val="ru-RU"/>
-        </w:rPr>
-        <w:t>Библиотека сэмплов</w:t>
-      </w:r>
-    </w:p>
-    <w:p>
-      <w:pPr>
-        <w:pStyle w:val="a3"/>
-        <w:jc w:val="both"/>
-        <w:rPr>
-          <w:lang w:val="ru-RU"/>
-        </w:rPr>
-      </w:pPr>
-      <w:r>
-        <w:rPr>
-          <w:lang w:val="ru-RU"/>
-        </w:rPr>
-        <w:lastRenderedPageBreak/>
-        <w:tab/>
-      </w:r>
-      <w:r>
-        <w:rPr>
-          <w:lang w:val="ru-RU"/>
-        </w:rPr>
-        <w:t>Айтемы библиотеки</w:t>
-      </w:r>
-    </w:p>
-    <w:p>
-      <w:pPr>
-        <w:pStyle w:val="a3"/>
-        <w:jc w:val="both"/>
-        <w:rPr>
-          <w:lang w:val="ru-RU"/>
-        </w:rPr>
-      </w:pPr>
-      <w:r>
-        <w:rPr>
-          <w:lang w:val="ru-RU"/>
-        </w:rPr>
-        <w:tab/>
-      </w:r>
-      <w:r>
-        <w:rPr>
-          <w:lang w:val="ru-RU"/>
-        </w:rPr>
-        <w:tab/>
-        <w:t xml:space="preserve">Всё в формате </w:t>
-      </w:r>
-      <w:r>
-        <w:rPr>
-          <w:lang w:val="ru-RU"/>
-        </w:rPr>
-        <w:t>.</w:t>
-      </w:r>
-      <w:r>
-        <w:t>WAV</w:t>
-      </w:r>
-    </w:p>
-    <w:p>
-      <w:pPr>
-        <w:pStyle w:val="a3"/>
-        <w:jc w:val="both"/>
-        <w:rPr>
-          <w:lang w:val="ru-RU"/>
-        </w:rPr>
-      </w:pPr>
-      <w:r>
-        <w:rPr>
-          <w:lang w:val="ru-RU"/>
-        </w:rPr>
-        <w:tab/>
-      </w:r>
-      <w:r>
-        <w:rPr>
-          <w:lang w:val="ru-RU"/>
-        </w:rPr>
-        <w:tab/>
-      </w:r>
-      <w:r>
-        <w:rPr>
-          <w:lang w:val="ru-RU"/>
-        </w:rPr>
-        <w:tab/>
-        <w:t xml:space="preserve">см. операция </w:t>
-      </w:r>
-      <w:r>
-        <w:t>toWAV</w:t>
-      </w:r>
-    </w:p>
-    <w:p>
-      <w:pPr>
-        <w:pStyle w:val="a3"/>
-        <w:jc w:val="both"/>
-        <w:rPr>
-          <w:lang w:val="ru-RU"/>
-        </w:rPr>
-      </w:pPr>
-      <w:r>
-        <w:rPr>
-          <w:lang w:val="ru-RU"/>
-        </w:rPr>
-        <w:tab/>
-      </w:r>
-      <w:r>
-        <w:rPr>
-          <w:lang w:val="ru-RU"/>
-        </w:rPr>
-        <w:tab/>
-        <w:t>Файловые имена айтемов библиотеки</w:t>
-      </w:r>
-    </w:p>
-    <w:p>
-      <w:pPr>
-        <w:pStyle w:val="a3"/>
-        <w:jc w:val="both"/>
-      </w:pPr>
-      <w:r>
-        <w:rPr>
-          <w:lang w:val="ru-RU"/>
-        </w:rPr>
-        <w:tab/>
-      </w:r>
-      <w:r>
-        <w:rPr>
-          <w:lang w:val="ru-RU"/>
-        </w:rPr>
-        <w:tab/>
-      </w:r>
-      <w:r>
-        <w:rPr>
-          <w:lang w:val="ru-RU"/>
-        </w:rPr>
-        <w:tab/>
-      </w:r>
-      <w:r>
-        <w:t>TYPE</w:t>
-      </w:r>
-    </w:p>
-    <w:p>
-      <w:pPr>
-        <w:pStyle w:val="a3"/>
-        <w:jc w:val="both"/>
-      </w:pPr>
-      <w:r>
-        <w:tab/>
-      </w:r>
-      <w:r>
-        <w:tab/>
-      </w:r>
-      <w:r>
-        <w:tab/>
-        <w:t>ID</w:t>
-      </w:r>
-    </w:p>
-    <w:p>
-      <w:pPr>
-        <w:pStyle w:val="a3"/>
-        <w:jc w:val="both"/>
-      </w:pPr>
-      <w:r>
-        <w:tab/>
-      </w:r>
-      <w:r>
-        <w:tab/>
-      </w:r>
-      <w:r>
-        <w:tab/>
-        <w:t>GROUP</w:t>
-      </w:r>
-    </w:p>
-    <w:p>
-      <w:pPr>
-        <w:pStyle w:val="a3"/>
-        <w:jc w:val="both"/>
-      </w:pPr>
-      <w:r>
-        <w:tab/>
-      </w:r>
-      <w:r>
-        <w:tab/>
-      </w:r>
-      <w:r>
-        <w:tab/>
-      </w:r>
-      <w:r>
-        <w:rPr>
-          <w:lang w:val="ru-RU"/>
-        </w:rPr>
-        <w:t>см</w:t>
-      </w:r>
-      <w:r>
-        <w:t xml:space="preserve">. </w:t>
-      </w:r>
-      <w:r>
-        <w:t>Item Filename Reason</w:t>
-      </w:r>
-      <w:r>
-        <w:rPr>
-          <w:lang w:val="ru-RU"/>
-        </w:rPr>
-        <w:t>обоснование</w:t>
-      </w:r>
-      <w:r>
         <w:t xml:space="preserve"> </w:t>
       </w:r>
       <w:r>
         <w:rPr>
           <w:lang w:val="ru-RU"/>
         </w:rPr>
-        <w:t>файловых</w:t>
-      </w:r>
-      <w:r>
+        <w:t xml:space="preserve">то это ни к чему не приведёт – ни к процессингу его файлов ни к увеличению </w:t>
+      </w:r>
+      <w:proofErr w:type="gramStart"/>
+      <w:r>
+        <w:rPr>
+          <w:lang w:val="ru-RU"/>
+        </w:rPr>
+        <w:t xml:space="preserve">статистики </w:t>
+      </w:r>
+      <w:r>
+        <w:rPr>
+          <w:lang w:val="ru-RU"/>
+        </w:rPr>
         <w:t xml:space="preserve"> </w:t>
       </w:r>
       <w:r>
         <w:rPr>
           <w:lang w:val="ru-RU"/>
         </w:rPr>
-        <w:t>имён</w:t>
-      </w:r>
-    </w:p>
-    <w:p>
-      <w:pPr>
-        <w:pStyle w:val="a3"/>
-        <w:jc w:val="both"/>
-        <w:rPr>
-          <w:lang w:val="ru-RU"/>
-        </w:rPr>
-      </w:pPr>
-      <w:r>
-        <w:tab/>
-      </w:r>
-      <w:r>
-        <w:rPr>
-          <w:lang w:val="ru-RU"/>
-        </w:rPr>
-        <w:t>Типы сэмплов</w:t>
-      </w:r>
-    </w:p>
-    <w:p>
-      <w:pPr>
-        <w:pStyle w:val="a3"/>
-        <w:jc w:val="both"/>
-        <w:rPr>
-          <w:lang w:val="ru-RU"/>
-        </w:rPr>
-      </w:pPr>
-      <w:r>
-        <w:rPr>
-          <w:lang w:val="ru-RU"/>
-        </w:rPr>
-        <w:tab/>
-      </w:r>
-      <w:r>
-        <w:rPr>
-          <w:lang w:val="ru-RU"/>
-        </w:rPr>
-        <w:tab/>
-        <w:t>Стили и Подтипы</w:t>
-      </w:r>
-    </w:p>
-    <w:p>
-      <w:pPr>
-        <w:pStyle w:val="a3"/>
-        <w:jc w:val="both"/>
-        <w:rPr>
-          <w:lang w:val="ru-RU"/>
-        </w:rPr>
-      </w:pPr>
-      <w:r>
-        <w:rPr>
-          <w:lang w:val="ru-RU"/>
-        </w:rPr>
-        <w:tab/>
-      </w:r>
-    </w:p>
-    <w:p>
-      <w:pPr>
-        <w:pStyle w:val="a3"/>
-        <w:jc w:val="both"/>
-        <w:rPr>
-          <w:lang w:val="ru-RU"/>
-        </w:rPr>
-      </w:pPr>
+        <w:t>ни</w:t>
+      </w:r>
+      <w:proofErr w:type="gramEnd"/>
+      <w:r>
+        <w:rPr>
+          <w:lang w:val="ru-RU"/>
+        </w:rPr>
+        <w:t xml:space="preserve"> к репортам о дубликатах. Вот почему важно ничего не менять в оригинальном виде сэмпл-паков</w:t>
+      </w:r>
       <w:bookmarkStart w:id="0" w:name="_GoBack"/>
       <w:bookmarkEnd w:id="0"/>
+      <w:r>
+        <w:rPr>
+          <w:lang w:val="ru-RU"/>
+        </w:rPr>
+        <w:t>.</w:t>
+      </w:r>
+    </w:p>
+    <w:p>
+      <w:pPr>
+        <w:pStyle w:val="a3"/>
+        <w:ind w:left="720"/>
+        <w:jc w:val="both"/>
+        <w:rPr>
+          <w:lang w:val="ru-RU"/>
+        </w:rPr>
+      </w:pPr>
+    </w:p>
+    <w:p>
+      <w:pPr>
+        <w:pStyle w:val="a3"/>
+        <w:ind w:left="720"/>
+        <w:jc w:val="both"/>
+        <w:rPr>
+          <w:lang w:val="ru-RU"/>
+        </w:rPr>
+      </w:pPr>
+      <w:r>
+        <w:rPr>
+          <w:lang w:val="ru-RU"/>
+        </w:rPr>
+        <w:t xml:space="preserve">??? как узнать что сэмпл-пак уже Полностью разобран ??? в теории: </w:t>
+      </w:r>
+      <w:r>
+        <w:t>waveItem</w:t>
+      </w:r>
+      <w:r>
+        <w:rPr>
+          <w:lang w:val="ru-RU"/>
+        </w:rPr>
+        <w:t xml:space="preserve"> </w:t>
+      </w:r>
+      <w:r>
+        <w:rPr>
+          <w:lang w:val="ru-RU"/>
+        </w:rPr>
+        <w:t>это может определять</w:t>
+      </w:r>
+      <w:r>
+        <w:rPr>
+          <w:lang w:val="ru-RU"/>
+        </w:rPr>
+        <w:t xml:space="preserve"> (когда фолдер не содержит ни одного нового файла, а также ни одного файла со </w:t>
+      </w:r>
+      <w:proofErr w:type="gramStart"/>
+      <w:r>
+        <w:rPr>
+          <w:lang w:val="ru-RU"/>
+        </w:rPr>
+        <w:t xml:space="preserve">статусом </w:t>
+      </w:r>
+      <w:r>
+        <w:rPr>
+          <w:lang w:val="ru-RU"/>
+        </w:rPr>
+        <w:t>&gt;</w:t>
+      </w:r>
+      <w:proofErr w:type="gramEnd"/>
+      <w:r>
+        <w:rPr>
+          <w:lang w:val="ru-RU"/>
+        </w:rPr>
+        <w:t xml:space="preserve">= 1 </w:t>
+      </w:r>
+    </w:p>
+    <w:p>
+      <w:pPr>
+        <w:pStyle w:val="a3"/>
+        <w:jc w:val="both"/>
+        <w:rPr>
+          <w:lang w:val="ru-RU"/>
+        </w:rPr>
+      </w:pPr>
+    </w:p>
+    <w:p>
+      <w:pPr>
+        <w:pStyle w:val="a3"/>
+        <w:jc w:val="both"/>
+        <w:rPr>
+          <w:lang w:val="ru-RU"/>
+        </w:rPr>
+      </w:pPr>
+    </w:p>
+    <w:p>
+      <w:pPr>
+        <w:pStyle w:val="a3"/>
+        <w:jc w:val="both"/>
+        <w:rPr>
+          <w:lang w:val="ru-RU"/>
+        </w:rPr>
+      </w:pPr>
+      <w:r>
+        <w:rPr>
+          <w:lang w:val="ru-RU"/>
+        </w:rPr>
+        <w:tab/>
+      </w:r>
+      <w:r>
+        <w:rPr>
+          <w:lang w:val="ru-RU"/>
+        </w:rPr>
+        <w:t>Схема появления новых сэмплов в вашей библиотеке:</w:t>
+      </w:r>
+    </w:p>
+    <w:p>
+      <w:pPr>
+        <w:pStyle w:val="a3"/>
+        <w:jc w:val="both"/>
+        <w:rPr>
+          <w:lang w:val="ru-RU"/>
+        </w:rPr>
+      </w:pPr>
+      <w:r>
+        <w:rPr>
+          <w:lang w:val="ru-RU"/>
+        </w:rPr>
+        <w:tab/>
+      </w:r>
+      <w:r>
+        <w:rPr>
+          <w:lang w:val="ru-RU"/>
+        </w:rPr>
+        <w:tab/>
+        <w:t>Импорт-фолдер</w:t>
+      </w:r>
+    </w:p>
+    <w:p>
+      <w:pPr>
+        <w:pStyle w:val="a3"/>
+        <w:jc w:val="both"/>
+        <w:rPr>
+          <w:lang w:val="ru-RU"/>
+        </w:rPr>
+      </w:pPr>
+      <w:r>
+        <w:rPr>
+          <w:lang w:val="ru-RU"/>
+        </w:rPr>
+        <w:tab/>
+      </w:r>
+      <w:r>
+        <w:rPr>
+          <w:lang w:val="ru-RU"/>
+        </w:rPr>
+        <w:tab/>
+      </w:r>
+      <w:r>
+        <w:rPr>
+          <w:lang w:val="ru-RU"/>
+        </w:rPr>
+        <w:tab/>
+        <w:t>Структура</w:t>
+      </w:r>
+    </w:p>
+    <w:p>
+      <w:pPr>
+        <w:pStyle w:val="a3"/>
+        <w:jc w:val="both"/>
+        <w:rPr>
+          <w:lang w:val="ru-RU"/>
+        </w:rPr>
+      </w:pPr>
+      <w:r>
+        <w:rPr>
+          <w:lang w:val="ru-RU"/>
+        </w:rPr>
+        <w:tab/>
+      </w:r>
+      <w:r>
+        <w:rPr>
+          <w:lang w:val="ru-RU"/>
+        </w:rPr>
+        <w:tab/>
+      </w:r>
+      <w:r>
+        <w:rPr>
+          <w:lang w:val="ru-RU"/>
+        </w:rPr>
+        <w:tab/>
+      </w:r>
+      <w:r>
+        <w:t>List</w:t>
+      </w:r>
+      <w:r>
+        <w:rPr>
+          <w:lang w:val="ru-RU"/>
+        </w:rPr>
+        <w:t>-</w:t>
+      </w:r>
+      <w:r>
+        <w:t>file</w:t>
+      </w:r>
+    </w:p>
+    <w:p>
+      <w:pPr>
+        <w:pStyle w:val="a3"/>
+        <w:jc w:val="both"/>
+        <w:rPr>
+          <w:lang w:val="ru-RU"/>
+        </w:rPr>
+      </w:pPr>
+      <w:proofErr w:type="gramStart"/>
+      <w:r>
+        <w:t>waveItem</w:t>
+      </w:r>
+      <w:proofErr w:type="gramEnd"/>
+      <w:r>
+        <w:rPr>
+          <w:lang w:val="ru-RU"/>
+        </w:rPr>
+        <w:t xml:space="preserve"> – </w:t>
+      </w:r>
+      <w:r>
+        <w:rPr>
+          <w:lang w:val="ru-RU"/>
+        </w:rPr>
+        <w:t>что это и зачем?</w:t>
+      </w:r>
+    </w:p>
+    <w:p>
+      <w:pPr>
+        <w:pStyle w:val="a3"/>
+        <w:jc w:val="both"/>
+        <w:rPr>
+          <w:lang w:val="ru-RU"/>
+        </w:rPr>
+      </w:pPr>
+      <w:r>
+        <w:rPr>
+          <w:lang w:val="ru-RU"/>
+        </w:rPr>
+        <w:tab/>
+        <w:t>Утилита</w:t>
+      </w:r>
+    </w:p>
+    <w:p>
+      <w:pPr>
+        <w:pStyle w:val="a3"/>
+        <w:jc w:val="both"/>
+        <w:rPr>
+          <w:lang w:val="ru-RU"/>
+        </w:rPr>
+      </w:pPr>
+      <w:r>
+        <w:rPr>
+          <w:lang w:val="ru-RU"/>
+        </w:rPr>
+        <w:tab/>
+      </w:r>
+      <w:r>
+        <w:rPr>
+          <w:lang w:val="ru-RU"/>
+        </w:rPr>
+        <w:tab/>
+        <w:t xml:space="preserve">Процессинг\предподготовка сэмплов для </w:t>
+      </w:r>
+    </w:p>
+    <w:p>
+      <w:pPr>
+        <w:pStyle w:val="a3"/>
+        <w:jc w:val="both"/>
+        <w:rPr>
+          <w:lang w:val="ru-RU"/>
+        </w:rPr>
+      </w:pPr>
+      <w:r>
+        <w:rPr>
+          <w:lang w:val="ru-RU"/>
+        </w:rPr>
+        <w:tab/>
+      </w:r>
+      <w:r>
+        <w:rPr>
+          <w:lang w:val="ru-RU"/>
+        </w:rPr>
+        <w:tab/>
+        <w:t>Создание глобального списка файлов-айтемов в импорт-фолдере</w:t>
+      </w:r>
+    </w:p>
+    <w:p>
+      <w:pPr>
+        <w:pStyle w:val="a3"/>
+        <w:jc w:val="both"/>
+        <w:rPr>
+          <w:lang w:val="ru-RU"/>
+        </w:rPr>
+      </w:pPr>
+      <w:r>
+        <w:rPr>
+          <w:lang w:val="ru-RU"/>
+        </w:rPr>
+        <w:t>Библиотека сэмплов</w:t>
+      </w:r>
+    </w:p>
+    <w:p>
+      <w:pPr>
+        <w:pStyle w:val="a3"/>
+        <w:jc w:val="both"/>
+        <w:rPr>
+          <w:lang w:val="ru-RU"/>
+        </w:rPr>
+      </w:pPr>
+      <w:r>
+        <w:rPr>
+          <w:lang w:val="ru-RU"/>
+        </w:rPr>
+        <w:tab/>
+      </w:r>
+      <w:r>
+        <w:rPr>
+          <w:lang w:val="ru-RU"/>
+        </w:rPr>
+        <w:t>Айтемы библиотеки</w:t>
+      </w:r>
+    </w:p>
+    <w:p>
+      <w:pPr>
+        <w:pStyle w:val="a3"/>
+        <w:jc w:val="both"/>
+        <w:rPr>
+          <w:lang w:val="ru-RU"/>
+        </w:rPr>
+      </w:pPr>
+      <w:r>
+        <w:rPr>
+          <w:lang w:val="ru-RU"/>
+        </w:rPr>
+        <w:tab/>
+      </w:r>
+      <w:r>
+        <w:rPr>
+          <w:lang w:val="ru-RU"/>
+        </w:rPr>
+        <w:tab/>
+        <w:t xml:space="preserve">Всё в формате </w:t>
+      </w:r>
+      <w:r>
+        <w:rPr>
+          <w:lang w:val="ru-RU"/>
+        </w:rPr>
+        <w:t>.</w:t>
+      </w:r>
+      <w:r>
+        <w:t>WAV</w:t>
+      </w:r>
+    </w:p>
+    <w:p>
+      <w:pPr>
+        <w:pStyle w:val="a3"/>
+        <w:jc w:val="both"/>
+        <w:rPr>
+          <w:lang w:val="ru-RU"/>
+        </w:rPr>
+      </w:pPr>
+      <w:r>
+        <w:rPr>
+          <w:lang w:val="ru-RU"/>
+        </w:rPr>
+        <w:tab/>
+      </w:r>
+      <w:r>
+        <w:rPr>
+          <w:lang w:val="ru-RU"/>
+        </w:rPr>
+        <w:tab/>
+      </w:r>
+      <w:r>
+        <w:rPr>
+          <w:lang w:val="ru-RU"/>
+        </w:rPr>
+        <w:tab/>
+        <w:t xml:space="preserve">см. операция </w:t>
+      </w:r>
+      <w:r>
+        <w:t>toWAV</w:t>
+      </w:r>
+    </w:p>
+    <w:p>
+      <w:pPr>
+        <w:pStyle w:val="a3"/>
+        <w:jc w:val="both"/>
+        <w:rPr>
+          <w:lang w:val="ru-RU"/>
+        </w:rPr>
+      </w:pPr>
+      <w:r>
+        <w:rPr>
+          <w:lang w:val="ru-RU"/>
+        </w:rPr>
+        <w:tab/>
+      </w:r>
+      <w:r>
+        <w:rPr>
+          <w:lang w:val="ru-RU"/>
+        </w:rPr>
+        <w:tab/>
+        <w:t>Файловые имена айтемов библиотеки</w:t>
+      </w:r>
+    </w:p>
+    <w:p>
+      <w:pPr>
+        <w:pStyle w:val="a3"/>
+        <w:jc w:val="both"/>
+      </w:pPr>
+      <w:r>
+        <w:rPr>
+          <w:lang w:val="ru-RU"/>
+        </w:rPr>
+        <w:tab/>
+      </w:r>
+      <w:r>
+        <w:rPr>
+          <w:lang w:val="ru-RU"/>
+        </w:rPr>
+        <w:tab/>
+      </w:r>
+      <w:r>
+        <w:rPr>
+          <w:lang w:val="ru-RU"/>
+        </w:rPr>
+        <w:tab/>
+      </w:r>
+      <w:r>
+        <w:t>TYPE</w:t>
+      </w:r>
+    </w:p>
+    <w:p>
+      <w:pPr>
+        <w:pStyle w:val="a3"/>
+        <w:jc w:val="both"/>
+      </w:pPr>
+      <w:r>
+        <w:tab/>
+      </w:r>
+      <w:r>
+        <w:tab/>
+      </w:r>
+      <w:r>
+        <w:tab/>
+        <w:t>ID</w:t>
+      </w:r>
+    </w:p>
+    <w:p>
+      <w:pPr>
+        <w:pStyle w:val="a3"/>
+        <w:jc w:val="both"/>
+      </w:pPr>
+      <w:r>
+        <w:tab/>
+      </w:r>
+      <w:r>
+        <w:tab/>
+      </w:r>
+      <w:r>
+        <w:tab/>
+        <w:t>GROUP</w:t>
+      </w:r>
+    </w:p>
+    <w:p>
+      <w:pPr>
+        <w:pStyle w:val="a3"/>
+        <w:jc w:val="both"/>
+      </w:pPr>
+      <w:r>
+        <w:tab/>
+      </w:r>
+      <w:r>
+        <w:tab/>
+      </w:r>
+      <w:r>
+        <w:tab/>
+      </w:r>
+      <w:r>
+        <w:rPr>
+          <w:lang w:val="ru-RU"/>
+        </w:rPr>
+        <w:t>см</w:t>
+      </w:r>
+      <w:r>
+        <w:t xml:space="preserve">. </w:t>
+      </w:r>
+      <w:r>
+        <w:t>Item Filename Reason</w:t>
+      </w:r>
+      <w:r>
+        <w:rPr>
+          <w:lang w:val="ru-RU"/>
+        </w:rPr>
+        <w:t>обоснование</w:t>
+      </w:r>
+      <w:r>
+        <w:t xml:space="preserve"> </w:t>
+      </w:r>
+      <w:r>
+        <w:rPr>
+          <w:lang w:val="ru-RU"/>
+        </w:rPr>
+        <w:t>файловых</w:t>
+      </w:r>
+      <w:r>
+        <w:t xml:space="preserve"> </w:t>
+      </w:r>
+      <w:r>
+        <w:rPr>
+          <w:lang w:val="ru-RU"/>
+        </w:rPr>
+        <w:t>имён</w:t>
+      </w:r>
+    </w:p>
+    <w:p>
+      <w:pPr>
+        <w:pStyle w:val="a3"/>
+        <w:jc w:val="both"/>
+        <w:rPr>
+          <w:lang w:val="ru-RU"/>
+        </w:rPr>
+      </w:pPr>
+      <w:r>
+        <w:tab/>
+      </w:r>
+      <w:r>
+        <w:rPr>
+          <w:lang w:val="ru-RU"/>
+        </w:rPr>
+        <w:t>Типы сэмплов</w:t>
+      </w:r>
+    </w:p>
+    <w:p>
+      <w:pPr>
+        <w:pStyle w:val="a3"/>
+        <w:jc w:val="both"/>
+        <w:rPr>
+          <w:lang w:val="ru-RU"/>
+        </w:rPr>
+      </w:pPr>
+      <w:r>
+        <w:rPr>
+          <w:lang w:val="ru-RU"/>
+        </w:rPr>
+        <w:lastRenderedPageBreak/>
+        <w:tab/>
+      </w:r>
+      <w:r>
+        <w:rPr>
+          <w:lang w:val="ru-RU"/>
+        </w:rPr>
+        <w:tab/>
+        <w:t>Стили и Подтипы</w:t>
+      </w:r>
+    </w:p>
+    <w:p>
+      <w:pPr>
+        <w:pStyle w:val="a3"/>
+        <w:jc w:val="both"/>
+        <w:rPr>
+          <w:lang w:val="ru-RU"/>
+        </w:rPr>
+      </w:pPr>
+      <w:r>
+        <w:rPr>
+          <w:lang w:val="ru-RU"/>
+        </w:rPr>
+        <w:tab/>
+      </w:r>
+    </w:p>
+    <w:p>
+      <w:pPr>
+        <w:pStyle w:val="a3"/>
+        <w:jc w:val="both"/>
+        <w:rPr>
+          <w:lang w:val="ru-RU"/>
+        </w:rPr>
+      </w:pPr>
     </w:p>
     <w:p>
       <w:pPr>
@@ -902,9 +1240,11 @@
       <w:r>
         <w:tab/>
       </w:r>
+      <w:proofErr w:type="gramStart"/>
       <w:r>
         <w:t>item</w:t>
       </w:r>
+      <w:proofErr w:type="gramEnd"/>
       <w:r>
         <w:tab/>
       </w:r>
@@ -926,8 +1266,12 @@
       </w:r>
       <w:r>
         <w:tab/>
+      </w:r>
+      <w:proofErr w:type="gramStart"/>
+      <w:r>
         <w:t>vendor</w:t>
       </w:r>
+      <w:proofErr w:type="gramEnd"/>
       <w:r>
         <w:tab/>
       </w:r>
@@ -1029,7 +1373,6 @@
         <w:jc w:val="both"/>
       </w:pPr>
       <w:r>
-        <w:lastRenderedPageBreak/>
         <w:tab/>
       </w:r>
       <w:r>
@@ -1131,9 +1474,11 @@
         </w:rPr>
         <w:tab/>
       </w:r>
+      <w:proofErr w:type="gramStart"/>
       <w:r>
         <w:t>waveItem</w:t>
       </w:r>
+      <w:proofErr w:type="gramEnd"/>
       <w:r>
         <w:rPr>
           <w:lang w:val="ru-RU"/>
@@ -1226,8 +1571,16 @@
         <w:rPr>
           <w:lang w:val="ru-RU"/>
         </w:rPr>
-        <w:t>тот-же консольный вывод, только в сумме весь сразу (акумулируется )</w:t>
-      </w:r>
+        <w:t>тот-же консольный вывод, только в сумме весь сразу (</w:t>
+      </w:r>
+      <w:proofErr w:type="gramStart"/>
+      <w:r>
+        <w:rPr>
+          <w:lang w:val="ru-RU"/>
+        </w:rPr>
+        <w:t>акумулируется )</w:t>
+      </w:r>
+      <w:proofErr w:type="gramEnd"/>
     </w:p>
     <w:p>
       <w:pPr>
@@ -1416,7 +1769,6 @@
         <w:rPr>
           <w:noProof/>
         </w:rPr>
-        <w:lastRenderedPageBreak/>
         <w:drawing>
           <wp:inline distT="0" distB="0" distL="0" distR="0" wp14:anchorId="54F3E14C" wp14:editId="2B17156D">
             <wp:extent cx="5938520" cy="3190240"/>
@@ -1481,11 +1833,19 @@
         </w:rPr>
         <w:t xml:space="preserve">В выводе используется принцип «зона-в-зоне» = т.е. содержимое вписывается правее заголовка. </w:t>
       </w:r>
-      <w:r>
-        <w:rPr>
-          <w:lang w:val="ru-RU"/>
-        </w:rPr>
-        <w:t xml:space="preserve">Например мы видим заголовок: файл номер 53. А всё что ниже и правее относится к этому файлу (операции: </w:t>
+      <w:proofErr w:type="gramStart"/>
+      <w:r>
+        <w:rPr>
+          <w:lang w:val="ru-RU"/>
+        </w:rPr>
+        <w:t>Например</w:t>
+      </w:r>
+      <w:proofErr w:type="gramEnd"/>
+      <w:r>
+        <w:rPr>
+          <w:lang w:val="ru-RU"/>
+        </w:rPr>
+        <w:t xml:space="preserve"> мы видим заголовок: файл номер 53. А всё что ниже и правее относится к этому файлу (операции: </w:t>
       </w:r>
       <w:r>
         <w:t>norm</w:t>
@@ -1900,7 +2260,21 @@
         <w:rPr>
           <w:lang w:val="ru-RU"/>
         </w:rPr>
-        <w:t xml:space="preserve"> - операции выполняемые сразу для всех файлов</w:t>
+        <w:t xml:space="preserve"> - </w:t>
+      </w:r>
+      <w:proofErr w:type="gramStart"/>
+      <w:r>
+        <w:rPr>
+          <w:lang w:val="ru-RU"/>
+        </w:rPr>
+        <w:t>операции</w:t>
+      </w:r>
+      <w:proofErr w:type="gramEnd"/>
+      <w:r>
+        <w:rPr>
+          <w:lang w:val="ru-RU"/>
+        </w:rPr>
+        <w:t xml:space="preserve"> выполняемые сразу для всех файлов</w:t>
       </w:r>
     </w:p>
     <w:p>
@@ -1924,7 +2298,21 @@
         <w:rPr>
           <w:lang w:val="ru-RU"/>
         </w:rPr>
-        <w:t xml:space="preserve"> - операции выполняемые </w:t>
+        <w:t xml:space="preserve"> - </w:t>
+      </w:r>
+      <w:proofErr w:type="gramStart"/>
+      <w:r>
+        <w:rPr>
+          <w:lang w:val="ru-RU"/>
+        </w:rPr>
+        <w:t>операции</w:t>
+      </w:r>
+      <w:proofErr w:type="gramEnd"/>
+      <w:r>
+        <w:rPr>
+          <w:lang w:val="ru-RU"/>
+        </w:rPr>
+        <w:t xml:space="preserve"> выполняемые </w:t>
       </w:r>
       <w:r>
         <w:rPr>
@@ -1975,6 +2363,7 @@
           <w:lang w:val="ru-RU"/>
         </w:rPr>
       </w:pPr>
+      <w:proofErr w:type="gramStart"/>
       <w:r>
         <w:rPr>
           <w:rFonts w:ascii="Times New Roman" w:eastAsia="Times New Roman" w:hAnsi="Times New Roman" w:cs="Times New Roman"/>
@@ -1983,6 +2372,7 @@
         </w:rPr>
         <w:t>toWAV</w:t>
       </w:r>
+      <w:proofErr w:type="gramEnd"/>
       <w:r>
         <w:rPr>
           <w:rFonts w:ascii="Times New Roman" w:eastAsia="Times New Roman" w:hAnsi="Times New Roman" w:cs="Times New Roman"/>
@@ -2444,7 +2834,27 @@
           <w:szCs w:val="24"/>
           <w:lang w:val="ru-RU"/>
         </w:rPr>
-        <w:t xml:space="preserve">Если конверсия по какой-либо причине приводит к ошибке (например: битый исходный файл) – то исходный файл остаётся, а информация о нём запоминается как об </w:t>
+        <w:t>Если конверсия по какой-либо причине приводит к ошибке (</w:t>
+      </w:r>
+      <w:proofErr w:type="gramStart"/>
+      <w:r>
+        <w:rPr>
+          <w:rFonts w:ascii="Times New Roman" w:eastAsia="Times New Roman" w:hAnsi="Times New Roman" w:cs="Times New Roman"/>
+          <w:sz w:val="24"/>
+          <w:szCs w:val="24"/>
+          <w:lang w:val="ru-RU"/>
+        </w:rPr>
+        <w:t>например</w:t>
+      </w:r>
+      <w:proofErr w:type="gramEnd"/>
+      <w:r>
+        <w:rPr>
+          <w:rFonts w:ascii="Times New Roman" w:eastAsia="Times New Roman" w:hAnsi="Times New Roman" w:cs="Times New Roman"/>
+          <w:sz w:val="24"/>
+          <w:szCs w:val="24"/>
+          <w:lang w:val="ru-RU"/>
+        </w:rPr>
+        <w:t xml:space="preserve">: битый исходный файл) – то исходный файл остаётся, а информация о нём запоминается как об </w:t>
       </w:r>
       <w:r>
         <w:rPr>
@@ -2505,6 +2915,24 @@
           <w:szCs w:val="24"/>
           <w:lang w:val="ru-RU"/>
         </w:rPr>
+        <w:t xml:space="preserve"> </w:t>
+      </w:r>
+      <w:r>
+        <w:rPr>
+          <w:rFonts w:ascii="Times New Roman" w:eastAsia="Times New Roman" w:hAnsi="Times New Roman" w:cs="Times New Roman"/>
+          <w:sz w:val="24"/>
+          <w:szCs w:val="24"/>
+          <w:lang w:val="ru-RU"/>
+        </w:rPr>
+        <w:t>приведшую к ошибке</w:t>
+      </w:r>
+      <w:r>
+        <w:rPr>
+          <w:rFonts w:ascii="Times New Roman" w:eastAsia="Times New Roman" w:hAnsi="Times New Roman" w:cs="Times New Roman"/>
+          <w:sz w:val="24"/>
+          <w:szCs w:val="24"/>
+          <w:lang w:val="ru-RU"/>
+        </w:rPr>
         <w:t>»</w:t>
       </w:r>
     </w:p>
@@ -2543,7 +2971,27 @@
           <w:szCs w:val="24"/>
           <w:lang w:val="ru-RU"/>
         </w:rPr>
-        <w:t xml:space="preserve"> как уже говорилось: файлы запомненные как </w:t>
+        <w:t xml:space="preserve"> как уже говорилось: </w:t>
+      </w:r>
+      <w:proofErr w:type="gramStart"/>
+      <w:r>
+        <w:rPr>
+          <w:rFonts w:ascii="Times New Roman" w:eastAsia="Times New Roman" w:hAnsi="Times New Roman" w:cs="Times New Roman"/>
+          <w:sz w:val="24"/>
+          <w:szCs w:val="24"/>
+          <w:lang w:val="ru-RU"/>
+        </w:rPr>
+        <w:t>файлы</w:t>
+      </w:r>
+      <w:proofErr w:type="gramEnd"/>
+      <w:r>
+        <w:rPr>
+          <w:rFonts w:ascii="Times New Roman" w:eastAsia="Times New Roman" w:hAnsi="Times New Roman" w:cs="Times New Roman"/>
+          <w:sz w:val="24"/>
+          <w:szCs w:val="24"/>
+          <w:lang w:val="ru-RU"/>
+        </w:rPr>
+        <w:t xml:space="preserve"> запомненные как </w:t>
       </w:r>
       <w:r>
         <w:rPr>
@@ -2570,7 +3018,25 @@
           <w:lang w:val="ru-RU"/>
         </w:rPr>
         <w:lastRenderedPageBreak/>
-        <w:t xml:space="preserve">автоматическое определение и конверсия новых файлов в импорт-фолдере в единый </w:t>
+        <w:t xml:space="preserve">автоматическое </w:t>
+      </w:r>
+      <w:r>
+        <w:rPr>
+          <w:rFonts w:ascii="Times New Roman" w:eastAsia="Times New Roman" w:hAnsi="Times New Roman" w:cs="Times New Roman"/>
+          <w:sz w:val="24"/>
+          <w:szCs w:val="24"/>
+          <w:lang w:val="ru-RU"/>
+        </w:rPr>
+        <w:t xml:space="preserve">преобразование </w:t>
+      </w:r>
+      <w:r>
+        <w:rPr>
+          <w:rFonts w:ascii="Times New Roman" w:eastAsia="Times New Roman" w:hAnsi="Times New Roman" w:cs="Times New Roman"/>
+          <w:sz w:val="24"/>
+          <w:szCs w:val="24"/>
+          <w:lang w:val="ru-RU"/>
+        </w:rPr>
+        <w:t xml:space="preserve">и конверсия новых файлов в импорт-фолдере в единый </w:t>
       </w:r>
       <w:r>
         <w:rPr>
@@ -2769,32 +3235,6 @@
           <w:lang w:val="ru-RU"/>
         </w:rPr>
         <w:t>-файлами.</w:t>
-      </w:r>
-      <w:r>
-        <w:rPr>
-          <w:rFonts w:ascii="Times New Roman" w:eastAsia="Times New Roman" w:hAnsi="Times New Roman" w:cs="Times New Roman"/>
-          <w:sz w:val="24"/>
-          <w:szCs w:val="24"/>
-          <w:lang w:val="ru-RU"/>
-        </w:rPr>
-        <w:t>.</w:t>
-      </w:r>
-      <w:r>
-        <w:rPr>
-          <w:rFonts w:ascii="Times New Roman" w:eastAsia="Times New Roman" w:hAnsi="Times New Roman" w:cs="Times New Roman"/>
-          <w:sz w:val="24"/>
-          <w:szCs w:val="24"/>
-        </w:rPr>
-        <w:t>wav</w:t>
-      </w:r>
-      <w:r>
-        <w:rPr>
-          <w:rFonts w:ascii="Times New Roman" w:eastAsia="Times New Roman" w:hAnsi="Times New Roman" w:cs="Times New Roman"/>
-          <w:sz w:val="24"/>
-          <w:szCs w:val="24"/>
-          <w:lang w:val="ru-RU"/>
-        </w:rPr>
-        <w:t xml:space="preserve">-файлы </w:t>
       </w:r>
     </w:p>
     <w:p>
@@ -2973,6 +3413,7 @@
           <w:lang w:val="ru-RU"/>
         </w:rPr>
       </w:pPr>
+      <w:proofErr w:type="gramStart"/>
       <w:r>
         <w:rPr>
           <w:rFonts w:ascii="Courier New" w:eastAsia="Times New Roman" w:hAnsi="Courier New" w:cs="Courier New"/>
@@ -2981,6 +3422,7 @@
         </w:rPr>
         <w:t>toWAV</w:t>
       </w:r>
+      <w:proofErr w:type="gramEnd"/>
       <w:r>
         <w:rPr>
           <w:rFonts w:ascii="Times New Roman" w:eastAsia="Times New Roman" w:hAnsi="Times New Roman" w:cs="Times New Roman"/>
@@ -3662,6 +4104,7 @@
           <w:lang w:val="ru-RU"/>
         </w:rPr>
       </w:pPr>
+      <w:proofErr w:type="gramStart"/>
       <w:r>
         <w:rPr>
           <w:rFonts w:ascii="Courier New" w:eastAsia="Times New Roman" w:hAnsi="Courier New" w:cs="Courier New"/>
@@ -3670,6 +4113,7 @@
         </w:rPr>
         <w:t>toWAV</w:t>
       </w:r>
+      <w:proofErr w:type="gramEnd"/>
       <w:r>
         <w:rPr>
           <w:rFonts w:ascii="Times New Roman" w:eastAsia="Times New Roman" w:hAnsi="Times New Roman" w:cs="Times New Roman"/>
@@ -3995,16 +4439,36 @@
           <w:szCs w:val="24"/>
           <w:lang w:val="ru-RU"/>
         </w:rPr>
-        <w:t>pcm_s24le</w:t>
-      </w:r>
-      <w:r>
-        <w:rPr>
-          <w:rFonts w:ascii="Times New Roman" w:eastAsia="Times New Roman" w:hAnsi="Times New Roman" w:cs="Times New Roman"/>
-          <w:sz w:val="24"/>
-          <w:szCs w:val="24"/>
-          <w:lang w:val="ru-RU"/>
-        </w:rPr>
-        <w:t xml:space="preserve">)  с тем-же </w:t>
+        <w:t>pcm_s24</w:t>
+      </w:r>
+      <w:proofErr w:type="gramStart"/>
+      <w:r>
+        <w:rPr>
+          <w:rFonts w:ascii="Times New Roman" w:eastAsia="Times New Roman" w:hAnsi="Times New Roman" w:cs="Times New Roman"/>
+          <w:sz w:val="24"/>
+          <w:szCs w:val="24"/>
+          <w:lang w:val="ru-RU"/>
+        </w:rPr>
+        <w:t>le</w:t>
+      </w:r>
+      <w:r>
+        <w:rPr>
+          <w:rFonts w:ascii="Times New Roman" w:eastAsia="Times New Roman" w:hAnsi="Times New Roman" w:cs="Times New Roman"/>
+          <w:sz w:val="24"/>
+          <w:szCs w:val="24"/>
+          <w:lang w:val="ru-RU"/>
+        </w:rPr>
+        <w:t>)  с</w:t>
+      </w:r>
+      <w:proofErr w:type="gramEnd"/>
+      <w:r>
+        <w:rPr>
+          <w:rFonts w:ascii="Times New Roman" w:eastAsia="Times New Roman" w:hAnsi="Times New Roman" w:cs="Times New Roman"/>
+          <w:sz w:val="24"/>
+          <w:szCs w:val="24"/>
+          <w:lang w:val="ru-RU"/>
+        </w:rPr>
+        <w:t xml:space="preserve"> тем-же </w:t>
       </w:r>
       <w:r>
         <w:rPr>
@@ -4157,7 +4621,27 @@
           <w:szCs w:val="24"/>
           <w:lang w:val="ru-RU"/>
         </w:rPr>
-        <w:t xml:space="preserve">-файл. Если нет, то данный элемент игнорируется. что автоматически означает что его не будет в </w:t>
+        <w:t>-файл. Если нет, то данный элемент игнорируется</w:t>
+      </w:r>
+      <w:proofErr w:type="gramStart"/>
+      <w:r>
+        <w:rPr>
+          <w:rFonts w:ascii="Times New Roman" w:eastAsia="Times New Roman" w:hAnsi="Times New Roman" w:cs="Times New Roman"/>
+          <w:sz w:val="24"/>
+          <w:szCs w:val="24"/>
+          <w:lang w:val="ru-RU"/>
+        </w:rPr>
+        <w:t>.</w:t>
+      </w:r>
+      <w:proofErr w:type="gramEnd"/>
+      <w:r>
+        <w:rPr>
+          <w:rFonts w:ascii="Times New Roman" w:eastAsia="Times New Roman" w:hAnsi="Times New Roman" w:cs="Times New Roman"/>
+          <w:sz w:val="24"/>
+          <w:szCs w:val="24"/>
+          <w:lang w:val="ru-RU"/>
+        </w:rPr>
+        <w:t xml:space="preserve"> что автоматически означает что его не будет в </w:t>
       </w:r>
       <w:r>
         <w:rPr>
@@ -4282,7 +4766,27 @@
           <w:szCs w:val="24"/>
           <w:lang w:val="ru-RU"/>
         </w:rPr>
-        <w:t xml:space="preserve">Если вы решили что какой-то из субфолдеров (пусть это будет </w:t>
+        <w:t xml:space="preserve">Если вы </w:t>
+      </w:r>
+      <w:proofErr w:type="gramStart"/>
+      <w:r>
+        <w:rPr>
+          <w:rFonts w:ascii="Times New Roman" w:eastAsia="Times New Roman" w:hAnsi="Times New Roman" w:cs="Times New Roman"/>
+          <w:sz w:val="24"/>
+          <w:szCs w:val="24"/>
+          <w:lang w:val="ru-RU"/>
+        </w:rPr>
+        <w:t>решили</w:t>
+      </w:r>
+      <w:proofErr w:type="gramEnd"/>
+      <w:r>
+        <w:rPr>
+          <w:rFonts w:ascii="Times New Roman" w:eastAsia="Times New Roman" w:hAnsi="Times New Roman" w:cs="Times New Roman"/>
+          <w:sz w:val="24"/>
+          <w:szCs w:val="24"/>
+          <w:lang w:val="ru-RU"/>
+        </w:rPr>
+        <w:t xml:space="preserve"> что какой-то из субфолдеров (пусть это будет </w:t>
       </w:r>
       <w:r>
         <w:rPr>
@@ -4411,7 +4915,70 @@
           <w:szCs w:val="24"/>
           <w:lang w:val="ru-RU"/>
         </w:rPr>
-        <w:t xml:space="preserve">– все элементы ссылающиеся не относящиесялишние элементы </w:t>
+        <w:t xml:space="preserve">– </w:t>
+      </w:r>
+      <w:proofErr w:type="gramStart"/>
+      <w:r>
+        <w:rPr>
+          <w:rFonts w:ascii="Times New Roman" w:eastAsia="Times New Roman" w:hAnsi="Times New Roman" w:cs="Times New Roman"/>
+          <w:sz w:val="24"/>
+          <w:szCs w:val="24"/>
+          <w:lang w:val="ru-RU"/>
+        </w:rPr>
+        <w:t>все элементы</w:t>
+      </w:r>
+      <w:proofErr w:type="gramEnd"/>
+      <w:r>
+        <w:rPr>
+          <w:rFonts w:ascii="Times New Roman" w:eastAsia="Times New Roman" w:hAnsi="Times New Roman" w:cs="Times New Roman"/>
+          <w:sz w:val="24"/>
+          <w:szCs w:val="24"/>
+          <w:lang w:val="ru-RU"/>
+        </w:rPr>
+        <w:t xml:space="preserve"> ссылающиеся </w:t>
+      </w:r>
+      <w:r>
+        <w:rPr>
+          <w:rFonts w:ascii="Times New Roman" w:eastAsia="Times New Roman" w:hAnsi="Times New Roman" w:cs="Times New Roman"/>
+          <w:sz w:val="24"/>
+          <w:szCs w:val="24"/>
+          <w:lang w:val="ru-RU"/>
+        </w:rPr>
+        <w:t xml:space="preserve">аутсайд текущего импорт фолдера – из списка выбрасываются. Таким образом </w:t>
+      </w:r>
+      <w:r>
+        <w:rPr>
+          <w:rFonts w:ascii="Times New Roman" w:eastAsia="Times New Roman" w:hAnsi="Times New Roman" w:cs="Times New Roman"/>
+          <w:sz w:val="24"/>
+          <w:szCs w:val="24"/>
+        </w:rPr>
+        <w:t>sub</w:t>
+      </w:r>
+      <w:r>
+        <w:rPr>
+          <w:rFonts w:ascii="Times New Roman" w:eastAsia="Times New Roman" w:hAnsi="Times New Roman" w:cs="Times New Roman"/>
+          <w:sz w:val="24"/>
+          <w:szCs w:val="24"/>
+          <w:lang w:val="ru-RU"/>
+        </w:rPr>
+        <w:t xml:space="preserve"> </w:t>
+      </w:r>
+      <w:r>
+        <w:rPr>
+          <w:rFonts w:ascii="Times New Roman" w:eastAsia="Times New Roman" w:hAnsi="Times New Roman" w:cs="Times New Roman"/>
+          <w:sz w:val="24"/>
+          <w:szCs w:val="24"/>
+        </w:rPr>
+        <w:t>item</w:t>
+      </w:r>
+      <w:r>
+        <w:rPr>
+          <w:rFonts w:ascii="Times New Roman" w:eastAsia="Times New Roman" w:hAnsi="Times New Roman" w:cs="Times New Roman"/>
+          <w:sz w:val="24"/>
+          <w:szCs w:val="24"/>
+          <w:lang w:val="ru-RU"/>
+        </w:rPr>
+        <w:t>-файл самоочищается от записей всех других файлов и остаются записи только о тех файлах, которые лежат в его(субфолдера) пределах</w:t>
       </w:r>
     </w:p>
     <w:p>
@@ -4437,6 +5004,177 @@
           <w:lang w:val="ru-RU"/>
         </w:rPr>
       </w:pPr>
+      <w:r>
+        <w:rPr>
+          <w:rFonts w:ascii="Times New Roman" w:eastAsia="Times New Roman" w:hAnsi="Times New Roman" w:cs="Times New Roman"/>
+          <w:sz w:val="24"/>
+          <w:szCs w:val="24"/>
+          <w:lang w:val="ru-RU"/>
+        </w:rPr>
+        <w:t xml:space="preserve">Далее: что касается других операций: </w:t>
+      </w:r>
+      <w:r>
+        <w:rPr>
+          <w:rFonts w:ascii="Times New Roman" w:eastAsia="Times New Roman" w:hAnsi="Times New Roman" w:cs="Times New Roman"/>
+          <w:sz w:val="24"/>
+          <w:szCs w:val="24"/>
+        </w:rPr>
+        <w:t>norm</w:t>
+      </w:r>
+      <w:r>
+        <w:rPr>
+          <w:rFonts w:ascii="Times New Roman" w:eastAsia="Times New Roman" w:hAnsi="Times New Roman" w:cs="Times New Roman"/>
+          <w:sz w:val="24"/>
+          <w:szCs w:val="24"/>
+          <w:lang w:val="ru-RU"/>
+        </w:rPr>
+        <w:t xml:space="preserve"> </w:t>
+      </w:r>
+      <w:r>
+        <w:rPr>
+          <w:rFonts w:ascii="Times New Roman" w:eastAsia="Times New Roman" w:hAnsi="Times New Roman" w:cs="Times New Roman"/>
+          <w:sz w:val="24"/>
+          <w:szCs w:val="24"/>
+          <w:lang w:val="ru-RU"/>
+        </w:rPr>
+        <w:t xml:space="preserve">и </w:t>
+      </w:r>
+      <w:r>
+        <w:rPr>
+          <w:rFonts w:ascii="Times New Roman" w:eastAsia="Times New Roman" w:hAnsi="Times New Roman" w:cs="Times New Roman"/>
+          <w:sz w:val="24"/>
+          <w:szCs w:val="24"/>
+        </w:rPr>
+        <w:t>trims</w:t>
+      </w:r>
+      <w:r>
+        <w:rPr>
+          <w:rFonts w:ascii="Times New Roman" w:eastAsia="Times New Roman" w:hAnsi="Times New Roman" w:cs="Times New Roman"/>
+          <w:sz w:val="24"/>
+          <w:szCs w:val="24"/>
+          <w:lang w:val="ru-RU"/>
+        </w:rPr>
+        <w:t xml:space="preserve"> </w:t>
+      </w:r>
+      <w:r>
+        <w:rPr>
+          <w:rFonts w:ascii="Times New Roman" w:eastAsia="Times New Roman" w:hAnsi="Times New Roman" w:cs="Times New Roman"/>
+          <w:sz w:val="24"/>
+          <w:szCs w:val="24"/>
+          <w:lang w:val="ru-RU"/>
+        </w:rPr>
+        <w:t>–</w:t>
+      </w:r>
+      <w:r>
+        <w:rPr>
+          <w:rFonts w:ascii="Times New Roman" w:eastAsia="Times New Roman" w:hAnsi="Times New Roman" w:cs="Times New Roman"/>
+          <w:sz w:val="24"/>
+          <w:szCs w:val="24"/>
+          <w:lang w:val="ru-RU"/>
+        </w:rPr>
+        <w:t xml:space="preserve"> </w:t>
+      </w:r>
+      <w:r>
+        <w:rPr>
+          <w:rFonts w:ascii="Times New Roman" w:eastAsia="Times New Roman" w:hAnsi="Times New Roman" w:cs="Times New Roman"/>
+          <w:sz w:val="24"/>
+          <w:szCs w:val="24"/>
+          <w:lang w:val="ru-RU"/>
+        </w:rPr>
+        <w:t xml:space="preserve">по тем-же причинам мы не должны передавать в стистику информацию о произведённых со сплит-сэмплом операций </w:t>
+      </w:r>
+      <w:r>
+        <w:rPr>
+          <w:rFonts w:ascii="Times New Roman" w:eastAsia="Times New Roman" w:hAnsi="Times New Roman" w:cs="Times New Roman"/>
+          <w:sz w:val="24"/>
+          <w:szCs w:val="24"/>
+        </w:rPr>
+        <w:t>norm</w:t>
+      </w:r>
+      <w:r>
+        <w:rPr>
+          <w:rFonts w:ascii="Times New Roman" w:eastAsia="Times New Roman" w:hAnsi="Times New Roman" w:cs="Times New Roman"/>
+          <w:sz w:val="24"/>
+          <w:szCs w:val="24"/>
+          <w:lang w:val="ru-RU"/>
+        </w:rPr>
+        <w:t xml:space="preserve"> </w:t>
+      </w:r>
+      <w:r>
+        <w:rPr>
+          <w:rFonts w:ascii="Times New Roman" w:eastAsia="Times New Roman" w:hAnsi="Times New Roman" w:cs="Times New Roman"/>
+          <w:sz w:val="24"/>
+          <w:szCs w:val="24"/>
+          <w:lang w:val="ru-RU"/>
+        </w:rPr>
+        <w:t xml:space="preserve">и </w:t>
+      </w:r>
+      <w:r>
+        <w:rPr>
+          <w:rFonts w:ascii="Times New Roman" w:eastAsia="Times New Roman" w:hAnsi="Times New Roman" w:cs="Times New Roman"/>
+          <w:sz w:val="24"/>
+          <w:szCs w:val="24"/>
+        </w:rPr>
+        <w:t>trim</w:t>
+      </w:r>
+      <w:r>
+        <w:rPr>
+          <w:rFonts w:ascii="Times New Roman" w:eastAsia="Times New Roman" w:hAnsi="Times New Roman" w:cs="Times New Roman"/>
+          <w:sz w:val="24"/>
+          <w:szCs w:val="24"/>
+          <w:lang w:val="ru-RU"/>
+        </w:rPr>
+        <w:t>:</w:t>
+      </w:r>
+      <w:r>
+        <w:rPr>
+          <w:rFonts w:ascii="Times New Roman" w:eastAsia="Times New Roman" w:hAnsi="Times New Roman" w:cs="Times New Roman"/>
+          <w:sz w:val="24"/>
+          <w:szCs w:val="24"/>
+          <w:lang w:val="ru-RU"/>
+        </w:rPr>
+        <w:t xml:space="preserve"> то что мы нарезали из какого-то сэмпла кусочки и как они по-отдельности теперь детектятся (имея ввиду уровень, а также периоды тишины в начале\</w:t>
+      </w:r>
+      <w:proofErr w:type="gramStart"/>
+      <w:r>
+        <w:rPr>
+          <w:rFonts w:ascii="Times New Roman" w:eastAsia="Times New Roman" w:hAnsi="Times New Roman" w:cs="Times New Roman"/>
+          <w:sz w:val="24"/>
+          <w:szCs w:val="24"/>
+          <w:lang w:val="ru-RU"/>
+        </w:rPr>
+        <w:t>конце)  –</w:t>
+      </w:r>
+      <w:proofErr w:type="gramEnd"/>
+      <w:r>
+        <w:rPr>
+          <w:rFonts w:ascii="Times New Roman" w:eastAsia="Times New Roman" w:hAnsi="Times New Roman" w:cs="Times New Roman"/>
+          <w:sz w:val="24"/>
+          <w:szCs w:val="24"/>
+          <w:lang w:val="ru-RU"/>
+        </w:rPr>
+        <w:t xml:space="preserve"> никак не косяк вендора. Однако сами операции в любом случае </w:t>
+      </w:r>
+      <w:proofErr w:type="gramStart"/>
+      <w:r>
+        <w:rPr>
+          <w:rFonts w:ascii="Times New Roman" w:eastAsia="Times New Roman" w:hAnsi="Times New Roman" w:cs="Times New Roman"/>
+          <w:sz w:val="24"/>
+          <w:szCs w:val="24"/>
+          <w:lang w:val="ru-RU"/>
+        </w:rPr>
+        <w:t>производятся</w:t>
+      </w:r>
+      <w:proofErr w:type="gramEnd"/>
+      <w:r>
+        <w:rPr>
+          <w:rFonts w:ascii="Times New Roman" w:eastAsia="Times New Roman" w:hAnsi="Times New Roman" w:cs="Times New Roman"/>
+          <w:sz w:val="24"/>
+          <w:szCs w:val="24"/>
+          <w:lang w:val="ru-RU"/>
+        </w:rPr>
+        <w:t xml:space="preserve"> и пользователь видит соответствующие сообщения об этом.</w:t>
+      </w:r>
     </w:p>
     <w:p>
       <w:pPr>
@@ -4456,15 +5194,15 @@
           <w:szCs w:val="24"/>
           <w:lang w:val="ru-RU"/>
         </w:rPr>
-        <w:t xml:space="preserve">Далее: что касается других операций: </w:t>
-      </w:r>
-      <w:r>
-        <w:rPr>
-          <w:rFonts w:ascii="Times New Roman" w:eastAsia="Times New Roman" w:hAnsi="Times New Roman" w:cs="Times New Roman"/>
-          <w:sz w:val="24"/>
-          <w:szCs w:val="24"/>
-        </w:rPr>
-        <w:t>norm</w:t>
+        <w:t xml:space="preserve">Операция </w:t>
+      </w:r>
+      <w:r>
+        <w:rPr>
+          <w:rFonts w:ascii="Times New Roman" w:eastAsia="Times New Roman" w:hAnsi="Times New Roman" w:cs="Times New Roman"/>
+          <w:sz w:val="24"/>
+          <w:szCs w:val="24"/>
+        </w:rPr>
+        <w:t>qbit</w:t>
       </w:r>
       <w:r>
         <w:rPr>
@@ -4482,103 +5220,36 @@
           <w:szCs w:val="24"/>
           <w:lang w:val="ru-RU"/>
         </w:rPr>
-        <w:t xml:space="preserve">и </w:t>
-      </w:r>
-      <w:r>
-        <w:rPr>
-          <w:rFonts w:ascii="Times New Roman" w:eastAsia="Times New Roman" w:hAnsi="Times New Roman" w:cs="Times New Roman"/>
-          <w:sz w:val="24"/>
-          <w:szCs w:val="24"/>
-        </w:rPr>
-        <w:t>trims</w:t>
-      </w:r>
-      <w:r>
-        <w:rPr>
-          <w:rFonts w:ascii="Times New Roman" w:eastAsia="Times New Roman" w:hAnsi="Times New Roman" w:cs="Times New Roman"/>
-          <w:sz w:val="24"/>
-          <w:szCs w:val="24"/>
-          <w:lang w:val="ru-RU"/>
-        </w:rPr>
-        <w:t xml:space="preserve"> </w:t>
-      </w:r>
-      <w:r>
-        <w:rPr>
-          <w:rFonts w:ascii="Times New Roman" w:eastAsia="Times New Roman" w:hAnsi="Times New Roman" w:cs="Times New Roman"/>
-          <w:sz w:val="24"/>
-          <w:szCs w:val="24"/>
-          <w:lang w:val="ru-RU"/>
-        </w:rPr>
-        <w:t>–</w:t>
-      </w:r>
-      <w:r>
-        <w:rPr>
-          <w:rFonts w:ascii="Times New Roman" w:eastAsia="Times New Roman" w:hAnsi="Times New Roman" w:cs="Times New Roman"/>
-          <w:sz w:val="24"/>
-          <w:szCs w:val="24"/>
-          <w:lang w:val="ru-RU"/>
-        </w:rPr>
-        <w:t xml:space="preserve"> </w:t>
-      </w:r>
-      <w:r>
-        <w:rPr>
-          <w:rFonts w:ascii="Times New Roman" w:eastAsia="Times New Roman" w:hAnsi="Times New Roman" w:cs="Times New Roman"/>
-          <w:sz w:val="24"/>
-          <w:szCs w:val="24"/>
-          <w:lang w:val="ru-RU"/>
-        </w:rPr>
-        <w:t xml:space="preserve">по тем-же причинам мы не должны передавать в стистику информацию о произведённых со сплит-сэмплом операций </w:t>
-      </w:r>
-      <w:r>
-        <w:rPr>
-          <w:rFonts w:ascii="Times New Roman" w:eastAsia="Times New Roman" w:hAnsi="Times New Roman" w:cs="Times New Roman"/>
-          <w:sz w:val="24"/>
-          <w:szCs w:val="24"/>
-        </w:rPr>
-        <w:t>norm</w:t>
-      </w:r>
-      <w:r>
-        <w:rPr>
-          <w:rFonts w:ascii="Times New Roman" w:eastAsia="Times New Roman" w:hAnsi="Times New Roman" w:cs="Times New Roman"/>
-          <w:sz w:val="24"/>
-          <w:szCs w:val="24"/>
-          <w:lang w:val="ru-RU"/>
-        </w:rPr>
-        <w:t xml:space="preserve"> </w:t>
-      </w:r>
-      <w:r>
-        <w:rPr>
-          <w:rFonts w:ascii="Times New Roman" w:eastAsia="Times New Roman" w:hAnsi="Times New Roman" w:cs="Times New Roman"/>
-          <w:sz w:val="24"/>
-          <w:szCs w:val="24"/>
-          <w:lang w:val="ru-RU"/>
-        </w:rPr>
-        <w:t xml:space="preserve">и </w:t>
-      </w:r>
-      <w:r>
-        <w:rPr>
-          <w:rFonts w:ascii="Times New Roman" w:eastAsia="Times New Roman" w:hAnsi="Times New Roman" w:cs="Times New Roman"/>
-          <w:sz w:val="24"/>
-          <w:szCs w:val="24"/>
-        </w:rPr>
-        <w:t>trim</w:t>
-      </w:r>
-      <w:r>
-        <w:rPr>
-          <w:rFonts w:ascii="Times New Roman" w:eastAsia="Times New Roman" w:hAnsi="Times New Roman" w:cs="Times New Roman"/>
-          <w:sz w:val="24"/>
-          <w:szCs w:val="24"/>
-          <w:lang w:val="ru-RU"/>
-        </w:rPr>
-        <w:t>:</w:t>
-      </w:r>
-      <w:r>
-        <w:rPr>
-          <w:rFonts w:ascii="Times New Roman" w:eastAsia="Times New Roman" w:hAnsi="Times New Roman" w:cs="Times New Roman"/>
-          <w:sz w:val="24"/>
-          <w:szCs w:val="24"/>
-          <w:lang w:val="ru-RU"/>
-        </w:rPr>
-        <w:t xml:space="preserve"> то что мы нарезали из какого-то сэмпла кусочки и как они по-отдельности теперь детектятся (имея ввиду уровень, а также периоды тишины в начале\конце)  – никак не косяк вендора. Однако сами операции в любом случае производятся и пользователь видит соответствующие сообщения об этом.</w:t>
+        <w:t xml:space="preserve">также не выполняется для сплит-файлов. Если с разрядностью что-то не так – то мы уже сообщили об этом когда работали </w:t>
+      </w:r>
+      <w:proofErr w:type="gramStart"/>
+      <w:r>
+        <w:rPr>
+          <w:rFonts w:ascii="Times New Roman" w:eastAsia="Times New Roman" w:hAnsi="Times New Roman" w:cs="Times New Roman"/>
+          <w:sz w:val="24"/>
+          <w:szCs w:val="24"/>
+          <w:lang w:val="ru-RU"/>
+        </w:rPr>
+        <w:t>с оригинальным файлом</w:t>
+      </w:r>
+      <w:proofErr w:type="gramEnd"/>
+      <w:r>
+        <w:rPr>
+          <w:rFonts w:ascii="Times New Roman" w:eastAsia="Times New Roman" w:hAnsi="Times New Roman" w:cs="Times New Roman"/>
+          <w:sz w:val="24"/>
+          <w:szCs w:val="24"/>
+          <w:lang w:val="ru-RU"/>
+        </w:rPr>
+        <w:t xml:space="preserve"> который впоследствии разбили – репортить тоже самое по поводу каждого кусочка – значит возводить на вендора поклёп</w:t>
+      </w:r>
+      <w:r>
+        <w:rPr>
+          <w:rFonts w:ascii="Times New Roman" w:eastAsia="Times New Roman" w:hAnsi="Times New Roman" w:cs="Times New Roman"/>
+          <w:sz w:val="24"/>
+          <w:szCs w:val="24"/>
+          <w:lang w:val="ru-RU"/>
+        </w:rPr>
+        <w:t xml:space="preserve"> и раздувать статистику</w:t>
       </w:r>
     </w:p>
     <w:p>
@@ -4592,40 +5263,59 @@
           <w:lang w:val="ru-RU"/>
         </w:rPr>
       </w:pPr>
-      <w:r>
-        <w:rPr>
-          <w:rFonts w:ascii="Times New Roman" w:eastAsia="Times New Roman" w:hAnsi="Times New Roman" w:cs="Times New Roman"/>
-          <w:sz w:val="24"/>
-          <w:szCs w:val="24"/>
-          <w:lang w:val="ru-RU"/>
-        </w:rPr>
-        <w:t xml:space="preserve">Операция </w:t>
-      </w:r>
-      <w:r>
-        <w:rPr>
-          <w:rFonts w:ascii="Times New Roman" w:eastAsia="Times New Roman" w:hAnsi="Times New Roman" w:cs="Times New Roman"/>
-          <w:sz w:val="24"/>
-          <w:szCs w:val="24"/>
-        </w:rPr>
-        <w:t>qbit</w:t>
-      </w:r>
-      <w:r>
-        <w:rPr>
-          <w:rFonts w:ascii="Times New Roman" w:eastAsia="Times New Roman" w:hAnsi="Times New Roman" w:cs="Times New Roman"/>
-          <w:sz w:val="24"/>
-          <w:szCs w:val="24"/>
-          <w:lang w:val="ru-RU"/>
-        </w:rPr>
-        <w:t xml:space="preserve"> </w:t>
-      </w:r>
-      <w:r>
-        <w:rPr>
-          <w:rFonts w:ascii="Times New Roman" w:eastAsia="Times New Roman" w:hAnsi="Times New Roman" w:cs="Times New Roman"/>
-          <w:sz w:val="24"/>
-          <w:szCs w:val="24"/>
-          <w:lang w:val="ru-RU"/>
-        </w:rPr>
-        <w:t>также не выполняется для сплит-файлов. Если с разрядностью что-то не так – то мы уже сообщили об этом когда работали с оригинальным файлом который впоследствии разбили – репортить тоже самое по поводу каждого кусочка – значит возводить на вендора поклёп</w:t>
+      <w:proofErr w:type="gramStart"/>
+      <w:r>
+        <w:rPr>
+          <w:rFonts w:ascii="Times New Roman" w:eastAsia="Times New Roman" w:hAnsi="Times New Roman" w:cs="Times New Roman"/>
+          <w:sz w:val="24"/>
+          <w:szCs w:val="24"/>
+          <w:lang w:val="ru-RU"/>
+        </w:rPr>
+        <w:t>Разумеется</w:t>
+      </w:r>
+      <w:proofErr w:type="gramEnd"/>
+      <w:r>
+        <w:rPr>
+          <w:rFonts w:ascii="Times New Roman" w:eastAsia="Times New Roman" w:hAnsi="Times New Roman" w:cs="Times New Roman"/>
+          <w:sz w:val="24"/>
+          <w:szCs w:val="24"/>
+          <w:lang w:val="ru-RU"/>
+        </w:rPr>
+        <w:t xml:space="preserve"> операция </w:t>
+      </w:r>
+      <w:r>
+        <w:rPr>
+          <w:rFonts w:ascii="Times New Roman" w:eastAsia="Times New Roman" w:hAnsi="Times New Roman" w:cs="Times New Roman"/>
+          <w:sz w:val="24"/>
+          <w:szCs w:val="24"/>
+        </w:rPr>
+        <w:t>split</w:t>
+      </w:r>
+      <w:r>
+        <w:rPr>
+          <w:rFonts w:ascii="Times New Roman" w:eastAsia="Times New Roman" w:hAnsi="Times New Roman" w:cs="Times New Roman"/>
+          <w:sz w:val="24"/>
+          <w:szCs w:val="24"/>
+          <w:lang w:val="ru-RU"/>
+        </w:rPr>
+        <w:t xml:space="preserve"> также не производится для </w:t>
+      </w:r>
+      <w:r>
+        <w:rPr>
+          <w:rFonts w:ascii="Times New Roman" w:eastAsia="Times New Roman" w:hAnsi="Times New Roman" w:cs="Times New Roman"/>
+          <w:sz w:val="24"/>
+          <w:szCs w:val="24"/>
+        </w:rPr>
+        <w:t>split</w:t>
+      </w:r>
+      <w:r>
+        <w:rPr>
+          <w:rFonts w:ascii="Times New Roman" w:eastAsia="Times New Roman" w:hAnsi="Times New Roman" w:cs="Times New Roman"/>
+          <w:sz w:val="24"/>
+          <w:szCs w:val="24"/>
+          <w:lang w:val="ru-RU"/>
+        </w:rPr>
+        <w:t>-файлов да и по-идее даже если-бы эта операция и не запрещалась-бы для них, то всё равно она не детектила-бы внутри сэмпла периодов тишины по которым его можно нарезать - так как этот сэмпл был именно по этим периодам в оригинальном сэмпле - нарезан</w:t>
       </w:r>
     </w:p>
     <w:p>
@@ -4646,7 +5336,28 @@
           <w:szCs w:val="24"/>
           <w:lang w:val="ru-RU"/>
         </w:rPr>
-        <w:t xml:space="preserve">Разумеется операция </w:t>
+        <w:t xml:space="preserve">С дубликатами сплит-файлов есть тонкий момент: </w:t>
+      </w:r>
+    </w:p>
+    <w:p>
+      <w:pPr>
+        <w:spacing w:before="100" w:beforeAutospacing="1" w:after="100" w:afterAutospacing="1" w:line="240" w:lineRule="auto"/>
+        <w:jc w:val="both"/>
+        <w:rPr>
+          <w:rFonts w:ascii="Times New Roman" w:eastAsia="Times New Roman" w:hAnsi="Times New Roman" w:cs="Times New Roman"/>
+          <w:sz w:val="24"/>
+          <w:szCs w:val="24"/>
+          <w:lang w:val="ru-RU"/>
+        </w:rPr>
+      </w:pPr>
+      <w:r>
+        <w:rPr>
+          <w:rFonts w:ascii="Times New Roman" w:eastAsia="Times New Roman" w:hAnsi="Times New Roman" w:cs="Times New Roman"/>
+          <w:sz w:val="24"/>
+          <w:szCs w:val="24"/>
+          <w:lang w:val="ru-RU"/>
+        </w:rPr>
+        <w:t xml:space="preserve">О чём нам должна говорить статистика? О техническом состоянии файлов в сэмпл-паке (в оригинальном виде). И мы конечно-же должны находить дубликаты файлов и сообщать об этом факте пользователю, в статистику и в текущие каунтеры. Но что если файл разбился на части в группу (так называемых </w:t>
       </w:r>
       <w:r>
         <w:rPr>
@@ -4656,82 +5367,7 @@
         </w:rPr>
         <w:t>split</w:t>
       </w:r>
-      <w:r>
-        <w:rPr>
-          <w:rFonts w:ascii="Times New Roman" w:eastAsia="Times New Roman" w:hAnsi="Times New Roman" w:cs="Times New Roman"/>
-          <w:sz w:val="24"/>
-          <w:szCs w:val="24"/>
-          <w:lang w:val="ru-RU"/>
-        </w:rPr>
-        <w:t xml:space="preserve"> также не производится для </w:t>
-      </w:r>
-      <w:r>
-        <w:rPr>
-          <w:rFonts w:ascii="Times New Roman" w:eastAsia="Times New Roman" w:hAnsi="Times New Roman" w:cs="Times New Roman"/>
-          <w:sz w:val="24"/>
-          <w:szCs w:val="24"/>
-        </w:rPr>
-        <w:t>split</w:t>
-      </w:r>
-      <w:r>
-        <w:rPr>
-          <w:rFonts w:ascii="Times New Roman" w:eastAsia="Times New Roman" w:hAnsi="Times New Roman" w:cs="Times New Roman"/>
-          <w:sz w:val="24"/>
-          <w:szCs w:val="24"/>
-          <w:lang w:val="ru-RU"/>
-        </w:rPr>
-        <w:t>-файлов да и по-идее даже если-бы эта операция и не запрещалась-бы для них, то всё равно она не детектила-бы внутри сэмпла периодов тишины по которым его можно нарезать - так как этот сэмпл был именно по этим периодам в оригинальном сэмпле - нарезан</w:t>
-      </w:r>
-    </w:p>
-    <w:p>
-      <w:pPr>
-        <w:spacing w:before="100" w:beforeAutospacing="1" w:after="100" w:afterAutospacing="1" w:line="240" w:lineRule="auto"/>
-        <w:jc w:val="both"/>
-        <w:rPr>
-          <w:rFonts w:ascii="Times New Roman" w:eastAsia="Times New Roman" w:hAnsi="Times New Roman" w:cs="Times New Roman"/>
-          <w:sz w:val="24"/>
-          <w:szCs w:val="24"/>
-          <w:lang w:val="ru-RU"/>
-        </w:rPr>
-      </w:pPr>
-      <w:r>
-        <w:rPr>
-          <w:rFonts w:ascii="Times New Roman" w:eastAsia="Times New Roman" w:hAnsi="Times New Roman" w:cs="Times New Roman"/>
-          <w:sz w:val="24"/>
-          <w:szCs w:val="24"/>
-          <w:lang w:val="ru-RU"/>
-        </w:rPr>
-        <w:t xml:space="preserve">С дубликатами сплит-файлов есть тонкий момент: </w:t>
-      </w:r>
-    </w:p>
-    <w:p>
-      <w:pPr>
-        <w:spacing w:before="100" w:beforeAutospacing="1" w:after="100" w:afterAutospacing="1" w:line="240" w:lineRule="auto"/>
-        <w:jc w:val="both"/>
-        <w:rPr>
-          <w:rFonts w:ascii="Times New Roman" w:eastAsia="Times New Roman" w:hAnsi="Times New Roman" w:cs="Times New Roman"/>
-          <w:sz w:val="24"/>
-          <w:szCs w:val="24"/>
-          <w:lang w:val="ru-RU"/>
-        </w:rPr>
-      </w:pPr>
-      <w:r>
-        <w:rPr>
-          <w:rFonts w:ascii="Times New Roman" w:eastAsia="Times New Roman" w:hAnsi="Times New Roman" w:cs="Times New Roman"/>
-          <w:sz w:val="24"/>
-          <w:szCs w:val="24"/>
-          <w:lang w:val="ru-RU"/>
-        </w:rPr>
-        <w:t xml:space="preserve">О чём нам должна говорить статистика? О техническом состоянии файлов в сэмпл-паке (в оригинальном виде). И мы конечно-же должны находить дубликаты файлов и сообщать об этом факте пользователю, в статистику и в текущие каунтеры. Но что если файл разбился на части в группу (так называемых </w:t>
-      </w:r>
-      <w:r>
-        <w:rPr>
-          <w:rFonts w:ascii="Times New Roman" w:eastAsia="Times New Roman" w:hAnsi="Times New Roman" w:cs="Times New Roman"/>
-          <w:sz w:val="24"/>
-          <w:szCs w:val="24"/>
-        </w:rPr>
-        <w:t>split</w:t>
-      </w:r>
+      <w:proofErr w:type="gramStart"/>
       <w:r>
         <w:rPr>
           <w:rFonts w:ascii="Times New Roman" w:eastAsia="Times New Roman" w:hAnsi="Times New Roman" w:cs="Times New Roman"/>
@@ -4748,7 +5384,17 @@
           <w:szCs w:val="24"/>
           <w:lang w:val="ru-RU"/>
         </w:rPr>
-        <w:t xml:space="preserve">файлов и дубликат детектится для одной из этих частей? </w:t>
+        <w:t>файлов</w:t>
+      </w:r>
+      <w:proofErr w:type="gramEnd"/>
+      <w:r>
+        <w:rPr>
+          <w:rFonts w:ascii="Times New Roman" w:eastAsia="Times New Roman" w:hAnsi="Times New Roman" w:cs="Times New Roman"/>
+          <w:sz w:val="24"/>
+          <w:szCs w:val="24"/>
+          <w:lang w:val="ru-RU"/>
+        </w:rPr>
+        <w:t xml:space="preserve"> и дубликат детектится для одной из этих частей? </w:t>
       </w:r>
     </w:p>
     <w:p>
@@ -4996,7 +5642,27 @@
           <w:szCs w:val="24"/>
           <w:lang w:val="ru-RU"/>
         </w:rPr>
-        <w:t>Окей. Но что если одна частичка разбитого файла дублицируется с другой частичкой из  этой-же группы? И такой кейс я также наблюдал в жизни не раз:</w:t>
+        <w:t xml:space="preserve">Окей. Но что если одна частичка разбитого файла дублицируется с другой частичкой </w:t>
+      </w:r>
+      <w:proofErr w:type="gramStart"/>
+      <w:r>
+        <w:rPr>
+          <w:rFonts w:ascii="Times New Roman" w:eastAsia="Times New Roman" w:hAnsi="Times New Roman" w:cs="Times New Roman"/>
+          <w:sz w:val="24"/>
+          <w:szCs w:val="24"/>
+          <w:lang w:val="ru-RU"/>
+        </w:rPr>
+        <w:t>из  этой</w:t>
+      </w:r>
+      <w:proofErr w:type="gramEnd"/>
+      <w:r>
+        <w:rPr>
+          <w:rFonts w:ascii="Times New Roman" w:eastAsia="Times New Roman" w:hAnsi="Times New Roman" w:cs="Times New Roman"/>
+          <w:sz w:val="24"/>
+          <w:szCs w:val="24"/>
+          <w:lang w:val="ru-RU"/>
+        </w:rPr>
+        <w:t>-же группы? И такой кейс я также наблюдал в жизни не раз:</w:t>
       </w:r>
     </w:p>
     <w:p>
@@ -5145,7 +5811,27 @@
           <w:szCs w:val="24"/>
           <w:lang w:val="ru-RU"/>
         </w:rPr>
-        <w:t>Вот в ЭТОМ случае – мы НЕ ДОЛЖНЫ сообщать о факте дубликата в статистику  и каунтеры. Потому что вот это уже точно не косяк вендора и такого рода дубликаты будут его поносить в статистике</w:t>
+        <w:t xml:space="preserve">Вот в ЭТОМ случае – мы НЕ ДОЛЖНЫ сообщать о факте дубликата в </w:t>
+      </w:r>
+      <w:proofErr w:type="gramStart"/>
+      <w:r>
+        <w:rPr>
+          <w:rFonts w:ascii="Times New Roman" w:eastAsia="Times New Roman" w:hAnsi="Times New Roman" w:cs="Times New Roman"/>
+          <w:sz w:val="24"/>
+          <w:szCs w:val="24"/>
+          <w:lang w:val="ru-RU"/>
+        </w:rPr>
+        <w:t>статистику  и</w:t>
+      </w:r>
+      <w:proofErr w:type="gramEnd"/>
+      <w:r>
+        <w:rPr>
+          <w:rFonts w:ascii="Times New Roman" w:eastAsia="Times New Roman" w:hAnsi="Times New Roman" w:cs="Times New Roman"/>
+          <w:sz w:val="24"/>
+          <w:szCs w:val="24"/>
+          <w:lang w:val="ru-RU"/>
+        </w:rPr>
+        <w:t xml:space="preserve"> каунтеры. Потому что вот это уже точно не косяк вендора и такого рода дубликаты будут его поносить в статистике</w:t>
       </w:r>
     </w:p>
     <w:p>
@@ -5281,11 +5967,19 @@
         </w:rPr>
         <w:t xml:space="preserve"> </w:t>
       </w:r>
-      <w:r>
-        <w:rPr>
-          <w:lang w:val="ru-RU"/>
-        </w:rPr>
-        <w:t xml:space="preserve">( == 98.8% ) в том случае, если уровень сэмпла ниже заданного порога </w:t>
+      <w:proofErr w:type="gramStart"/>
+      <w:r>
+        <w:rPr>
+          <w:lang w:val="ru-RU"/>
+        </w:rPr>
+        <w:t>( =</w:t>
+      </w:r>
+      <w:proofErr w:type="gramEnd"/>
+      <w:r>
+        <w:rPr>
+          <w:lang w:val="ru-RU"/>
+        </w:rPr>
+        <w:t xml:space="preserve">= 98.8% ) в том случае, если уровень сэмпла ниже заданного порога </w:t>
       </w:r>
       <w:r>
         <w:rPr>
@@ -5461,7 +6155,21 @@
         <w:rPr>
           <w:lang w:val="ru-RU"/>
         </w:rPr>
-        <w:t xml:space="preserve"> ( == 50% ), то вывод производится красным цветом, сигнализируя этим о ненормальной ситуации с исходным уровнем сэмпла:</w:t>
+        <w:t xml:space="preserve"> </w:t>
+      </w:r>
+      <w:proofErr w:type="gramStart"/>
+      <w:r>
+        <w:rPr>
+          <w:lang w:val="ru-RU"/>
+        </w:rPr>
+        <w:t>( =</w:t>
+      </w:r>
+      <w:proofErr w:type="gramEnd"/>
+      <w:r>
+        <w:rPr>
+          <w:lang w:val="ru-RU"/>
+        </w:rPr>
+        <w:t>= 50% ), то вывод производится красным цветом, сигнализируя этим о ненормальной ситуации с исходным уровнем сэмпла:</w:t>
       </w:r>
     </w:p>
     <w:p>
@@ -5637,11 +6345,19 @@
         </w:rPr>
         <w:tab/>
       </w:r>
-      <w:r>
-        <w:rPr>
-          <w:lang w:val="ru-RU"/>
-        </w:rPr>
-        <w:t>Файлы с которыми произошёл сбой далее не обрабатываются</w:t>
+      <w:proofErr w:type="gramStart"/>
+      <w:r>
+        <w:rPr>
+          <w:lang w:val="ru-RU"/>
+        </w:rPr>
+        <w:t>Файлы</w:t>
+      </w:r>
+      <w:proofErr w:type="gramEnd"/>
+      <w:r>
+        <w:rPr>
+          <w:lang w:val="ru-RU"/>
+        </w:rPr>
+        <w:t xml:space="preserve"> с которыми произошёл сбой далее не обрабатываются</w:t>
       </w:r>
     </w:p>
     <w:p>
@@ -5677,7 +6393,21 @@
         <w:rPr>
           <w:lang w:val="ru-RU"/>
         </w:rPr>
-        <w:t xml:space="preserve">нужно оперировать определёнными константами (например: </w:t>
+        <w:t>нужно оперировать определёнными константами (</w:t>
+      </w:r>
+      <w:proofErr w:type="gramStart"/>
+      <w:r>
+        <w:rPr>
+          <w:lang w:val="ru-RU"/>
+        </w:rPr>
+        <w:t>например</w:t>
+      </w:r>
+      <w:proofErr w:type="gramEnd"/>
+      <w:r>
+        <w:rPr>
+          <w:lang w:val="ru-RU"/>
+        </w:rPr>
+        <w:t xml:space="preserve">: </w:t>
       </w:r>
       <w:r>
         <w:rPr>
@@ -5771,6 +6501,7 @@
         </w:rPr>
         <w:t xml:space="preserve">файлов (файлов-кусочков – результатов работы операции </w:t>
       </w:r>
+      <w:proofErr w:type="gramStart"/>
       <w:r>
         <w:t>SPLIT</w:t>
       </w:r>
@@ -5790,7 +6521,14 @@
         <w:rPr>
           <w:lang w:val="ru-RU"/>
         </w:rPr>
-        <w:t xml:space="preserve">- операции </w:t>
+        <w:t>-</w:t>
+      </w:r>
+      <w:proofErr w:type="gramEnd"/>
+      <w:r>
+        <w:rPr>
+          <w:lang w:val="ru-RU"/>
+        </w:rPr>
+        <w:t xml:space="preserve"> операции </w:t>
       </w:r>
       <w:r>
         <w:t>QBIT</w:t>
@@ -6012,7 +6750,27 @@
           <w:szCs w:val="24"/>
           <w:lang w:val="ru-RU"/>
         </w:rPr>
-        <w:t>истинной разрядности хранящейся в сэмпле  формы.</w:t>
+        <w:t xml:space="preserve">истинной разрядности хранящейся в </w:t>
+      </w:r>
+      <w:proofErr w:type="gramStart"/>
+      <w:r>
+        <w:rPr>
+          <w:rFonts w:ascii="Times New Roman" w:eastAsia="Times New Roman" w:hAnsi="Times New Roman" w:cs="Times New Roman"/>
+          <w:sz w:val="24"/>
+          <w:szCs w:val="24"/>
+          <w:lang w:val="ru-RU"/>
+        </w:rPr>
+        <w:t>сэмпле  формы</w:t>
+      </w:r>
+      <w:proofErr w:type="gramEnd"/>
+      <w:r>
+        <w:rPr>
+          <w:rFonts w:ascii="Times New Roman" w:eastAsia="Times New Roman" w:hAnsi="Times New Roman" w:cs="Times New Roman"/>
+          <w:sz w:val="24"/>
+          <w:szCs w:val="24"/>
+          <w:lang w:val="ru-RU"/>
+        </w:rPr>
+        <w:t>.</w:t>
       </w:r>
     </w:p>
     <w:p>
@@ -6030,7 +6788,27 @@
           <w:szCs w:val="24"/>
           <w:lang w:val="ru-RU"/>
         </w:rPr>
-        <w:t xml:space="preserve">Если истинная разрядность сэмпла ниже заявляемой то </w:t>
+        <w:t xml:space="preserve">Если истинная разрядность сэмпла ниже </w:t>
+      </w:r>
+      <w:proofErr w:type="gramStart"/>
+      <w:r>
+        <w:rPr>
+          <w:rFonts w:ascii="Times New Roman" w:eastAsia="Times New Roman" w:hAnsi="Times New Roman" w:cs="Times New Roman"/>
+          <w:sz w:val="24"/>
+          <w:szCs w:val="24"/>
+          <w:lang w:val="ru-RU"/>
+        </w:rPr>
+        <w:t>заявляемой</w:t>
+      </w:r>
+      <w:proofErr w:type="gramEnd"/>
+      <w:r>
+        <w:rPr>
+          <w:rFonts w:ascii="Times New Roman" w:eastAsia="Times New Roman" w:hAnsi="Times New Roman" w:cs="Times New Roman"/>
+          <w:sz w:val="24"/>
+          <w:szCs w:val="24"/>
+          <w:lang w:val="ru-RU"/>
+        </w:rPr>
+        <w:t xml:space="preserve"> то </w:t>
       </w:r>
       <w:r>
         <w:rPr>
@@ -6345,7 +7123,27 @@
           <w:szCs w:val="24"/>
           <w:lang w:val="ru-RU"/>
         </w:rPr>
-        <w:t xml:space="preserve">В сэмпл-паках всех производителей встречаются такие «аномалии». Если мы видим например такой реопорт от </w:t>
+        <w:t xml:space="preserve">В сэмпл-паках всех производителей встречаются такие «аномалии». Если мы </w:t>
+      </w:r>
+      <w:proofErr w:type="gramStart"/>
+      <w:r>
+        <w:rPr>
+          <w:rFonts w:ascii="Times New Roman" w:eastAsia="Times New Roman" w:hAnsi="Times New Roman" w:cs="Times New Roman"/>
+          <w:sz w:val="24"/>
+          <w:szCs w:val="24"/>
+          <w:lang w:val="ru-RU"/>
+        </w:rPr>
+        <w:t>видим например</w:t>
+      </w:r>
+      <w:proofErr w:type="gramEnd"/>
+      <w:r>
+        <w:rPr>
+          <w:rFonts w:ascii="Times New Roman" w:eastAsia="Times New Roman" w:hAnsi="Times New Roman" w:cs="Times New Roman"/>
+          <w:sz w:val="24"/>
+          <w:szCs w:val="24"/>
+          <w:lang w:val="ru-RU"/>
+        </w:rPr>
+        <w:t xml:space="preserve"> такой реопорт от </w:t>
       </w:r>
       <w:r>
         <w:rPr>
@@ -6432,7 +7230,27 @@
           <w:szCs w:val="24"/>
           <w:lang w:val="ru-RU"/>
         </w:rPr>
-        <w:t>… то это значит что перед нами скорее всего действительно 32-битный сэмпл, но засэмплированный (очень тихо) до уровня в 25% громкости и впоследствии «растянутый» вендором перед продажей на весь диапазон</w:t>
+        <w:t xml:space="preserve">… то это </w:t>
+      </w:r>
+      <w:proofErr w:type="gramStart"/>
+      <w:r>
+        <w:rPr>
+          <w:rFonts w:ascii="Times New Roman" w:eastAsia="Times New Roman" w:hAnsi="Times New Roman" w:cs="Times New Roman"/>
+          <w:sz w:val="24"/>
+          <w:szCs w:val="24"/>
+          <w:lang w:val="ru-RU"/>
+        </w:rPr>
+        <w:t>значит</w:t>
+      </w:r>
+      <w:proofErr w:type="gramEnd"/>
+      <w:r>
+        <w:rPr>
+          <w:rFonts w:ascii="Times New Roman" w:eastAsia="Times New Roman" w:hAnsi="Times New Roman" w:cs="Times New Roman"/>
+          <w:sz w:val="24"/>
+          <w:szCs w:val="24"/>
+          <w:lang w:val="ru-RU"/>
+        </w:rPr>
+        <w:t xml:space="preserve"> что перед нами скорее всего действительно 32-битный сэмпл, но засэмплированный (очень тихо) до уровня в 25% громкости и впоследствии «растянутый» вендором перед продажей на весь диапазон</w:t>
       </w:r>
     </w:p>
     <w:p>
@@ -6562,7 +7380,27 @@
           <w:szCs w:val="24"/>
           <w:lang w:val="ru-RU"/>
         </w:rPr>
-        <w:t xml:space="preserve">. Такой пример: если исходная громкость сэмпла была например ниже половины диапазона, и операция </w:t>
+        <w:t xml:space="preserve">. Такой пример: если исходная громкость сэмпла </w:t>
+      </w:r>
+      <w:proofErr w:type="gramStart"/>
+      <w:r>
+        <w:rPr>
+          <w:rFonts w:ascii="Times New Roman" w:eastAsia="Times New Roman" w:hAnsi="Times New Roman" w:cs="Times New Roman"/>
+          <w:sz w:val="24"/>
+          <w:szCs w:val="24"/>
+          <w:lang w:val="ru-RU"/>
+        </w:rPr>
+        <w:t>была например</w:t>
+      </w:r>
+      <w:proofErr w:type="gramEnd"/>
+      <w:r>
+        <w:rPr>
+          <w:rFonts w:ascii="Times New Roman" w:eastAsia="Times New Roman" w:hAnsi="Times New Roman" w:cs="Times New Roman"/>
+          <w:sz w:val="24"/>
+          <w:szCs w:val="24"/>
+          <w:lang w:val="ru-RU"/>
+        </w:rPr>
+        <w:t xml:space="preserve"> ниже половины диапазона, и операция </w:t>
       </w:r>
       <w:r>
         <w:rPr>
@@ -6653,14 +7491,25 @@
           <w:lang w:val="ru-RU"/>
         </w:rPr>
       </w:pPr>
-      <w:r>
-        <w:rPr>
-          <w:rFonts w:ascii="Times New Roman" w:eastAsia="Times New Roman" w:hAnsi="Times New Roman" w:cs="Times New Roman"/>
-          <w:sz w:val="24"/>
-          <w:szCs w:val="24"/>
-          <w:lang w:val="ru-RU"/>
-        </w:rPr>
-        <w:t xml:space="preserve">Результат который возвращает </w:t>
+      <w:proofErr w:type="gramStart"/>
+      <w:r>
+        <w:rPr>
+          <w:rFonts w:ascii="Times New Roman" w:eastAsia="Times New Roman" w:hAnsi="Times New Roman" w:cs="Times New Roman"/>
+          <w:sz w:val="24"/>
+          <w:szCs w:val="24"/>
+          <w:lang w:val="ru-RU"/>
+        </w:rPr>
+        <w:t>Результат</w:t>
+      </w:r>
+      <w:proofErr w:type="gramEnd"/>
+      <w:r>
+        <w:rPr>
+          <w:rFonts w:ascii="Times New Roman" w:eastAsia="Times New Roman" w:hAnsi="Times New Roman" w:cs="Times New Roman"/>
+          <w:sz w:val="24"/>
+          <w:szCs w:val="24"/>
+          <w:lang w:val="ru-RU"/>
+        </w:rPr>
+        <w:t xml:space="preserve"> который возвращает </w:t>
       </w:r>
       <w:r>
         <w:rPr>
@@ -7221,7 +8070,21 @@
         <w:rPr>
           <w:lang w:val="ru-RU"/>
         </w:rPr>
-        <w:t xml:space="preserve">встречается среди них и такая например: несколько различных </w:t>
+        <w:t xml:space="preserve">встречается среди них и </w:t>
+      </w:r>
+      <w:proofErr w:type="gramStart"/>
+      <w:r>
+        <w:rPr>
+          <w:lang w:val="ru-RU"/>
+        </w:rPr>
+        <w:t>такая например</w:t>
+      </w:r>
+      <w:proofErr w:type="gramEnd"/>
+      <w:r>
+        <w:rPr>
+          <w:lang w:val="ru-RU"/>
+        </w:rPr>
+        <w:t xml:space="preserve">: несколько различных </w:t>
       </w:r>
       <w:r>
         <w:t>fx</w:t>
@@ -7261,7 +8124,21 @@
         <w:rPr>
           <w:lang w:val="ru-RU"/>
         </w:rPr>
-        <w:t xml:space="preserve">Существуют следующие условия которые могут отменить операцию </w:t>
+        <w:t xml:space="preserve">Существуют </w:t>
+      </w:r>
+      <w:proofErr w:type="gramStart"/>
+      <w:r>
+        <w:rPr>
+          <w:lang w:val="ru-RU"/>
+        </w:rPr>
+        <w:t>следующие условия</w:t>
+      </w:r>
+      <w:proofErr w:type="gramEnd"/>
+      <w:r>
+        <w:rPr>
+          <w:lang w:val="ru-RU"/>
+        </w:rPr>
+        <w:t xml:space="preserve"> которые могут отменить операцию </w:t>
       </w:r>
       <w:r>
         <w:t>SPLIT</w:t>
@@ -7479,11 +8356,19 @@
       <w:r>
         <w:t xml:space="preserve">10 – </w:t>
       </w:r>
-      <w:r>
-        <w:rPr>
-          <w:lang w:val="ru-RU"/>
-        </w:rPr>
-        <w:t xml:space="preserve">значение </w:t>
+      <w:proofErr w:type="gramStart"/>
+      <w:r>
+        <w:rPr>
+          <w:lang w:val="ru-RU"/>
+        </w:rPr>
+        <w:t>значение</w:t>
+      </w:r>
+      <w:proofErr w:type="gramEnd"/>
+      <w:r>
+        <w:rPr>
+          <w:lang w:val="ru-RU"/>
+        </w:rPr>
+        <w:t xml:space="preserve"> </w:t>
       </w:r>
       <w:r>
         <w:rPr>
@@ -7728,7 +8613,21 @@
         <w:rPr>
           <w:lang w:val="ru-RU"/>
         </w:rPr>
-        <w:t xml:space="preserve"> полностью отменяется для всех кусочков на которые разбился текущий файл о чём можно увидеть следующее сообщение:</w:t>
+        <w:t xml:space="preserve"> полностью отменяется для всех </w:t>
+      </w:r>
+      <w:proofErr w:type="gramStart"/>
+      <w:r>
+        <w:rPr>
+          <w:lang w:val="ru-RU"/>
+        </w:rPr>
+        <w:t>кусочков</w:t>
+      </w:r>
+      <w:proofErr w:type="gramEnd"/>
+      <w:r>
+        <w:rPr>
+          <w:lang w:val="ru-RU"/>
+        </w:rPr>
+        <w:t xml:space="preserve"> на которые разбился текущий файл о чём можно увидеть следующее сообщение:</w:t>
       </w:r>
     </w:p>
     <w:p>
@@ -7984,12 +8883,21 @@
         </w:rPr>
         <w:t>sec</w:t>
       </w:r>
+      <w:proofErr w:type="gramStart"/>
       <w:r>
         <w:rPr>
           <w:color w:val="AEAAAA" w:themeColor="background2" w:themeShade="BF"/>
           <w:lang w:val="ru-RU"/>
         </w:rPr>
-        <w:t xml:space="preserve">) . Если в процессе сплита высняется что один из кусочков будет иметь меньшую длительность чем </w:t>
+        <w:t>) .</w:t>
+      </w:r>
+      <w:proofErr w:type="gramEnd"/>
+      <w:r>
+        <w:rPr>
+          <w:color w:val="AEAAAA" w:themeColor="background2" w:themeShade="BF"/>
+          <w:lang w:val="ru-RU"/>
+        </w:rPr>
+        <w:t xml:space="preserve"> Если в процессе сплита высняется что один из кусочков будет иметь меньшую длительность чем </w:t>
       </w:r>
       <w:r>
         <w:rPr>
@@ -8078,7 +8986,21 @@
         <w:rPr>
           <w:color w:val="AEAAAA" w:themeColor="background2" w:themeShade="BF"/>
         </w:rPr>
-        <w:t xml:space="preserve">PIECE TIME IS TOO SHORT: ? </w:t>
+        <w:t>PIECE TIME IS TOO SHORT</w:t>
+      </w:r>
+      <w:proofErr w:type="gramStart"/>
+      <w:r>
+        <w:rPr>
+          <w:color w:val="AEAAAA" w:themeColor="background2" w:themeShade="BF"/>
+        </w:rPr>
+        <w:t>: ?</w:t>
+      </w:r>
+      <w:proofErr w:type="gramEnd"/>
+      <w:r>
+        <w:rPr>
+          <w:color w:val="AEAAAA" w:themeColor="background2" w:themeShade="BF"/>
+        </w:rPr>
+        <w:t xml:space="preserve"> </w:t>
       </w:r>
     </w:p>
     <w:p>
@@ -8096,7 +9018,23 @@
           <w:color w:val="AEAAAA" w:themeColor="background2" w:themeShade="BF"/>
           <w:lang w:val="ru-RU"/>
         </w:rPr>
-        <w:t>Где: ? – длительность одной из частей на которые разделяется файл</w:t>
+        <w:t>Где</w:t>
+      </w:r>
+      <w:proofErr w:type="gramStart"/>
+      <w:r>
+        <w:rPr>
+          <w:color w:val="AEAAAA" w:themeColor="background2" w:themeShade="BF"/>
+          <w:lang w:val="ru-RU"/>
+        </w:rPr>
+        <w:t>: ?</w:t>
+      </w:r>
+      <w:proofErr w:type="gramEnd"/>
+      <w:r>
+        <w:rPr>
+          <w:color w:val="AEAAAA" w:themeColor="background2" w:themeShade="BF"/>
+          <w:lang w:val="ru-RU"/>
+        </w:rPr>
+        <w:t xml:space="preserve"> – длительность одной из частей на которые разделяется файл</w:t>
       </w:r>
     </w:p>
     <w:p>
@@ -8138,7 +9076,21 @@
         <w:rPr>
           <w:lang w:val="ru-RU"/>
         </w:rPr>
-        <w:t xml:space="preserve"> приводят к остановке всего дальнейшего процессинга файла о чем можно увидеть следущие сообщения:</w:t>
+        <w:t xml:space="preserve"> приводят к остановке всего дальнейшего процессинга </w:t>
+      </w:r>
+      <w:proofErr w:type="gramStart"/>
+      <w:r>
+        <w:rPr>
+          <w:lang w:val="ru-RU"/>
+        </w:rPr>
+        <w:t>файла</w:t>
+      </w:r>
+      <w:proofErr w:type="gramEnd"/>
+      <w:r>
+        <w:rPr>
+          <w:lang w:val="ru-RU"/>
+        </w:rPr>
+        <w:t xml:space="preserve"> о чем можно увидеть следущие сообщения:</w:t>
       </w:r>
     </w:p>
     <w:p>
@@ -8161,11 +9113,19 @@
       <w:r>
         <w:tab/>
       </w:r>
+      <w:proofErr w:type="gramStart"/>
       <w:r>
         <w:rPr>
           <w:color w:val="FF0000"/>
         </w:rPr>
-        <w:t xml:space="preserve">ERROR(n): error text </w:t>
+        <w:t>ERROR(</w:t>
+      </w:r>
+      <w:proofErr w:type="gramEnd"/>
+      <w:r>
+        <w:rPr>
+          <w:color w:val="FF0000"/>
+        </w:rPr>
+        <w:t xml:space="preserve">n): error text </w:t>
       </w:r>
       <w:r>
         <w:t>…</w:t>
@@ -8252,9 +9212,11 @@
         </w:rPr>
         <w:tab/>
       </w:r>
+      <w:proofErr w:type="gramStart"/>
       <w:r>
         <w:t>error</w:t>
       </w:r>
+      <w:proofErr w:type="gramEnd"/>
       <w:r>
         <w:t xml:space="preserve"> </w:t>
       </w:r>
@@ -8302,7 +9264,15 @@
         <w:jc w:val="both"/>
       </w:pPr>
       <w:r>
-        <w:t>MIN_SILENCE_LEVEL ( == -70 dB )</w:t>
+        <w:t xml:space="preserve">MIN_SILENCE_LEVEL </w:t>
+      </w:r>
+      <w:proofErr w:type="gramStart"/>
+      <w:r>
+        <w:t>( =</w:t>
+      </w:r>
+      <w:proofErr w:type="gramEnd"/>
+      <w:r>
+        <w:t>= -70 dB )</w:t>
       </w:r>
     </w:p>
     <w:p>
@@ -8338,7 +9308,21 @@
         <w:rPr>
           <w:lang w:val="ru-RU"/>
         </w:rPr>
-        <w:t xml:space="preserve"> ( == 0.35 )</w:t>
+        <w:t xml:space="preserve"> </w:t>
+      </w:r>
+      <w:proofErr w:type="gramStart"/>
+      <w:r>
+        <w:rPr>
+          <w:lang w:val="ru-RU"/>
+        </w:rPr>
+        <w:t>( =</w:t>
+      </w:r>
+      <w:proofErr w:type="gramEnd"/>
+      <w:r>
+        <w:rPr>
+          <w:lang w:val="ru-RU"/>
+        </w:rPr>
+        <w:t>= 0.35 )</w:t>
       </w:r>
     </w:p>
     <w:p>
@@ -8387,7 +9371,21 @@
         <w:rPr>
           <w:lang w:val="ru-RU"/>
         </w:rPr>
-        <w:t xml:space="preserve">) – тот факт что кусочек оказался дубликатом к.л. другого файла – означает что </w:t>
+        <w:t xml:space="preserve">) – тот </w:t>
+      </w:r>
+      <w:proofErr w:type="gramStart"/>
+      <w:r>
+        <w:rPr>
+          <w:lang w:val="ru-RU"/>
+        </w:rPr>
+        <w:t>факт</w:t>
+      </w:r>
+      <w:proofErr w:type="gramEnd"/>
+      <w:r>
+        <w:rPr>
+          <w:lang w:val="ru-RU"/>
+        </w:rPr>
+        <w:t xml:space="preserve"> что кусочек оказался дубликатом к.л. другого файла – означает что </w:t>
       </w:r>
       <w:r>
         <w:t>cleanup</w:t>
@@ -8578,7 +9576,21 @@
         <w:rPr>
           <w:lang w:val="ru-RU"/>
         </w:rPr>
-        <w:t xml:space="preserve">имеет пост-фазу выполняемую в конце процесса </w:t>
+        <w:t xml:space="preserve">имеет </w:t>
+      </w:r>
+      <w:proofErr w:type="gramStart"/>
+      <w:r>
+        <w:rPr>
+          <w:lang w:val="ru-RU"/>
+        </w:rPr>
+        <w:t>пост-фазу</w:t>
+      </w:r>
+      <w:proofErr w:type="gramEnd"/>
+      <w:r>
+        <w:rPr>
+          <w:lang w:val="ru-RU"/>
+        </w:rPr>
+        <w:t xml:space="preserve"> выполняемую в конце процесса </w:t>
       </w:r>
       <w:r>
         <w:t>waveItem</w:t>
@@ -8733,13 +9745,27 @@
         <w:rPr>
           <w:lang w:val="ru-RU"/>
         </w:rPr>
-        <w:t xml:space="preserve"> (</w:t>
-      </w:r>
-      <w:r>
-        <w:rPr>
-          <w:lang w:val="ru-RU"/>
-        </w:rPr>
-        <w:t xml:space="preserve"> == -</w:t>
+        <w:t xml:space="preserve"> </w:t>
+      </w:r>
+      <w:proofErr w:type="gramStart"/>
+      <w:r>
+        <w:rPr>
+          <w:lang w:val="ru-RU"/>
+        </w:rPr>
+        <w:t>(</w:t>
+      </w:r>
+      <w:r>
+        <w:rPr>
+          <w:lang w:val="ru-RU"/>
+        </w:rPr>
+        <w:t xml:space="preserve"> =</w:t>
+      </w:r>
+      <w:proofErr w:type="gramEnd"/>
+      <w:r>
+        <w:rPr>
+          <w:lang w:val="ru-RU"/>
+        </w:rPr>
+        <w:t>= -</w:t>
       </w:r>
       <w:r>
         <w:rPr>
@@ -8819,7 +9845,21 @@
         <w:rPr>
           <w:lang w:val="ru-RU"/>
         </w:rPr>
-        <w:t xml:space="preserve"> реализована но считается ненужной (по-умолчанию отключена) </w:t>
+        <w:t xml:space="preserve"> </w:t>
+      </w:r>
+      <w:proofErr w:type="gramStart"/>
+      <w:r>
+        <w:rPr>
+          <w:lang w:val="ru-RU"/>
+        </w:rPr>
+        <w:t>реализована</w:t>
+      </w:r>
+      <w:proofErr w:type="gramEnd"/>
+      <w:r>
+        <w:rPr>
+          <w:lang w:val="ru-RU"/>
+        </w:rPr>
+        <w:t xml:space="preserve"> но считается ненужной (по-умолчанию отключена) </w:t>
       </w:r>
     </w:p>
     <w:p>
@@ -8832,7 +9872,15 @@
         <w:t>MIN_TRIM_TIME</w:t>
       </w:r>
       <w:r>
-        <w:t xml:space="preserve"> ( = 0.0001 )</w:t>
+        <w:t xml:space="preserve"> </w:t>
+      </w:r>
+      <w:proofErr w:type="gramStart"/>
+      <w:r>
+        <w:t>( =</w:t>
+      </w:r>
+      <w:proofErr w:type="gramEnd"/>
+      <w:r>
+        <w:t xml:space="preserve"> 0.0001 )</w:t>
       </w:r>
     </w:p>
     <w:p>
@@ -8850,8 +9898,13 @@
       <w:r>
         <w:tab/>
       </w:r>
-      <w:r>
-        <w:t>( == 32 )</w:t>
+      <w:proofErr w:type="gramStart"/>
+      <w:r>
+        <w:t>( =</w:t>
+      </w:r>
+      <w:proofErr w:type="gramEnd"/>
+      <w:r>
+        <w:t>= 32 )</w:t>
       </w:r>
     </w:p>
     <w:p>
@@ -8875,8 +9928,13 @@
       <w:r>
         <w:tab/>
       </w:r>
-      <w:r>
-        <w:t>( == 32 )</w:t>
+      <w:proofErr w:type="gramStart"/>
+      <w:r>
+        <w:t>( =</w:t>
+      </w:r>
+      <w:proofErr w:type="gramEnd"/>
+      <w:r>
+        <w:t>= 32 )</w:t>
       </w:r>
     </w:p>
     <w:p>
@@ -9012,6 +10070,7 @@
         </w:rPr>
         <w:t xml:space="preserve">файлов (файлов-кусочков – результатов работы операции </w:t>
       </w:r>
+      <w:proofErr w:type="gramStart"/>
       <w:r>
         <w:t>SPLIT</w:t>
       </w:r>
@@ -9031,7 +10090,14 @@
         <w:rPr>
           <w:lang w:val="ru-RU"/>
         </w:rPr>
-        <w:t xml:space="preserve">- операции </w:t>
+        <w:t>-</w:t>
+      </w:r>
+      <w:proofErr w:type="gramEnd"/>
+      <w:r>
+        <w:rPr>
+          <w:lang w:val="ru-RU"/>
+        </w:rPr>
+        <w:t xml:space="preserve"> операции </w:t>
       </w:r>
       <w:r>
         <w:t>QBIT</w:t>
@@ -9417,7 +10483,35 @@
         <w:rPr>
           <w:lang w:val="ru-RU"/>
         </w:rPr>
-        <w:t xml:space="preserve">Однако пойдёт-ли этот факт в статистику зависит от того с каким именно файлом детектится дубликат. Если это файлы одной группы (т.е. некоторый файл разбился на кусочки(группу) и затем одна из его частичек показала что она является дубликатом другой частички из этой-же группы) – то в статистику по сэмпл-паку, а также в статусную строку информация о таком дубликате не идёт (т.е. не влияет на каунтеры операций). Однако если файл матчится с файлом вне своей группы то факт дубликата будет зафиксирован (т.е. соответствующие счётчики будут инкрементированы) </w:t>
+        <w:t xml:space="preserve">Однако пойдёт-ли этот факт в статистику зависит от того с каким именно файлом детектится дубликат. Если это файлы одной группы (т.е. некоторый файл разбился на кусочки(группу) и затем одна из его частичек </w:t>
+      </w:r>
+      <w:proofErr w:type="gramStart"/>
+      <w:r>
+        <w:rPr>
+          <w:lang w:val="ru-RU"/>
+        </w:rPr>
+        <w:t>показала</w:t>
+      </w:r>
+      <w:proofErr w:type="gramEnd"/>
+      <w:r>
+        <w:rPr>
+          <w:lang w:val="ru-RU"/>
+        </w:rPr>
+        <w:t xml:space="preserve"> что она является дубликатом другой частички из этой-же группы) – то в статистику по сэмпл-паку, а также в статусную строку информация о таком дубликате не идёт (т.е. не влияет на каунтеры операций). Однако если файл матчится с файлом вне своей </w:t>
+      </w:r>
+      <w:proofErr w:type="gramStart"/>
+      <w:r>
+        <w:rPr>
+          <w:lang w:val="ru-RU"/>
+        </w:rPr>
+        <w:t>группы</w:t>
+      </w:r>
+      <w:proofErr w:type="gramEnd"/>
+      <w:r>
+        <w:rPr>
+          <w:lang w:val="ru-RU"/>
+        </w:rPr>
+        <w:t xml:space="preserve"> то факт дубликата будет зафиксирован (т.е. соответствующие счётчики будут инкрементированы) </w:t>
       </w:r>
     </w:p>
     <w:p>
@@ -9453,7 +10547,21 @@
         <w:rPr>
           <w:lang w:val="ru-RU"/>
         </w:rPr>
-        <w:t xml:space="preserve">имеет пост-фазу называемую как </w:t>
+        <w:t xml:space="preserve">имеет </w:t>
+      </w:r>
+      <w:proofErr w:type="gramStart"/>
+      <w:r>
+        <w:rPr>
+          <w:lang w:val="ru-RU"/>
+        </w:rPr>
+        <w:t>пост-фазу</w:t>
+      </w:r>
+      <w:proofErr w:type="gramEnd"/>
+      <w:r>
+        <w:rPr>
+          <w:lang w:val="ru-RU"/>
+        </w:rPr>
+        <w:t xml:space="preserve"> называемую как </w:t>
       </w:r>
       <w:r>
         <w:t>CLEANUP</w:t>
@@ -10641,7 +11749,21 @@
         <w:rPr>
           <w:lang w:val="ru-RU"/>
         </w:rPr>
-        <w:t xml:space="preserve">разбивается на 4 части – и на выходе мы должны  иметь 4 файла: </w:t>
+        <w:t xml:space="preserve">разбивается на 4 части – и на выходе мы </w:t>
+      </w:r>
+      <w:proofErr w:type="gramStart"/>
+      <w:r>
+        <w:rPr>
+          <w:lang w:val="ru-RU"/>
+        </w:rPr>
+        <w:t>должны  иметь</w:t>
+      </w:r>
+      <w:proofErr w:type="gramEnd"/>
+      <w:r>
+        <w:rPr>
+          <w:lang w:val="ru-RU"/>
+        </w:rPr>
+        <w:t xml:space="preserve"> 4 файла: </w:t>
       </w:r>
       <w:r>
         <w:t>abc</w:t>
@@ -10737,6 +11859,7 @@
         </w:rPr>
         <w:t xml:space="preserve">Теперь предположим что файл </w:t>
       </w:r>
+      <w:proofErr w:type="gramStart"/>
       <w:r>
         <w:t>abc</w:t>
       </w:r>
@@ -10749,6 +11872,7 @@
       <w:r>
         <w:t>B</w:t>
       </w:r>
+      <w:proofErr w:type="gramEnd"/>
       <w:r>
         <w:rPr>
           <w:lang w:val="ru-RU"/>
@@ -10809,6 +11933,7 @@
       <w:r>
         <w:tab/>
       </w:r>
+      <w:proofErr w:type="gramStart"/>
       <w:r>
         <w:t>abc</w:t>
       </w:r>
@@ -10818,6 +11943,7 @@
       <w:r>
         <w:t>B</w:t>
       </w:r>
+      <w:proofErr w:type="gramEnd"/>
       <w:r>
         <w:tab/>
       </w:r>
@@ -10950,6 +12076,7 @@
         </w:rPr>
         <w:tab/>
       </w:r>
+      <w:proofErr w:type="gramStart"/>
       <w:r>
         <w:t>abc</w:t>
       </w:r>
@@ -10962,6 +12089,7 @@
       <w:r>
         <w:t>C</w:t>
       </w:r>
+      <w:proofErr w:type="gramEnd"/>
       <w:r>
         <w:rPr>
           <w:lang w:val="ru-RU"/>
@@ -11014,6 +12142,7 @@
         </w:rPr>
         <w:tab/>
       </w:r>
+      <w:proofErr w:type="gramStart"/>
       <w:r>
         <w:t>abc</w:t>
       </w:r>
@@ -11026,6 +12155,7 @@
       <w:r>
         <w:t>D</w:t>
       </w:r>
+      <w:proofErr w:type="gramEnd"/>
       <w:r>
         <w:rPr>
           <w:lang w:val="ru-RU"/>
@@ -11251,6 +12381,7 @@
           <w:szCs w:val="32"/>
         </w:rPr>
       </w:pPr>
+      <w:proofErr w:type="gramStart"/>
       <w:r>
         <w:rPr>
           <w:b/>
@@ -11259,6 +12390,7 @@
         </w:rPr>
         <w:t>item</w:t>
       </w:r>
+      <w:proofErr w:type="gramEnd"/>
       <w:r>
         <w:rPr>
           <w:sz w:val="32"/>
@@ -11274,7 +12406,14 @@
       </w:pPr>
       <w:r>
         <w:tab/>
-        <w:t xml:space="preserve">filepath: </w:t>
+      </w:r>
+      <w:proofErr w:type="gramStart"/>
+      <w:r>
+        <w:t>filepath</w:t>
+      </w:r>
+      <w:proofErr w:type="gramEnd"/>
+      <w:r>
+        <w:t xml:space="preserve">: </w:t>
       </w:r>
       <w:r>
         <w:tab/>
@@ -11288,7 +12427,14 @@
       </w:pPr>
       <w:r>
         <w:tab/>
-        <w:t>type:</w:t>
+      </w:r>
+      <w:proofErr w:type="gramStart"/>
+      <w:r>
+        <w:t>type</w:t>
+      </w:r>
+      <w:proofErr w:type="gramEnd"/>
+      <w:r>
+        <w:t>:</w:t>
       </w:r>
       <w:r>
         <w:tab/>
@@ -11523,8 +12669,13 @@
       </w:r>
       <w:r>
         <w:tab/>
-        <w:t>WOW-WOW!!!!</w:t>
-      </w:r>
+        <w:t>WOW-WOW</w:t>
+      </w:r>
+      <w:proofErr w:type="gramStart"/>
+      <w:r>
+        <w:t>!!!!</w:t>
+      </w:r>
+      <w:proofErr w:type="gramEnd"/>
     </w:p>
     <w:p>
       <w:pPr>
@@ -11723,7 +12874,21 @@
         <w:rPr>
           <w:lang w:val="ru-RU"/>
         </w:rPr>
-        <w:t xml:space="preserve">Данная схема ещё не всё. Дело в том что обращение к файловой системе по-сути разделяется на два этапа: в последнем – вы действительно смотрите файлы расположенные в текущем фолдере, но перед этим </w:t>
+        <w:t xml:space="preserve">Данная схема ещё не всё. Дело в </w:t>
+      </w:r>
+      <w:proofErr w:type="gramStart"/>
+      <w:r>
+        <w:rPr>
+          <w:lang w:val="ru-RU"/>
+        </w:rPr>
+        <w:t>том</w:t>
+      </w:r>
+      <w:proofErr w:type="gramEnd"/>
+      <w:r>
+        <w:rPr>
+          <w:lang w:val="ru-RU"/>
+        </w:rPr>
+        <w:t xml:space="preserve"> что обращение к файловой системе по-сути разделяется на два этапа: в последнем – вы действительно смотрите файлы расположенные в текущем фолдере, но перед этим </w:t>
       </w:r>
       <w:r>
         <w:t>waveItem</w:t>
@@ -11753,11 +12918,19 @@
           <w:lang w:val="ru-RU"/>
         </w:rPr>
       </w:pPr>
-      <w:r>
-        <w:rPr>
-          <w:lang w:val="ru-RU"/>
-        </w:rPr>
-        <w:t xml:space="preserve">Файловая  система фолдера сканироваться не будет. Все старые файлы из найденного </w:t>
+      <w:proofErr w:type="gramStart"/>
+      <w:r>
+        <w:rPr>
+          <w:lang w:val="ru-RU"/>
+        </w:rPr>
+        <w:t>Файловая  система</w:t>
+      </w:r>
+      <w:proofErr w:type="gramEnd"/>
+      <w:r>
+        <w:rPr>
+          <w:lang w:val="ru-RU"/>
+        </w:rPr>
+        <w:t xml:space="preserve"> фолдера сканироваться не будет. Все старые файлы из найденного </w:t>
       </w:r>
       <w:r>
         <w:t>item</w:t>
@@ -11782,7 +12955,21 @@
         <w:rPr>
           <w:lang w:val="ru-RU"/>
         </w:rPr>
-        <w:t xml:space="preserve">Это даёт возможность например работать с сэмпл паком отдельно от всех остальных сэмпл-паков. Достаточно зайти в эту директорию в консоли и оттуда запустить </w:t>
+        <w:t xml:space="preserve">Это даёт </w:t>
+      </w:r>
+      <w:proofErr w:type="gramStart"/>
+      <w:r>
+        <w:rPr>
+          <w:lang w:val="ru-RU"/>
+        </w:rPr>
+        <w:t>возможность например</w:t>
+      </w:r>
+      <w:proofErr w:type="gramEnd"/>
+      <w:r>
+        <w:rPr>
+          <w:lang w:val="ru-RU"/>
+        </w:rPr>
+        <w:t xml:space="preserve"> работать с сэмпл паком отдельно от всех остальных сэмпл-паков. Достаточно зайти в эту директорию в консоли и оттуда запустить </w:t>
       </w:r>
       <w:r>
         <w:t>waveItem</w:t>
@@ -11844,11 +13031,19 @@
         <w:rPr>
           <w:lang w:val="ru-RU"/>
         </w:rPr>
-        <w:t xml:space="preserve"> будут при этом оперировать исключительно файлами предоставляемыми вложенными  </w:t>
+        <w:t xml:space="preserve"> будут при этом оперировать исключительно файлами предоставляемыми </w:t>
+      </w:r>
+      <w:proofErr w:type="gramStart"/>
+      <w:r>
+        <w:rPr>
+          <w:lang w:val="ru-RU"/>
+        </w:rPr>
+        <w:t xml:space="preserve">вложенными  </w:t>
       </w:r>
       <w:r>
         <w:t>item</w:t>
       </w:r>
+      <w:proofErr w:type="gramEnd"/>
       <w:r>
         <w:rPr>
           <w:lang w:val="ru-RU"/>
@@ -11949,6 +13144,7 @@
           <w:szCs w:val="32"/>
         </w:rPr>
       </w:pPr>
+      <w:proofErr w:type="gramStart"/>
       <w:r>
         <w:rPr>
           <w:b/>
@@ -11957,6 +13153,7 @@
         </w:rPr>
         <w:t>vendor</w:t>
       </w:r>
+      <w:proofErr w:type="gramEnd"/>
       <w:r>
         <w:rPr>
           <w:sz w:val="32"/>
@@ -11979,7 +13176,14 @@
       </w:pPr>
       <w:r>
         <w:tab/>
-        <w:t xml:space="preserve">filepath: </w:t>
+      </w:r>
+      <w:proofErr w:type="gramStart"/>
+      <w:r>
+        <w:t>filepath</w:t>
+      </w:r>
+      <w:proofErr w:type="gramEnd"/>
+      <w:r>
+        <w:t xml:space="preserve">: </w:t>
       </w:r>
       <w:r>
         <w:tab/>
@@ -11993,7 +13197,14 @@
       </w:pPr>
       <w:r>
         <w:tab/>
-        <w:t>type:</w:t>
+      </w:r>
+      <w:proofErr w:type="gramStart"/>
+      <w:r>
+        <w:t>type</w:t>
+      </w:r>
+      <w:proofErr w:type="gramEnd"/>
+      <w:r>
+        <w:t>:</w:t>
       </w:r>
       <w:r>
         <w:tab/>
@@ -12012,11 +13223,19 @@
           <w:lang w:val="ru-RU"/>
         </w:rPr>
       </w:pPr>
-      <w:r>
-        <w:rPr>
-          <w:lang w:val="ru-RU"/>
-        </w:rPr>
-        <w:t>вендор-файл это способ двустороннего общения между пользователем и статистикой: с одной стороны – юзер читает статистику из него</w:t>
+      <w:proofErr w:type="gramStart"/>
+      <w:r>
+        <w:rPr>
+          <w:lang w:val="ru-RU"/>
+        </w:rPr>
+        <w:t>вендор-файл это</w:t>
+      </w:r>
+      <w:proofErr w:type="gramEnd"/>
+      <w:r>
+        <w:rPr>
+          <w:lang w:val="ru-RU"/>
+        </w:rPr>
+        <w:t xml:space="preserve"> способ двустороннего общения между пользователем и статистикой: с одной стороны – юзер читает статистику из него</w:t>
       </w:r>
       <w:r>
         <w:rPr>
@@ -12085,7 +13304,21 @@
         <w:rPr>
           <w:lang w:val="ru-RU"/>
         </w:rPr>
-        <w:t xml:space="preserve">содержит колоризированную  версию </w:t>
+        <w:t xml:space="preserve">содержит </w:t>
+      </w:r>
+      <w:proofErr w:type="gramStart"/>
+      <w:r>
+        <w:rPr>
+          <w:lang w:val="ru-RU"/>
+        </w:rPr>
+        <w:t>колоризированную  версию</w:t>
+      </w:r>
+      <w:proofErr w:type="gramEnd"/>
+      <w:r>
+        <w:rPr>
+          <w:lang w:val="ru-RU"/>
+        </w:rPr>
+        <w:t xml:space="preserve"> </w:t>
       </w:r>
       <w:r>
         <w:t>vendor</w:t>
@@ -12277,13 +13510,27 @@
         <w:rPr>
           <w:lang w:val="ru-RU"/>
         </w:rPr>
-        <w:t xml:space="preserve"> продукции </w:t>
-      </w:r>
-      <w:r>
-        <w:rPr>
-          <w:lang w:val="ru-RU"/>
-        </w:rPr>
-        <w:t xml:space="preserve"> конкретного производителя сэмпл-паков </w:t>
+        <w:t xml:space="preserve"> </w:t>
+      </w:r>
+      <w:proofErr w:type="gramStart"/>
+      <w:r>
+        <w:rPr>
+          <w:lang w:val="ru-RU"/>
+        </w:rPr>
+        <w:t xml:space="preserve">продукции </w:t>
+      </w:r>
+      <w:r>
+        <w:rPr>
+          <w:lang w:val="ru-RU"/>
+        </w:rPr>
+        <w:t xml:space="preserve"> конкретного</w:t>
+      </w:r>
+      <w:proofErr w:type="gramEnd"/>
+      <w:r>
+        <w:rPr>
+          <w:lang w:val="ru-RU"/>
+        </w:rPr>
+        <w:t xml:space="preserve"> производителя сэмпл-паков </w:t>
       </w:r>
       <w:r>
         <w:rPr>
@@ -12655,7 +13902,21 @@
         <w:rPr>
           <w:lang w:val="ru-RU"/>
         </w:rPr>
-        <w:t xml:space="preserve">за штуку. Всего штук 40 наверное купил. </w:t>
+        <w:t xml:space="preserve">за штуку. Всего штук </w:t>
+      </w:r>
+      <w:proofErr w:type="gramStart"/>
+      <w:r>
+        <w:rPr>
+          <w:lang w:val="ru-RU"/>
+        </w:rPr>
+        <w:t>40 наверное</w:t>
+      </w:r>
+      <w:proofErr w:type="gramEnd"/>
+      <w:r>
+        <w:rPr>
+          <w:lang w:val="ru-RU"/>
+        </w:rPr>
+        <w:t xml:space="preserve"> купил. </w:t>
       </w:r>
       <w:r>
         <w:rPr>
@@ -12702,6 +13963,7 @@
         </w:rPr>
         <w:t xml:space="preserve"> </w:t>
       </w:r>
+      <w:proofErr w:type="gramStart"/>
       <w:r>
         <w:rPr>
           <w:lang w:val="ru-RU"/>
@@ -12717,6 +13979,7 @@
       <w:r>
         <w:t>fxp</w:t>
       </w:r>
+      <w:proofErr w:type="gramEnd"/>
       <w:r>
         <w:rPr>
           <w:lang w:val="ru-RU"/>
@@ -12801,7 +14064,21 @@
         <w:rPr>
           <w:lang w:val="ru-RU"/>
         </w:rPr>
-        <w:t>Смотрел форумы где чего рекоммендовали. Смотришь:12.99 докидываешь. Читаешь дальше потом фильтруешь оставляя то что оставляешь</w:t>
+        <w:t xml:space="preserve">Смотрел форумы где чего рекоммендовали. Смотришь:12.99 докидываешь. Читаешь дальше потом </w:t>
+      </w:r>
+      <w:proofErr w:type="gramStart"/>
+      <w:r>
+        <w:rPr>
+          <w:lang w:val="ru-RU"/>
+        </w:rPr>
+        <w:t>фильтруешь</w:t>
+      </w:r>
+      <w:proofErr w:type="gramEnd"/>
+      <w:r>
+        <w:rPr>
+          <w:lang w:val="ru-RU"/>
+        </w:rPr>
+        <w:t xml:space="preserve"> оставляя то что оставляешь</w:t>
       </w:r>
     </w:p>
     <w:p>
@@ -12918,7 +14195,21 @@
         <w:rPr>
           <w:lang w:val="ru-RU"/>
         </w:rPr>
-        <w:t xml:space="preserve">интересные мысли относительно возможности создания и  существования </w:t>
+        <w:t xml:space="preserve">интересные мысли относительно возможности создания </w:t>
+      </w:r>
+      <w:proofErr w:type="gramStart"/>
+      <w:r>
+        <w:rPr>
+          <w:lang w:val="ru-RU"/>
+        </w:rPr>
+        <w:t>и  существования</w:t>
+      </w:r>
+      <w:proofErr w:type="gramEnd"/>
+      <w:r>
+        <w:rPr>
+          <w:lang w:val="ru-RU"/>
+        </w:rPr>
+        <w:t xml:space="preserve"> </w:t>
       </w:r>
       <w:r>
         <w:t>up</w:t>
@@ -13029,11 +14320,19 @@
         <w:rPr>
           <w:lang w:val="ru-RU"/>
         </w:rPr>
-        <w:t xml:space="preserve">Это стимулировало-бы честных производителей сэмпл-паков начать предлагать более качественный товар, а не честные производители наоборот – стали бы глохнуть. Т.е в перспективе золотой стандарт сэмпл паков – это прилагать к каждому релизу данные  </w:t>
+        <w:t xml:space="preserve">Это стимулировало-бы честных производителей сэмпл-паков начать предлагать более качественный товар, а не честные производители наоборот – стали бы глохнуть. Т.е в перспективе золотой стандарт сэмпл паков – это прилагать к каждому релизу </w:t>
+      </w:r>
+      <w:proofErr w:type="gramStart"/>
+      <w:r>
+        <w:rPr>
+          <w:lang w:val="ru-RU"/>
+        </w:rPr>
+        <w:t xml:space="preserve">данные  </w:t>
       </w:r>
       <w:r>
         <w:t>waveItem</w:t>
       </w:r>
+      <w:proofErr w:type="gramEnd"/>
       <w:r>
         <w:rPr>
           <w:lang w:val="ru-RU"/>
@@ -13078,34 +14377,36 @@
           <w:lang w:val="ru-RU"/>
         </w:rPr>
         <w:lastRenderedPageBreak/>
-        <w:t>Это актуально даже если вы не покупаете а где-то скачиваете сэмпл-паки: на процесс внедрения их файлов у вас уйдёт определённое время и силы – и зачем вам это нужно – просматривать к примеру ещё одну тысячу файлов из сэмпл-пака, с заведомо нехорошими предпосылками у вендора (а таких хватает – уверяю вас)</w:t>
-      </w:r>
-    </w:p>
-    <w:p>
-      <w:pPr>
-        <w:pStyle w:val="a3"/>
-        <w:jc w:val="both"/>
-        <w:rPr>
-          <w:lang w:val="ru-RU"/>
-        </w:rPr>
-      </w:pPr>
-      <w:r>
-        <w:rPr>
-          <w:lang w:val="ru-RU"/>
-        </w:rPr>
-        <w:t>Тем не менее остаётся несомненным тот факт: что истинные жемчужины звуков вы найдёте скорее всего не в самых качественных сэмпл-пак</w:t>
-      </w:r>
-      <w:r>
-        <w:rPr>
-          <w:lang w:val="ru-RU"/>
-        </w:rPr>
-        <w:t>ах</w:t>
-      </w:r>
-      <w:r>
-        <w:rPr>
-          <w:lang w:val="ru-RU"/>
-        </w:rPr>
-        <w:t>, и не от наиболее безупречных производителей. По закону подлости вы найдёте их грязными, но если немного повезёт – может и не такими грязными как тёлки мутузящие друг друга в жиже на ринге</w:t>
+        <w:t xml:space="preserve">Это актуально даже если вы не </w:t>
+      </w:r>
+      <w:proofErr w:type="gramStart"/>
+      <w:r>
+        <w:rPr>
+          <w:lang w:val="ru-RU"/>
+        </w:rPr>
+        <w:t>покупаете</w:t>
+      </w:r>
+      <w:proofErr w:type="gramEnd"/>
+      <w:r>
+        <w:rPr>
+          <w:lang w:val="ru-RU"/>
+        </w:rPr>
+        <w:t xml:space="preserve"> а где-то скачиваете сэмпл-паки: на процесс внедрения их файлов у вас уйдёт определённое время и силы – и зачем вам это нужно – просматривать к примеру ещё одну тысячу файлов из сэмпл-пака, с заведомо нехорошими предпосылками у вендора (а таких хватает – уверяю вас)</w:t>
+      </w:r>
+    </w:p>
+    <w:p>
+      <w:pPr>
+        <w:pStyle w:val="a3"/>
+        <w:jc w:val="both"/>
+        <w:rPr>
+          <w:lang w:val="ru-RU"/>
+        </w:rPr>
+      </w:pPr>
+      <w:r>
+        <w:rPr>
+          <w:lang w:val="ru-RU"/>
+        </w:rPr>
+        <w:t>Тем не менее остаётся несомненным тот факт: что истинные жемчужины звуков вы найдёте скорее всего не в самых качественных сэмпл-паках, и не от наиболее безупречных производителей. По закону подлости вы найдёте их грязными, но если немного повезёт – может и не такими грязными как тёлки мутузящие друг друга в жиже на ринге</w:t>
       </w:r>
     </w:p>
     <w:p>

--- a/waveitem2.docx
+++ b/waveitem2.docx
@@ -473,8 +473,6 @@
         </w:rPr>
         <w:t xml:space="preserve"> к репортам о дубликатах. Вот почему важно ничего не менять в оригинальном виде сэмпл-паков</w:t>
       </w:r>
-      <w:bookmarkStart w:id="0" w:name="_GoBack"/>
-      <w:bookmarkEnd w:id="0"/>
       <w:r>
         <w:rPr>
           <w:lang w:val="ru-RU"/>
@@ -8138,7 +8136,19 @@
         <w:rPr>
           <w:lang w:val="ru-RU"/>
         </w:rPr>
-        <w:t xml:space="preserve"> которые могут отменить операцию </w:t>
+        <w:t xml:space="preserve"> которые могут </w:t>
+      </w:r>
+      <w:r>
+        <w:rPr>
+          <w:lang w:val="ru-RU"/>
+        </w:rPr>
+        <w:t xml:space="preserve">полностью отменять всю </w:t>
+      </w:r>
+      <w:r>
+        <w:rPr>
+          <w:lang w:val="ru-RU"/>
+        </w:rPr>
+        <w:t xml:space="preserve">операцию </w:t>
       </w:r>
       <w:r>
         <w:t>SPLIT</w:t>
@@ -12318,7 +12328,13 @@
         <w:tab/>
       </w:r>
       <w:r>
-        <w:t>WRITE LIST-FILE</w:t>
+        <w:t xml:space="preserve">WRITE </w:t>
+      </w:r>
+      <w:r>
+        <w:t>ITEM-</w:t>
+      </w:r>
+      <w:r>
+        <w:t>FILE</w:t>
       </w:r>
     </w:p>
     <w:p>
@@ -12930,7 +12946,31 @@
         <w:rPr>
           <w:lang w:val="ru-RU"/>
         </w:rPr>
-        <w:t xml:space="preserve"> фолдера сканироваться не будет. Все старые файлы из найденного </w:t>
+        <w:t xml:space="preserve"> фолдера сканироваться не будет. Все старые</w:t>
+      </w:r>
+      <w:r>
+        <w:rPr>
+          <w:lang w:val="ru-RU"/>
+        </w:rPr>
+        <w:t xml:space="preserve"> (</w:t>
+      </w:r>
+      <w:r>
+        <w:rPr>
+          <w:lang w:val="ru-RU"/>
+        </w:rPr>
+        <w:t>т.е. отпроцессенные</w:t>
+      </w:r>
+      <w:r>
+        <w:rPr>
+          <w:lang w:val="ru-RU"/>
+        </w:rPr>
+        <w:t>)</w:t>
+      </w:r>
+      <w:r>
+        <w:rPr>
+          <w:lang w:val="ru-RU"/>
+        </w:rPr>
+        <w:t xml:space="preserve"> файлы из найденного </w:t>
       </w:r>
       <w:r>
         <w:t>item</w:t>
@@ -13536,7 +13576,19 @@
         <w:rPr>
           <w:lang w:val="ru-RU"/>
         </w:rPr>
-        <w:t xml:space="preserve">по статистике этих сэмпл-паков </w:t>
+        <w:t xml:space="preserve">по </w:t>
+      </w:r>
+      <w:r>
+        <w:rPr>
+          <w:lang w:val="ru-RU"/>
+        </w:rPr>
+        <w:t xml:space="preserve">характеристикам его продукции - </w:t>
+      </w:r>
+      <w:r>
+        <w:rPr>
+          <w:lang w:val="ru-RU"/>
+        </w:rPr>
+        <w:t xml:space="preserve">сэмпл-паков </w:t>
       </w:r>
       <w:r>
         <w:rPr>
@@ -13548,7 +13600,13 @@
         <w:rPr>
           <w:lang w:val="ru-RU"/>
         </w:rPr>
-        <w:t xml:space="preserve"> этого вендора</w:t>
+        <w:t xml:space="preserve"> </w:t>
+      </w:r>
+      <w:r>
+        <w:rPr>
+          <w:lang w:val="ru-RU"/>
+        </w:rPr>
+        <w:t>вообщем</w:t>
       </w:r>
       <w:r>
         <w:rPr>
@@ -13867,7 +13925,754 @@
         <w:rPr>
           <w:lang w:val="ru-RU"/>
         </w:rPr>
-        <w:t>Я: Ты покупал сэмпл-паки? Сколько купил? Скока стоили?</w:t>
+        <w:t>Я: Ты покупал сэмпл-паки? Скока стоили?</w:t>
+      </w:r>
+      <w:r>
+        <w:rPr>
+          <w:lang w:val="ru-RU"/>
+        </w:rPr>
+        <w:t xml:space="preserve"> Сколько купил?</w:t>
+      </w:r>
+    </w:p>
+    <w:p>
+      <w:pPr>
+        <w:pStyle w:val="a3"/>
+        <w:ind w:left="2160" w:hanging="1440"/>
+        <w:jc w:val="both"/>
+        <w:rPr>
+          <w:lang w:val="ru-RU"/>
+        </w:rPr>
+      </w:pPr>
+      <w:r>
+        <w:rPr>
+          <w:lang w:val="ru-RU"/>
+        </w:rPr>
+        <w:t>Омнеон:</w:t>
+      </w:r>
+      <w:r>
+        <w:rPr>
+          <w:lang w:val="ru-RU"/>
+        </w:rPr>
+        <w:tab/>
+        <w:t xml:space="preserve">по 10-20 </w:t>
+      </w:r>
+      <w:r>
+        <w:rPr>
+          <w:lang w:val="ru-RU"/>
+        </w:rPr>
+        <w:t xml:space="preserve">$ </w:t>
+      </w:r>
+      <w:r>
+        <w:rPr>
+          <w:lang w:val="ru-RU"/>
+        </w:rPr>
+        <w:t xml:space="preserve">за штуку. Всего штук </w:t>
+      </w:r>
+      <w:proofErr w:type="gramStart"/>
+      <w:r>
+        <w:rPr>
+          <w:lang w:val="ru-RU"/>
+        </w:rPr>
+        <w:t>40 наверное</w:t>
+      </w:r>
+      <w:proofErr w:type="gramEnd"/>
+      <w:r>
+        <w:rPr>
+          <w:lang w:val="ru-RU"/>
+        </w:rPr>
+        <w:t xml:space="preserve"> купил. </w:t>
+      </w:r>
+      <w:r>
+        <w:rPr>
+          <w:lang w:val="ru-RU"/>
+        </w:rPr>
+        <w:t xml:space="preserve">Нет есть по 200 и по 600 баксов </w:t>
+      </w:r>
+      <w:r>
+        <w:rPr>
+          <w:lang w:val="ru-RU"/>
+        </w:rPr>
+        <w:t xml:space="preserve">за сэмпл-пак </w:t>
+      </w:r>
+      <w:r>
+        <w:rPr>
+          <w:lang w:val="ru-RU"/>
+        </w:rPr>
+        <w:t xml:space="preserve">– но сам понимаешь. И </w:t>
+      </w:r>
+      <w:r>
+        <w:rPr>
+          <w:lang w:val="ru-RU"/>
+        </w:rPr>
+        <w:t xml:space="preserve">я и не только </w:t>
+      </w:r>
+      <w:r>
+        <w:rPr>
+          <w:lang w:val="ru-RU"/>
+        </w:rPr>
+        <w:t>.</w:t>
+      </w:r>
+      <w:r>
+        <w:t>wav</w:t>
+      </w:r>
+      <w:r>
+        <w:rPr>
+          <w:lang w:val="ru-RU"/>
+        </w:rPr>
+        <w:t xml:space="preserve"> брал</w:t>
+      </w:r>
+      <w:r>
+        <w:rPr>
+          <w:lang w:val="ru-RU"/>
+        </w:rPr>
+        <w:t xml:space="preserve"> </w:t>
+      </w:r>
+      <w:r>
+        <w:rPr>
+          <w:lang w:val="ru-RU"/>
+        </w:rPr>
+        <w:t>–</w:t>
+      </w:r>
+      <w:r>
+        <w:rPr>
+          <w:lang w:val="ru-RU"/>
+        </w:rPr>
+        <w:t xml:space="preserve"> </w:t>
+      </w:r>
+      <w:proofErr w:type="gramStart"/>
+      <w:r>
+        <w:rPr>
+          <w:lang w:val="ru-RU"/>
+        </w:rPr>
+        <w:t xml:space="preserve">там </w:t>
+      </w:r>
+      <w:r>
+        <w:rPr>
+          <w:lang w:val="ru-RU"/>
+        </w:rPr>
+        <w:t>.</w:t>
+      </w:r>
+      <w:r>
+        <w:t>fxp</w:t>
+      </w:r>
+      <w:proofErr w:type="gramEnd"/>
+      <w:r>
+        <w:rPr>
+          <w:lang w:val="ru-RU"/>
+        </w:rPr>
+        <w:t xml:space="preserve"> </w:t>
+      </w:r>
+      <w:r>
+        <w:rPr>
+          <w:lang w:val="ru-RU"/>
+        </w:rPr>
+        <w:t xml:space="preserve">тоже их </w:t>
+      </w:r>
+      <w:r>
+        <w:rPr>
+          <w:lang w:val="ru-RU"/>
+        </w:rPr>
+        <w:t xml:space="preserve">даже </w:t>
+      </w:r>
+      <w:r>
+        <w:rPr>
+          <w:lang w:val="ru-RU"/>
+        </w:rPr>
+        <w:t xml:space="preserve">больше было. </w:t>
+      </w:r>
+    </w:p>
+    <w:p>
+      <w:pPr>
+        <w:pStyle w:val="a3"/>
+        <w:jc w:val="both"/>
+        <w:rPr>
+          <w:lang w:val="ru-RU"/>
+        </w:rPr>
+      </w:pPr>
+      <w:r>
+        <w:rPr>
+          <w:lang w:val="ru-RU"/>
+        </w:rPr>
+        <w:t xml:space="preserve">Я: </w:t>
+      </w:r>
+      <w:r>
+        <w:rPr>
+          <w:lang w:val="ru-RU"/>
+        </w:rPr>
+        <w:t>Это были – спонтанные покупки или запланированные акты?</w:t>
+      </w:r>
+    </w:p>
+    <w:p>
+      <w:pPr>
+        <w:pStyle w:val="a3"/>
+        <w:ind w:left="2160" w:hanging="1440"/>
+        <w:jc w:val="both"/>
+        <w:rPr>
+          <w:lang w:val="ru-RU"/>
+        </w:rPr>
+      </w:pPr>
+      <w:r>
+        <w:rPr>
+          <w:lang w:val="ru-RU"/>
+        </w:rPr>
+        <w:t>Омнеон:</w:t>
+      </w:r>
+      <w:r>
+        <w:rPr>
+          <w:lang w:val="ru-RU"/>
+        </w:rPr>
+        <w:tab/>
+      </w:r>
+      <w:r>
+        <w:rPr>
+          <w:lang w:val="ru-RU"/>
+        </w:rPr>
+        <w:t>Обычно с зп раскидываешь кредиты за синтезаторы и докупаешь себе 3-5 паков.</w:t>
+      </w:r>
+    </w:p>
+    <w:p>
+      <w:pPr>
+        <w:pStyle w:val="a3"/>
+        <w:jc w:val="both"/>
+        <w:rPr>
+          <w:lang w:val="ru-RU"/>
+        </w:rPr>
+      </w:pPr>
+      <w:r>
+        <w:rPr>
+          <w:lang w:val="ru-RU"/>
+        </w:rPr>
+        <w:t xml:space="preserve">Я: </w:t>
+      </w:r>
+      <w:r>
+        <w:rPr>
+          <w:lang w:val="ru-RU"/>
+        </w:rPr>
+        <w:t>Как ты выходил на покупку – ты откуда-то знал сэмпл-паки которые хочешь? Может быть знал правильных вендоров (изготовителей)? Или откуда-то узнавал советы в этом плане?</w:t>
+      </w:r>
+    </w:p>
+    <w:p>
+      <w:pPr>
+        <w:pStyle w:val="a3"/>
+        <w:ind w:left="2160" w:hanging="1440"/>
+        <w:jc w:val="both"/>
+        <w:rPr>
+          <w:lang w:val="ru-RU"/>
+        </w:rPr>
+      </w:pPr>
+      <w:r>
+        <w:rPr>
+          <w:lang w:val="ru-RU"/>
+        </w:rPr>
+        <w:t>Омнеон:</w:t>
+      </w:r>
+      <w:r>
+        <w:rPr>
+          <w:lang w:val="ru-RU"/>
+        </w:rPr>
+        <w:tab/>
+      </w:r>
+      <w:r>
+        <w:rPr>
+          <w:lang w:val="ru-RU"/>
+        </w:rPr>
+        <w:t xml:space="preserve">Смотрел форумы где чего рекоммендовали. Смотришь:12.99 </w:t>
+      </w:r>
+      <w:r>
+        <w:rPr>
+          <w:lang w:val="ru-RU"/>
+        </w:rPr>
+        <w:t xml:space="preserve">– </w:t>
+      </w:r>
+      <w:r>
+        <w:rPr>
+          <w:lang w:val="ru-RU"/>
+        </w:rPr>
+        <w:t>докидываешь</w:t>
+      </w:r>
+      <w:r>
+        <w:rPr>
+          <w:lang w:val="ru-RU"/>
+        </w:rPr>
+        <w:t xml:space="preserve"> в корзину</w:t>
+      </w:r>
+      <w:r>
+        <w:rPr>
+          <w:lang w:val="ru-RU"/>
+        </w:rPr>
+        <w:t>. Читаешь дальше</w:t>
+      </w:r>
+      <w:r>
+        <w:rPr>
+          <w:lang w:val="ru-RU"/>
+        </w:rPr>
+        <w:t>. П</w:t>
+      </w:r>
+      <w:r>
+        <w:rPr>
+          <w:lang w:val="ru-RU"/>
+        </w:rPr>
+        <w:t>отом фильтруешь оставляя то что оставляешь</w:t>
+      </w:r>
+    </w:p>
+    <w:p>
+      <w:pPr>
+        <w:pStyle w:val="a3"/>
+        <w:jc w:val="both"/>
+        <w:rPr>
+          <w:lang w:val="ru-RU"/>
+        </w:rPr>
+      </w:pPr>
+      <w:r>
+        <w:rPr>
+          <w:lang w:val="ru-RU"/>
+        </w:rPr>
+        <w:t xml:space="preserve">Я: </w:t>
+      </w:r>
+      <w:r>
+        <w:rPr>
+          <w:lang w:val="ru-RU"/>
+        </w:rPr>
+        <w:t>Общее мнение: сколько пиздатого и сколько говна?</w:t>
+      </w:r>
+    </w:p>
+    <w:p>
+      <w:pPr>
+        <w:pStyle w:val="a3"/>
+        <w:ind w:left="2160" w:hanging="1440"/>
+        <w:jc w:val="both"/>
+        <w:rPr>
+          <w:lang w:val="ru-RU"/>
+        </w:rPr>
+      </w:pPr>
+      <w:r>
+        <w:rPr>
+          <w:lang w:val="ru-RU"/>
+        </w:rPr>
+        <w:t>Омнеон:</w:t>
+      </w:r>
+      <w:r>
+        <w:rPr>
+          <w:lang w:val="ru-RU"/>
+        </w:rPr>
+        <w:tab/>
+        <w:t xml:space="preserve">Трудно сказать. Если реально посмотреть на вещи: </w:t>
+      </w:r>
+      <w:r>
+        <w:rPr>
+          <w:lang w:val="ru-RU"/>
+        </w:rPr>
+        <w:t xml:space="preserve">10% по-настоящему </w:t>
+      </w:r>
+      <w:r>
+        <w:rPr>
+          <w:lang w:val="ru-RU"/>
+        </w:rPr>
+        <w:t>не плохих</w:t>
+      </w:r>
+      <w:r>
+        <w:rPr>
+          <w:lang w:val="ru-RU"/>
+        </w:rPr>
+        <w:t xml:space="preserve">, </w:t>
+      </w:r>
+      <w:r>
+        <w:rPr>
+          <w:lang w:val="ru-RU"/>
+        </w:rPr>
+        <w:t xml:space="preserve">а </w:t>
+      </w:r>
+      <w:r>
+        <w:rPr>
+          <w:lang w:val="ru-RU"/>
+        </w:rPr>
+        <w:t>остальное либо одно и то-же, либо грязное, либо просто говно</w:t>
+      </w:r>
+    </w:p>
+    <w:p>
+      <w:pPr>
+        <w:pStyle w:val="a3"/>
+        <w:jc w:val="both"/>
+        <w:rPr>
+          <w:lang w:val="ru-RU"/>
+        </w:rPr>
+      </w:pPr>
+      <w:r>
+        <w:rPr>
+          <w:lang w:val="ru-RU"/>
+        </w:rPr>
+        <w:t xml:space="preserve">Я: насколько в твоём творчестве – как ты считаешь – нужными являются сэмплы? Я имею ввиду что сейчас есть множество </w:t>
+      </w:r>
+      <w:r>
+        <w:t>vst</w:t>
+      </w:r>
+      <w:r>
+        <w:rPr>
+          <w:lang w:val="ru-RU"/>
+        </w:rPr>
+        <w:t>-плагинов – по сути правильных генераторов всего необходимого? Или нет?</w:t>
+      </w:r>
+    </w:p>
+    <w:p>
+      <w:pPr>
+        <w:pStyle w:val="a3"/>
+        <w:ind w:left="2880" w:hanging="2160"/>
+        <w:jc w:val="both"/>
+        <w:rPr>
+          <w:lang w:val="ru-RU"/>
+        </w:rPr>
+      </w:pPr>
+      <w:r>
+        <w:rPr>
+          <w:lang w:val="ru-RU"/>
+        </w:rPr>
+        <w:t>Омнеон (смеётся):</w:t>
+      </w:r>
+      <w:r>
+        <w:rPr>
+          <w:lang w:val="ru-RU"/>
+        </w:rPr>
+        <w:tab/>
+        <w:t xml:space="preserve">Ты и сам прекрасно знаешь ответ ведь </w:t>
+      </w:r>
+      <w:proofErr w:type="gramStart"/>
+      <w:r>
+        <w:rPr>
+          <w:lang w:val="ru-RU"/>
+        </w:rPr>
+        <w:t>занимался во многом тем-же что</w:t>
+      </w:r>
+      <w:proofErr w:type="gramEnd"/>
+      <w:r>
+        <w:rPr>
+          <w:lang w:val="ru-RU"/>
+        </w:rPr>
+        <w:t xml:space="preserve"> и я сам. Музыка, творчество – по определению является областью «находок» и что-то стоящее в ней – это скорее и чаще </w:t>
+      </w:r>
+      <w:proofErr w:type="gramStart"/>
+      <w:r>
+        <w:rPr>
+          <w:lang w:val="ru-RU"/>
+        </w:rPr>
+        <w:t>нарушение</w:t>
+      </w:r>
+      <w:proofErr w:type="gramEnd"/>
+      <w:r>
+        <w:rPr>
+          <w:lang w:val="ru-RU"/>
+        </w:rPr>
+        <w:t xml:space="preserve"> чем закономерность.</w:t>
+      </w:r>
+    </w:p>
+    <w:p>
+      <w:pPr>
+        <w:pStyle w:val="a3"/>
+        <w:ind w:left="2880" w:hanging="2160"/>
+        <w:jc w:val="both"/>
+        <w:rPr>
+          <w:lang w:val="ru-RU"/>
+        </w:rPr>
+      </w:pPr>
+      <w:r>
+        <w:rPr>
+          <w:lang w:val="ru-RU"/>
+        </w:rPr>
+        <w:tab/>
+        <w:t xml:space="preserve">Что-же касается </w:t>
+      </w:r>
+      <w:r>
+        <w:t>vst</w:t>
+      </w:r>
+      <w:r>
+        <w:rPr>
+          <w:lang w:val="ru-RU"/>
+        </w:rPr>
+        <w:t xml:space="preserve"> и звуковой инженерии в целом, то я не специалист и не авторитет в этом. Я лишь могу </w:t>
+      </w:r>
+      <w:proofErr w:type="gramStart"/>
+      <w:r>
+        <w:rPr>
+          <w:lang w:val="ru-RU"/>
+        </w:rPr>
+        <w:t>сказать</w:t>
+      </w:r>
+      <w:proofErr w:type="gramEnd"/>
+      <w:r>
+        <w:rPr>
+          <w:lang w:val="ru-RU"/>
+        </w:rPr>
+        <w:t xml:space="preserve"> что иногда </w:t>
+      </w:r>
+      <w:r>
+        <w:rPr>
+          <w:lang w:val="ru-RU"/>
+        </w:rPr>
+        <w:t xml:space="preserve">- </w:t>
+      </w:r>
+      <w:r>
+        <w:rPr>
+          <w:lang w:val="ru-RU"/>
+        </w:rPr>
+        <w:t xml:space="preserve">один единственный </w:t>
+      </w:r>
+      <w:r>
+        <w:rPr>
+          <w:lang w:val="ru-RU"/>
+        </w:rPr>
+        <w:t xml:space="preserve">голосовой </w:t>
+      </w:r>
+      <w:r>
+        <w:rPr>
+          <w:lang w:val="ru-RU"/>
+        </w:rPr>
+        <w:t>пиздёж</w:t>
+      </w:r>
+      <w:r>
+        <w:rPr>
+          <w:lang w:val="ru-RU"/>
+        </w:rPr>
+        <w:t xml:space="preserve"> – или какой-то звук\эффект делает весь трэк. И тут тебе не помогут </w:t>
+      </w:r>
+      <w:r>
+        <w:rPr>
+          <w:lang w:val="ru-RU"/>
+        </w:rPr>
+        <w:lastRenderedPageBreak/>
+        <w:t xml:space="preserve">синтезаторы – потому что по большей части – у тебя нет плана и понимания того что ты хочешь, </w:t>
+      </w:r>
+      <w:proofErr w:type="gramStart"/>
+      <w:r>
+        <w:rPr>
+          <w:lang w:val="ru-RU"/>
+        </w:rPr>
+        <w:t>но</w:t>
+      </w:r>
+      <w:proofErr w:type="gramEnd"/>
+      <w:r>
+        <w:rPr>
+          <w:lang w:val="ru-RU"/>
+        </w:rPr>
+        <w:t xml:space="preserve"> когда ты это услышишь перебирая сэмплы – ты сразу это ловишь и из такого материала иногда вырастают достойные трэки. Нет – моё мнение что никакие синтезаторы не смогут никогда полностью отменить применение сэмплов при создании аудио-потоков. Синтезаторы дают тебе правильные инструменты, но только этого для интересного творчества </w:t>
+      </w:r>
+      <w:proofErr w:type="gramStart"/>
+      <w:r>
+        <w:rPr>
+          <w:lang w:val="ru-RU"/>
+        </w:rPr>
+        <w:t>не достаточно</w:t>
+      </w:r>
+      <w:proofErr w:type="gramEnd"/>
+      <w:r>
+        <w:rPr>
+          <w:lang w:val="ru-RU"/>
+        </w:rPr>
+        <w:t xml:space="preserve">. Голосовой пиздёж из старого фильма, неважно о чём он – </w:t>
+      </w:r>
+      <w:proofErr w:type="gramStart"/>
+      <w:r>
+        <w:rPr>
+          <w:lang w:val="ru-RU"/>
+        </w:rPr>
+        <w:t>главное</w:t>
+      </w:r>
+      <w:proofErr w:type="gramEnd"/>
+      <w:r>
+        <w:rPr>
+          <w:lang w:val="ru-RU"/>
+        </w:rPr>
+        <w:t xml:space="preserve"> как он звучит, яркий и сложный аудио-эффект из какого-нибудь фильма – вот такие</w:t>
+      </w:r>
+      <w:r>
+        <w:rPr>
+          <w:lang w:val="ru-RU"/>
+        </w:rPr>
+        <w:t xml:space="preserve"> </w:t>
+      </w:r>
+      <w:r>
+        <w:rPr>
+          <w:lang w:val="ru-RU"/>
+        </w:rPr>
+        <w:t xml:space="preserve">(и не только разумеется) </w:t>
+      </w:r>
+      <w:r>
+        <w:rPr>
+          <w:lang w:val="ru-RU"/>
+        </w:rPr>
+        <w:t xml:space="preserve">вещи </w:t>
+      </w:r>
+      <w:r>
+        <w:rPr>
+          <w:lang w:val="ru-RU"/>
+        </w:rPr>
+        <w:t xml:space="preserve">делают </w:t>
+      </w:r>
+      <w:r>
+        <w:rPr>
+          <w:lang w:val="ru-RU"/>
+        </w:rPr>
+        <w:t>трэк ибо яркий трэк – это прежде всего – нарушение правил, а не следование им. Нет я считаю невозможным аудио творчество без грамотной, качественной и богатой библиотеки сэмплов</w:t>
+      </w:r>
+    </w:p>
+    <w:p>
+      <w:pPr>
+        <w:pStyle w:val="a3"/>
+        <w:ind w:left="2880" w:hanging="2160"/>
+        <w:jc w:val="both"/>
+        <w:rPr>
+          <w:lang w:val="ru-RU"/>
+        </w:rPr>
+      </w:pPr>
+      <w:r>
+        <w:rPr>
+          <w:lang w:val="ru-RU"/>
+        </w:rPr>
+        <w:t>Я: спасибо тебе за крайне интересную информацию. В заключение я подкину тебе главный вопрос-бомбу: (хлопает глазами) – как у тебя была организована твоя библиотека сэмплов</w:t>
+      </w:r>
+    </w:p>
+    <w:p>
+      <w:pPr>
+        <w:pStyle w:val="a3"/>
+        <w:ind w:left="2880" w:hanging="1440"/>
+        <w:jc w:val="both"/>
+        <w:rPr>
+          <w:lang w:val="ru-RU"/>
+        </w:rPr>
+      </w:pPr>
+      <w:r>
+        <w:rPr>
+          <w:lang w:val="ru-RU"/>
+        </w:rPr>
+        <w:t>Омнеон:</w:t>
+      </w:r>
+      <w:r>
+        <w:rPr>
+          <w:lang w:val="ru-RU"/>
+        </w:rPr>
+        <w:tab/>
+        <w:t>№%</w:t>
+      </w:r>
+      <w:r>
+        <w:rPr>
+          <w:lang w:val="ru-RU"/>
+        </w:rPr>
+        <w:t xml:space="preserve">#%@^%%! </w:t>
+      </w:r>
+      <w:r>
+        <w:rPr>
+          <w:lang w:val="ru-RU"/>
+        </w:rPr>
+        <w:t xml:space="preserve">Б…дь! </w:t>
+      </w:r>
+      <w:r>
+        <w:rPr>
+          <w:lang w:val="ru-RU"/>
+        </w:rPr>
+        <w:t xml:space="preserve">$@$@%^^#%@ !!!! &lt;- </w:t>
+      </w:r>
+      <w:r>
+        <w:rPr>
+          <w:lang w:val="ru-RU"/>
+        </w:rPr>
+        <w:t>вот примерно так. Я ответил на твой вопрос?</w:t>
+      </w:r>
+    </w:p>
+    <w:p>
+      <w:pPr>
+        <w:pStyle w:val="a3"/>
+        <w:jc w:val="both"/>
+        <w:rPr>
+          <w:lang w:val="ru-RU"/>
+        </w:rPr>
+      </w:pPr>
+      <w:r>
+        <w:rPr>
+          <w:lang w:val="ru-RU"/>
+        </w:rPr>
+        <w:tab/>
+        <w:t xml:space="preserve">Я: я тебя отлично </w:t>
+      </w:r>
+      <w:proofErr w:type="gramStart"/>
+      <w:r>
+        <w:rPr>
+          <w:lang w:val="ru-RU"/>
+        </w:rPr>
+        <w:t>понял</w:t>
+      </w:r>
+      <w:proofErr w:type="gramEnd"/>
+      <w:r>
+        <w:rPr>
+          <w:lang w:val="ru-RU"/>
+        </w:rPr>
+        <w:t xml:space="preserve"> но нужно чтобы это поняли другие</w:t>
+      </w:r>
+    </w:p>
+    <w:p>
+      <w:pPr>
+        <w:pStyle w:val="a3"/>
+        <w:ind w:left="2880" w:hanging="1440"/>
+        <w:jc w:val="both"/>
+        <w:rPr>
+          <w:lang w:val="ru-RU"/>
+        </w:rPr>
+      </w:pPr>
+      <w:r>
+        <w:rPr>
+          <w:lang w:val="ru-RU"/>
+        </w:rPr>
+        <w:t>Омнеон:</w:t>
+      </w:r>
+      <w:r>
+        <w:rPr>
+          <w:lang w:val="ru-RU"/>
+        </w:rPr>
+        <w:tab/>
+        <w:t xml:space="preserve">на самом деле мой ответ практически предельно точен. Примерно вот такую мешанину я и имел. Хуй знает где что находится, всё в перемежку, ничего не найти. Бывает </w:t>
+      </w:r>
+      <w:proofErr w:type="gramStart"/>
+      <w:r>
+        <w:rPr>
+          <w:lang w:val="ru-RU"/>
+        </w:rPr>
+        <w:t>знаешь</w:t>
+      </w:r>
+      <w:proofErr w:type="gramEnd"/>
+      <w:r>
+        <w:rPr>
+          <w:lang w:val="ru-RU"/>
+        </w:rPr>
+        <w:t xml:space="preserve"> что у тебя точно есть то что ищешь но найти не можешь. А потом неожиданно – когда уже не надо – находишь целый пласт – отменных звуканов. Никакой системы – понятия не имею где что находится. я потому и передал </w:t>
+      </w:r>
+      <w:proofErr w:type="gramStart"/>
+      <w:r>
+        <w:rPr>
+          <w:lang w:val="ru-RU"/>
+        </w:rPr>
+        <w:t>тебе  свой</w:t>
+      </w:r>
+      <w:proofErr w:type="gramEnd"/>
+      <w:r>
+        <w:rPr>
+          <w:lang w:val="ru-RU"/>
+        </w:rPr>
+        <w:t xml:space="preserve"> хард чтобы ты</w:t>
+      </w:r>
+      <w:r>
+        <w:rPr>
+          <w:lang w:val="ru-RU"/>
+        </w:rPr>
+        <w:t xml:space="preserve"> навёл в этой области порядок</w:t>
+      </w:r>
+      <w:r>
+        <w:rPr>
+          <w:lang w:val="ru-RU"/>
+        </w:rPr>
+        <w:t xml:space="preserve"> </w:t>
+      </w:r>
+      <w:r>
+        <w:rPr>
+          <w:lang w:val="ru-RU"/>
+        </w:rPr>
+        <w:t>– раз и навсегда</w:t>
       </w:r>
     </w:p>
     <w:p>
@@ -13883,6 +14688,23 @@
         <w:rPr>
           <w:lang w:val="ru-RU"/>
         </w:rPr>
+        <w:t>Я: да. Есть. Подтверждаю. Системное решение данного вопроса. Можно используя ряд скриптов и соблюдая определённые дисциплины – содержать совершенную библиотеку сэмплов с которой реально эффективно работать и пополнять свежими айтемами.</w:t>
+      </w:r>
+    </w:p>
+    <w:p>
+      <w:pPr>
+        <w:pStyle w:val="a3"/>
+        <w:ind w:left="720"/>
+        <w:jc w:val="both"/>
+        <w:rPr>
+          <w:lang w:val="ru-RU"/>
+        </w:rPr>
+      </w:pPr>
+      <w:r>
+        <w:rPr>
+          <w:lang w:val="ru-RU"/>
+        </w:rPr>
+        <w:tab/>
         <w:t>Омнеон:</w:t>
       </w:r>
       <w:r>
@@ -13890,60 +14712,114 @@
           <w:lang w:val="ru-RU"/>
         </w:rPr>
         <w:tab/>
-        <w:t xml:space="preserve">по 10-20 </w:t>
-      </w:r>
-      <w:r>
-        <w:rPr>
-          <w:lang w:val="ru-RU"/>
-        </w:rPr>
-        <w:t xml:space="preserve">$ </w:t>
-      </w:r>
-      <w:r>
-        <w:rPr>
-          <w:lang w:val="ru-RU"/>
-        </w:rPr>
-        <w:t xml:space="preserve">за штуку. Всего штук </w:t>
+        <w:t>а откуда беруться новые айтемы в библиотеке сэмплов?</w:t>
+      </w:r>
+    </w:p>
+    <w:p>
+      <w:pPr>
+        <w:pStyle w:val="a3"/>
+        <w:ind w:left="720"/>
+        <w:jc w:val="both"/>
+        <w:rPr>
+          <w:lang w:val="ru-RU"/>
+        </w:rPr>
+      </w:pPr>
+      <w:r>
+        <w:rPr>
+          <w:lang w:val="ru-RU"/>
+        </w:rPr>
+        <w:t xml:space="preserve">Я: в подавляющем большинстве – </w:t>
       </w:r>
       <w:proofErr w:type="gramStart"/>
       <w:r>
         <w:rPr>
           <w:lang w:val="ru-RU"/>
         </w:rPr>
-        <w:t>40 наверное</w:t>
+        <w:t>из сэмпл-паков</w:t>
       </w:r>
       <w:proofErr w:type="gramEnd"/>
       <w:r>
         <w:rPr>
           <w:lang w:val="ru-RU"/>
         </w:rPr>
-        <w:t xml:space="preserve"> купил. </w:t>
-      </w:r>
-      <w:r>
-        <w:rPr>
-          <w:lang w:val="ru-RU"/>
-        </w:rPr>
-        <w:t xml:space="preserve">Нет есть по 200 и по 600 баксов – но сам понимаешь. И </w:t>
-      </w:r>
-      <w:r>
-        <w:rPr>
-          <w:lang w:val="ru-RU"/>
-        </w:rPr>
-        <w:t xml:space="preserve">я и не только </w:t>
-      </w:r>
-      <w:r>
-        <w:rPr>
-          <w:lang w:val="ru-RU"/>
-        </w:rPr>
-        <w:t>.</w:t>
-      </w:r>
-      <w:r>
-        <w:t>wav</w:t>
-      </w:r>
-      <w:r>
-        <w:rPr>
-          <w:lang w:val="ru-RU"/>
-        </w:rPr>
-        <w:t xml:space="preserve"> брал</w:t>
+        <w:t xml:space="preserve"> которые юзер либо просто скачивает либо покупает у вендоров. Однако проблема в том, что у каждого сэмпл-пака своя структура и файловые имена, а сэмпл-паков множество – отсюда и полный хаос – потому что у нас столько порядков сколько сэмпл-паков и сгруппированы эти порядки по сэмпл-пакам, в то время как юзеру совершенно безразлично кто создал </w:t>
+      </w:r>
+      <w:r>
+        <w:rPr>
+          <w:lang w:val="ru-RU"/>
+        </w:rPr>
+        <w:lastRenderedPageBreak/>
+        <w:t>тот или иной сэмпл-пак</w:t>
+      </w:r>
+      <w:r>
+        <w:rPr>
+          <w:lang w:val="ru-RU"/>
+        </w:rPr>
+        <w:t xml:space="preserve"> или звук. Юзеру – нужен выбор звуков по типу, а не по вендору\сэмпл-паку</w:t>
+      </w:r>
+    </w:p>
+    <w:p>
+      <w:pPr>
+        <w:pStyle w:val="a3"/>
+        <w:ind w:left="720"/>
+        <w:jc w:val="both"/>
+        <w:rPr>
+          <w:lang w:val="ru-RU"/>
+        </w:rPr>
+      </w:pPr>
+    </w:p>
+    <w:p>
+      <w:pPr>
+        <w:pStyle w:val="a3"/>
+        <w:ind w:left="720"/>
+        <w:jc w:val="both"/>
+        <w:rPr>
+          <w:lang w:val="ru-RU"/>
+        </w:rPr>
+      </w:pPr>
+    </w:p>
+    <w:p>
+      <w:pPr>
+        <w:pStyle w:val="a3"/>
+        <w:ind w:left="720"/>
+        <w:jc w:val="both"/>
+        <w:rPr>
+          <w:lang w:val="ru-RU"/>
+        </w:rPr>
+      </w:pPr>
+    </w:p>
+    <w:p>
+      <w:pPr>
+        <w:pStyle w:val="a3"/>
+        <w:ind w:left="720"/>
+        <w:jc w:val="both"/>
+        <w:rPr>
+          <w:lang w:val="ru-RU"/>
+        </w:rPr>
+      </w:pPr>
+    </w:p>
+    <w:p>
+      <w:pPr>
+        <w:pStyle w:val="a3"/>
+        <w:ind w:left="720"/>
+        <w:jc w:val="both"/>
+        <w:rPr>
+          <w:lang w:val="ru-RU"/>
+        </w:rPr>
+      </w:pPr>
+      <w:bookmarkStart w:id="0" w:name="_GoBack"/>
+      <w:bookmarkEnd w:id="0"/>
+    </w:p>
+    <w:p>
+      <w:pPr>
+        <w:pStyle w:val="a3"/>
+        <w:jc w:val="both"/>
+        <w:rPr>
+          <w:lang w:val="ru-RU"/>
+        </w:rPr>
+      </w:pPr>
+      <w:r>
+        <w:t>Global</w:t>
       </w:r>
       <w:r>
         <w:rPr>
@@ -13952,10 +14828,7 @@
         <w:t xml:space="preserve"> </w:t>
       </w:r>
       <w:r>
-        <w:rPr>
-          <w:lang w:val="ru-RU"/>
-        </w:rPr>
-        <w:t>–</w:t>
+        <w:t>vendor</w:t>
       </w:r>
       <w:r>
         <w:rPr>
@@ -13963,21 +14836,39 @@
         </w:rPr>
         <w:t xml:space="preserve"> </w:t>
       </w:r>
+      <w:r>
+        <w:t>file</w:t>
+      </w:r>
+      <w:r>
+        <w:rPr>
+          <w:lang w:val="ru-RU"/>
+        </w:rPr>
+        <w:t xml:space="preserve"> – </w:t>
+      </w:r>
+      <w:r>
+        <w:rPr>
+          <w:lang w:val="ru-RU"/>
+        </w:rPr>
+        <w:t>возникают</w:t>
+      </w:r>
+      <w:r>
+        <w:rPr>
+          <w:lang w:val="ru-RU"/>
+        </w:rPr>
+        <w:t xml:space="preserve"> </w:t>
+      </w:r>
+      <w:r>
+        <w:rPr>
+          <w:lang w:val="ru-RU"/>
+        </w:rPr>
+        <w:t xml:space="preserve">интересные мысли относительно возможности создания </w:t>
+      </w:r>
       <w:proofErr w:type="gramStart"/>
       <w:r>
         <w:rPr>
           <w:lang w:val="ru-RU"/>
         </w:rPr>
-        <w:t xml:space="preserve">там </w:t>
-      </w:r>
-      <w:r>
-        <w:rPr>
-          <w:lang w:val="ru-RU"/>
-        </w:rPr>
-        <w:t>.</w:t>
-      </w:r>
-      <w:r>
-        <w:t>fxp</w:t>
+        <w:t>и  существования</w:t>
       </w:r>
       <w:proofErr w:type="gramEnd"/>
       <w:r>
@@ -13987,182 +14878,135 @@
         <w:t xml:space="preserve"> </w:t>
       </w:r>
       <w:r>
-        <w:rPr>
-          <w:lang w:val="ru-RU"/>
-        </w:rPr>
-        <w:t xml:space="preserve">тоже их </w:t>
-      </w:r>
-      <w:r>
-        <w:rPr>
-          <w:lang w:val="ru-RU"/>
-        </w:rPr>
-        <w:t xml:space="preserve">даже </w:t>
-      </w:r>
-      <w:r>
-        <w:rPr>
-          <w:lang w:val="ru-RU"/>
-        </w:rPr>
-        <w:t xml:space="preserve">больше было. </w:t>
-      </w:r>
-    </w:p>
-    <w:p>
-      <w:pPr>
-        <w:pStyle w:val="a3"/>
-        <w:jc w:val="both"/>
-        <w:rPr>
-          <w:lang w:val="ru-RU"/>
-        </w:rPr>
-      </w:pPr>
-      <w:r>
-        <w:rPr>
-          <w:lang w:val="ru-RU"/>
-        </w:rPr>
-        <w:t>Это были – спонтанные покупки или запланированные акты?</w:t>
-      </w:r>
-    </w:p>
-    <w:p>
-      <w:pPr>
-        <w:pStyle w:val="a3"/>
-        <w:jc w:val="both"/>
-        <w:rPr>
-          <w:lang w:val="ru-RU"/>
-        </w:rPr>
-      </w:pPr>
-      <w:r>
-        <w:rPr>
-          <w:lang w:val="ru-RU"/>
-        </w:rPr>
-        <w:tab/>
-        <w:t>Обычно с зп раскидываешь кредиты за синтезаторы и докупаешь себе 3-5 паков.</w:t>
-      </w:r>
-    </w:p>
-    <w:p>
-      <w:pPr>
-        <w:pStyle w:val="a3"/>
-        <w:jc w:val="both"/>
-        <w:rPr>
-          <w:lang w:val="ru-RU"/>
-        </w:rPr>
-      </w:pPr>
-      <w:r>
-        <w:rPr>
-          <w:lang w:val="ru-RU"/>
-        </w:rPr>
-        <w:t>Как ты выходил на покупку – ты откуда-то знал сэмпл-паки которые хочешь? Может быть знал правильных вендоров (изготовителей)? Или откуда-то узнавал советы в этом плане?</w:t>
-      </w:r>
-    </w:p>
-    <w:p>
-      <w:pPr>
-        <w:pStyle w:val="a3"/>
-        <w:ind w:left="720"/>
-        <w:jc w:val="both"/>
-        <w:rPr>
-          <w:lang w:val="ru-RU"/>
-        </w:rPr>
-      </w:pPr>
-      <w:r>
-        <w:rPr>
-          <w:lang w:val="ru-RU"/>
-        </w:rPr>
-        <w:t xml:space="preserve">Смотрел форумы где чего рекоммендовали. Смотришь:12.99 докидываешь. Читаешь дальше потом </w:t>
+        <w:t>up</w:t>
+      </w:r>
+      <w:r>
+        <w:rPr>
+          <w:lang w:val="ru-RU"/>
+        </w:rPr>
+        <w:t>-</w:t>
+      </w:r>
+      <w:r>
+        <w:t>to</w:t>
+      </w:r>
+      <w:r>
+        <w:rPr>
+          <w:lang w:val="ru-RU"/>
+        </w:rPr>
+        <w:t>-</w:t>
+      </w:r>
+      <w:r>
+        <w:t>date</w:t>
+      </w:r>
+      <w:r>
+        <w:rPr>
+          <w:lang w:val="ru-RU"/>
+        </w:rPr>
+        <w:t xml:space="preserve"> глобального </w:t>
+      </w:r>
+      <w:r>
+        <w:t>vendor</w:t>
+      </w:r>
+      <w:r>
+        <w:rPr>
+          <w:lang w:val="ru-RU"/>
+        </w:rPr>
+        <w:t>-</w:t>
+      </w:r>
+      <w:r>
+        <w:rPr>
+          <w:lang w:val="ru-RU"/>
+        </w:rPr>
+        <w:t xml:space="preserve">файла который содержит информацию о всех смэпл-паках и их производителях за всё время вообще. В т.ч. и </w:t>
+      </w:r>
+      <w:r>
+        <w:rPr>
+          <w:lang w:val="ru-RU"/>
+        </w:rPr>
+        <w:t xml:space="preserve">о </w:t>
+      </w:r>
+      <w:r>
+        <w:rPr>
+          <w:lang w:val="ru-RU"/>
+        </w:rPr>
+        <w:t xml:space="preserve">самых свежих если пользователи готовы будут поделиться статистикой </w:t>
+      </w:r>
+      <w:r>
+        <w:t>waveItem</w:t>
+      </w:r>
+      <w:r>
+        <w:rPr>
+          <w:lang w:val="ru-RU"/>
+        </w:rPr>
+        <w:t xml:space="preserve"> </w:t>
+      </w:r>
+      <w:r>
+        <w:rPr>
+          <w:lang w:val="ru-RU"/>
+        </w:rPr>
+        <w:t xml:space="preserve">от процессинга своих свежекупленных сэмпл-паков. На самом деле это был-бы хороший шаг вперёд для честных производителей сэмпл-паков – сопровождать их релизы </w:t>
+      </w:r>
+      <w:r>
+        <w:t>waveItem</w:t>
+      </w:r>
+      <w:r>
+        <w:rPr>
+          <w:lang w:val="ru-RU"/>
+        </w:rPr>
+        <w:t xml:space="preserve"> </w:t>
+      </w:r>
+      <w:r>
+        <w:t>statistics</w:t>
+      </w:r>
+      <w:r>
+        <w:rPr>
+          <w:lang w:val="ru-RU"/>
+        </w:rPr>
+        <w:t xml:space="preserve"> </w:t>
+      </w:r>
+      <w:r>
+        <w:t>report</w:t>
+      </w:r>
+      <w:r>
+        <w:rPr>
+          <w:lang w:val="ru-RU"/>
+        </w:rPr>
+        <w:t xml:space="preserve">. </w:t>
+      </w:r>
+    </w:p>
+    <w:p>
+      <w:pPr>
+        <w:pStyle w:val="a3"/>
+        <w:jc w:val="both"/>
+        <w:rPr>
+          <w:lang w:val="ru-RU"/>
+        </w:rPr>
+      </w:pPr>
+      <w:r>
+        <w:rPr>
+          <w:lang w:val="ru-RU"/>
+        </w:rPr>
+        <w:t xml:space="preserve">Это стимулировало-бы честных производителей сэмпл-паков начать предлагать более качественный товар, а не честные производители наоборот – стали бы глохнуть. Т.е в перспективе золотой стандарт сэмпл паков – это прилагать к каждому релизу </w:t>
       </w:r>
       <w:proofErr w:type="gramStart"/>
       <w:r>
         <w:rPr>
           <w:lang w:val="ru-RU"/>
         </w:rPr>
-        <w:t>фильтруешь</w:t>
+        <w:t xml:space="preserve">данные  </w:t>
+      </w:r>
+      <w:r>
+        <w:t>waveItem</w:t>
       </w:r>
       <w:proofErr w:type="gramEnd"/>
       <w:r>
         <w:rPr>
           <w:lang w:val="ru-RU"/>
         </w:rPr>
-        <w:t xml:space="preserve"> оставляя то что оставляешь</w:t>
-      </w:r>
-    </w:p>
-    <w:p>
-      <w:pPr>
-        <w:pStyle w:val="a3"/>
-        <w:jc w:val="both"/>
-        <w:rPr>
-          <w:lang w:val="ru-RU"/>
-        </w:rPr>
-      </w:pPr>
-      <w:r>
-        <w:rPr>
-          <w:lang w:val="ru-RU"/>
-        </w:rPr>
-        <w:t>Общее мнение: сколько пиздатого и сколько говна?</w:t>
-      </w:r>
-    </w:p>
-    <w:p>
-      <w:pPr>
-        <w:pStyle w:val="a3"/>
-        <w:ind w:left="720"/>
-        <w:jc w:val="both"/>
-        <w:rPr>
-          <w:lang w:val="ru-RU"/>
-        </w:rPr>
-      </w:pPr>
-      <w:r>
-        <w:rPr>
-          <w:lang w:val="ru-RU"/>
-        </w:rPr>
-        <w:t xml:space="preserve">10% по-настоящему хороших, остальное либо одно и то-же, либо грязное, либо просто </w:t>
-      </w:r>
-      <w:r>
-        <w:rPr>
-          <w:lang w:val="ru-RU"/>
-        </w:rPr>
-        <w:t xml:space="preserve">скучное </w:t>
-      </w:r>
-      <w:r>
-        <w:rPr>
-          <w:lang w:val="ru-RU"/>
-        </w:rPr>
-        <w:t>говно</w:t>
-      </w:r>
-    </w:p>
-    <w:p>
-      <w:pPr>
-        <w:pStyle w:val="a3"/>
-        <w:ind w:left="720"/>
-        <w:jc w:val="both"/>
-        <w:rPr>
-          <w:lang w:val="ru-RU"/>
-        </w:rPr>
-      </w:pPr>
-    </w:p>
-    <w:p>
-      <w:pPr>
-        <w:pStyle w:val="a3"/>
-        <w:ind w:left="720"/>
-        <w:jc w:val="both"/>
-        <w:rPr>
-          <w:lang w:val="ru-RU"/>
-        </w:rPr>
-      </w:pPr>
-    </w:p>
-    <w:p>
-      <w:pPr>
-        <w:pStyle w:val="a3"/>
-        <w:jc w:val="both"/>
-        <w:rPr>
-          <w:lang w:val="ru-RU"/>
-        </w:rPr>
-      </w:pPr>
-      <w:r>
-        <w:t>Global</w:t>
-      </w:r>
-      <w:r>
-        <w:rPr>
-          <w:lang w:val="ru-RU"/>
-        </w:rPr>
         <w:t xml:space="preserve"> </w:t>
       </w:r>
       <w:r>
-        <w:t>vendor</w:t>
+        <w:t>statistics</w:t>
       </w:r>
       <w:r>
         <w:rPr>
@@ -14171,19 +15015,7 @@
         <w:t xml:space="preserve"> </w:t>
       </w:r>
       <w:r>
-        <w:t>file</w:t>
-      </w:r>
-      <w:r>
-        <w:rPr>
-          <w:lang w:val="ru-RU"/>
-        </w:rPr>
-        <w:t xml:space="preserve"> – </w:t>
-      </w:r>
-      <w:r>
-        <w:rPr>
-          <w:lang w:val="ru-RU"/>
-        </w:rPr>
-        <w:t>возникают</w:t>
+        <w:t>report</w:t>
       </w:r>
       <w:r>
         <w:rPr>
@@ -14195,172 +15027,6 @@
         <w:rPr>
           <w:lang w:val="ru-RU"/>
         </w:rPr>
-        <w:t xml:space="preserve">интересные мысли относительно возможности создания </w:t>
-      </w:r>
-      <w:proofErr w:type="gramStart"/>
-      <w:r>
-        <w:rPr>
-          <w:lang w:val="ru-RU"/>
-        </w:rPr>
-        <w:t>и  существования</w:t>
-      </w:r>
-      <w:proofErr w:type="gramEnd"/>
-      <w:r>
-        <w:rPr>
-          <w:lang w:val="ru-RU"/>
-        </w:rPr>
-        <w:t xml:space="preserve"> </w:t>
-      </w:r>
-      <w:r>
-        <w:t>up</w:t>
-      </w:r>
-      <w:r>
-        <w:rPr>
-          <w:lang w:val="ru-RU"/>
-        </w:rPr>
-        <w:t>-</w:t>
-      </w:r>
-      <w:r>
-        <w:t>to</w:t>
-      </w:r>
-      <w:r>
-        <w:rPr>
-          <w:lang w:val="ru-RU"/>
-        </w:rPr>
-        <w:t>-</w:t>
-      </w:r>
-      <w:r>
-        <w:t>date</w:t>
-      </w:r>
-      <w:r>
-        <w:rPr>
-          <w:lang w:val="ru-RU"/>
-        </w:rPr>
-        <w:t xml:space="preserve"> глобального </w:t>
-      </w:r>
-      <w:r>
-        <w:t>vendor</w:t>
-      </w:r>
-      <w:r>
-        <w:rPr>
-          <w:lang w:val="ru-RU"/>
-        </w:rPr>
-        <w:t>-</w:t>
-      </w:r>
-      <w:r>
-        <w:rPr>
-          <w:lang w:val="ru-RU"/>
-        </w:rPr>
-        <w:t xml:space="preserve">файла который содержит информацию о всех смэпл-паках и их производителях за всё время вообще. В т.ч. и </w:t>
-      </w:r>
-      <w:r>
-        <w:rPr>
-          <w:lang w:val="ru-RU"/>
-        </w:rPr>
-        <w:t xml:space="preserve">о </w:t>
-      </w:r>
-      <w:r>
-        <w:rPr>
-          <w:lang w:val="ru-RU"/>
-        </w:rPr>
-        <w:t xml:space="preserve">самых свежих если пользователи готовы будут поделиться статистикой </w:t>
-      </w:r>
-      <w:r>
-        <w:t>waveItem</w:t>
-      </w:r>
-      <w:r>
-        <w:rPr>
-          <w:lang w:val="ru-RU"/>
-        </w:rPr>
-        <w:t xml:space="preserve"> </w:t>
-      </w:r>
-      <w:r>
-        <w:rPr>
-          <w:lang w:val="ru-RU"/>
-        </w:rPr>
-        <w:t xml:space="preserve">от процессинга своих свежекупленных сэмпл-паков. На самом деле это был-бы хороший шаг вперёд для честных производителей сэмпл-паков – сопровождать их релизы </w:t>
-      </w:r>
-      <w:r>
-        <w:t>waveItem</w:t>
-      </w:r>
-      <w:r>
-        <w:rPr>
-          <w:lang w:val="ru-RU"/>
-        </w:rPr>
-        <w:t xml:space="preserve"> </w:t>
-      </w:r>
-      <w:r>
-        <w:t>statistics</w:t>
-      </w:r>
-      <w:r>
-        <w:rPr>
-          <w:lang w:val="ru-RU"/>
-        </w:rPr>
-        <w:t xml:space="preserve"> </w:t>
-      </w:r>
-      <w:r>
-        <w:t>report</w:t>
-      </w:r>
-      <w:r>
-        <w:rPr>
-          <w:lang w:val="ru-RU"/>
-        </w:rPr>
-        <w:t xml:space="preserve">. </w:t>
-      </w:r>
-    </w:p>
-    <w:p>
-      <w:pPr>
-        <w:pStyle w:val="a3"/>
-        <w:jc w:val="both"/>
-        <w:rPr>
-          <w:lang w:val="ru-RU"/>
-        </w:rPr>
-      </w:pPr>
-      <w:r>
-        <w:rPr>
-          <w:lang w:val="ru-RU"/>
-        </w:rPr>
-        <w:t xml:space="preserve">Это стимулировало-бы честных производителей сэмпл-паков начать предлагать более качественный товар, а не честные производители наоборот – стали бы глохнуть. Т.е в перспективе золотой стандарт сэмпл паков – это прилагать к каждому релизу </w:t>
-      </w:r>
-      <w:proofErr w:type="gramStart"/>
-      <w:r>
-        <w:rPr>
-          <w:lang w:val="ru-RU"/>
-        </w:rPr>
-        <w:t xml:space="preserve">данные  </w:t>
-      </w:r>
-      <w:r>
-        <w:t>waveItem</w:t>
-      </w:r>
-      <w:proofErr w:type="gramEnd"/>
-      <w:r>
-        <w:rPr>
-          <w:lang w:val="ru-RU"/>
-        </w:rPr>
-        <w:t xml:space="preserve"> </w:t>
-      </w:r>
-      <w:r>
-        <w:t>statistics</w:t>
-      </w:r>
-      <w:r>
-        <w:rPr>
-          <w:lang w:val="ru-RU"/>
-        </w:rPr>
-        <w:t xml:space="preserve"> </w:t>
-      </w:r>
-      <w:r>
-        <w:t>report</w:t>
-      </w:r>
-      <w:r>
-        <w:rPr>
-          <w:lang w:val="ru-RU"/>
-        </w:rPr>
-        <w:t xml:space="preserve"> </w:t>
-      </w:r>
-      <w:r>
-        <w:rPr>
-          <w:lang w:val="ru-RU"/>
-        </w:rPr>
         <w:t xml:space="preserve">ясно описывающий техническое состояние предлагаемых сэмплов. </w:t>
       </w:r>
     </w:p>
@@ -14376,7 +15042,6 @@
         <w:rPr>
           <w:lang w:val="ru-RU"/>
         </w:rPr>
-        <w:lastRenderedPageBreak/>
         <w:t xml:space="preserve">Это актуально даже если вы не </w:t>
       </w:r>
       <w:proofErr w:type="gramStart"/>

--- a/waveitem2.docx
+++ b/waveitem2.docx
@@ -157,6 +157,455 @@
         <w:rPr>
           <w:lang w:val="ru-RU"/>
         </w:rPr>
+        <w:t xml:space="preserve">Как начать запускать у себя </w:t>
+      </w:r>
+      <w:r>
+        <w:t>waveitem</w:t>
+      </w:r>
+      <w:r>
+        <w:rPr>
+          <w:lang w:val="ru-RU"/>
+        </w:rPr>
+        <w:t>?</w:t>
+      </w:r>
+    </w:p>
+    <w:p>
+      <w:pPr>
+        <w:pStyle w:val="a3"/>
+        <w:jc w:val="both"/>
+        <w:rPr>
+          <w:lang w:val="ru-RU"/>
+        </w:rPr>
+      </w:pPr>
+    </w:p>
+    <w:p>
+      <w:pPr>
+        <w:pStyle w:val="a3"/>
+        <w:jc w:val="both"/>
+        <w:rPr>
+          <w:lang w:val="ru-RU"/>
+        </w:rPr>
+      </w:pPr>
+      <w:r>
+        <w:rPr>
+          <w:lang w:val="ru-RU"/>
+        </w:rPr>
+        <w:t xml:space="preserve">Скачать с </w:t>
+      </w:r>
+      <w:r>
+        <w:t>git</w:t>
+      </w:r>
+      <w:r>
+        <w:rPr>
+          <w:lang w:val="ru-RU"/>
+        </w:rPr>
+        <w:t xml:space="preserve"> </w:t>
+      </w:r>
+      <w:r>
+        <w:rPr>
+          <w:lang w:val="ru-RU"/>
+        </w:rPr>
+        <w:t>файлы:</w:t>
+      </w:r>
+    </w:p>
+    <w:p>
+      <w:pPr>
+        <w:pStyle w:val="a3"/>
+        <w:jc w:val="both"/>
+        <w:rPr>
+          <w:lang w:val="ru-RU"/>
+        </w:rPr>
+      </w:pPr>
+    </w:p>
+    <w:p>
+      <w:pPr>
+        <w:pStyle w:val="a3"/>
+        <w:jc w:val="both"/>
+        <w:rPr>
+          <w:lang w:val="ru-RU"/>
+        </w:rPr>
+      </w:pPr>
+      <w:r>
+        <w:rPr>
+          <w:lang w:val="ru-RU"/>
+        </w:rPr>
+        <w:t xml:space="preserve">Скопируй на драйв </w:t>
+      </w:r>
+      <w:r>
+        <w:t>C</w:t>
+      </w:r>
+      <w:r>
+        <w:rPr>
+          <w:lang w:val="ru-RU"/>
+        </w:rPr>
+        <w:t xml:space="preserve"> </w:t>
+      </w:r>
+      <w:r>
+        <w:rPr>
+          <w:lang w:val="ru-RU"/>
+        </w:rPr>
+        <w:t xml:space="preserve">в корневой каталог архив с гит-хаба </w:t>
+      </w:r>
+      <w:r>
+        <w:t>data</w:t>
+      </w:r>
+      <w:r>
+        <w:rPr>
+          <w:lang w:val="ru-RU"/>
+        </w:rPr>
+        <w:t>.</w:t>
+      </w:r>
+      <w:r>
+        <w:t>zip</w:t>
+      </w:r>
+      <w:r>
+        <w:rPr>
+          <w:lang w:val="ru-RU"/>
+        </w:rPr>
+        <w:t xml:space="preserve">. Сделай </w:t>
+      </w:r>
+      <w:r>
+        <w:t>extract</w:t>
+      </w:r>
+      <w:r>
+        <w:rPr>
+          <w:lang w:val="ru-RU"/>
+        </w:rPr>
+        <w:t xml:space="preserve"> </w:t>
+      </w:r>
+      <w:r>
+        <w:t>here</w:t>
+      </w:r>
+      <w:r>
+        <w:rPr>
+          <w:lang w:val="ru-RU"/>
+        </w:rPr>
+        <w:t xml:space="preserve">: </w:t>
+      </w:r>
+      <w:r>
+        <w:rPr>
+          <w:lang w:val="ru-RU"/>
+        </w:rPr>
+        <w:t xml:space="preserve">в корневом каталоге драйва </w:t>
+      </w:r>
+      <w:r>
+        <w:t>C</w:t>
+      </w:r>
+      <w:r>
+        <w:rPr>
+          <w:lang w:val="ru-RU"/>
+        </w:rPr>
+        <w:t xml:space="preserve"> будут созданы субдиректории </w:t>
+      </w:r>
+      <w:r>
+        <w:t>WAVLIB</w:t>
+      </w:r>
+      <w:r>
+        <w:rPr>
+          <w:lang w:val="ru-RU"/>
+        </w:rPr>
+        <w:t xml:space="preserve"> </w:t>
+      </w:r>
+      <w:r>
+        <w:rPr>
+          <w:lang w:val="ru-RU"/>
+        </w:rPr>
+        <w:t xml:space="preserve">и </w:t>
+      </w:r>
+      <w:r>
+        <w:t>WAV</w:t>
+      </w:r>
+    </w:p>
+    <w:p>
+      <w:pPr>
+        <w:pStyle w:val="a3"/>
+        <w:jc w:val="both"/>
+        <w:rPr>
+          <w:lang w:val="ru-RU"/>
+        </w:rPr>
+      </w:pPr>
+      <w:r>
+        <w:rPr>
+          <w:lang w:val="ru-RU"/>
+        </w:rPr>
+        <w:t xml:space="preserve">Директорий </w:t>
+      </w:r>
+      <w:r>
+        <w:t>C</w:t>
+      </w:r>
+      <w:r>
+        <w:rPr>
+          <w:lang w:val="ru-RU"/>
+        </w:rPr>
+        <w:t>:\</w:t>
+      </w:r>
+      <w:r>
+        <w:t>WAV</w:t>
+      </w:r>
+      <w:r>
+        <w:rPr>
+          <w:lang w:val="ru-RU"/>
+        </w:rPr>
+        <w:t>\ будет выполн</w:t>
+      </w:r>
+    </w:p>
+    <w:p>
+      <w:pPr>
+        <w:pStyle w:val="a3"/>
+        <w:jc w:val="both"/>
+        <w:rPr>
+          <w:lang w:val="ru-RU"/>
+        </w:rPr>
+      </w:pPr>
+    </w:p>
+    <w:p>
+      <w:pPr>
+        <w:pStyle w:val="a3"/>
+        <w:jc w:val="both"/>
+        <w:rPr>
+          <w:lang w:val="ru-RU"/>
+        </w:rPr>
+      </w:pPr>
+      <w:r>
+        <w:rPr>
+          <w:lang w:val="ru-RU"/>
+        </w:rPr>
+        <w:t xml:space="preserve"> </w:t>
+      </w:r>
+      <w:proofErr w:type="gramStart"/>
+      <w:r>
+        <w:t>b</w:t>
+      </w:r>
+      <w:proofErr w:type="gramEnd"/>
+      <w:r>
+        <w:rPr>
+          <w:lang w:val="ru-RU"/>
+        </w:rPr>
+        <w:t xml:space="preserve"> </w:t>
+      </w:r>
+      <w:r>
+        <w:rPr>
+          <w:lang w:val="ru-RU"/>
+        </w:rPr>
+        <w:t xml:space="preserve">Создай на драйве </w:t>
+      </w:r>
+      <w:r>
+        <w:t>C</w:t>
+      </w:r>
+      <w:r>
+        <w:rPr>
+          <w:lang w:val="ru-RU"/>
+        </w:rPr>
+        <w:t xml:space="preserve">: </w:t>
+      </w:r>
+      <w:r>
+        <w:rPr>
+          <w:lang w:val="ru-RU"/>
+        </w:rPr>
+        <w:t xml:space="preserve">фолдер </w:t>
+      </w:r>
+      <w:r>
+        <w:t>WAV</w:t>
+      </w:r>
+      <w:r>
+        <w:rPr>
+          <w:lang w:val="ru-RU"/>
+        </w:rPr>
+        <w:t xml:space="preserve"> </w:t>
+      </w:r>
+      <w:r>
+        <w:rPr>
+          <w:lang w:val="ru-RU"/>
+        </w:rPr>
+        <w:t>–</w:t>
+      </w:r>
+      <w:r>
+        <w:rPr>
+          <w:lang w:val="ru-RU"/>
+        </w:rPr>
+        <w:t xml:space="preserve"> </w:t>
+      </w:r>
+      <w:r>
+        <w:rPr>
+          <w:lang w:val="ru-RU"/>
+        </w:rPr>
+        <w:t xml:space="preserve">который будет выполнять роль </w:t>
+      </w:r>
+      <w:r>
+        <w:t>library</w:t>
+      </w:r>
+      <w:r>
+        <w:rPr>
+          <w:lang w:val="ru-RU"/>
+        </w:rPr>
+        <w:t xml:space="preserve"> </w:t>
+      </w:r>
+      <w:r>
+        <w:t>folder</w:t>
+      </w:r>
+    </w:p>
+    <w:p>
+      <w:pPr>
+        <w:pStyle w:val="a3"/>
+        <w:jc w:val="both"/>
+      </w:pPr>
+      <w:r>
+        <w:rPr>
+          <w:lang w:val="ru-RU"/>
+        </w:rPr>
+        <w:t xml:space="preserve">Создай в </w:t>
+      </w:r>
+      <w:r>
+        <w:t>C</w:t>
+      </w:r>
+      <w:r>
+        <w:rPr>
+          <w:lang w:val="ru-RU"/>
+        </w:rPr>
+        <w:t>:\</w:t>
+      </w:r>
+      <w:r>
+        <w:t>WAV</w:t>
+      </w:r>
+      <w:r>
+        <w:rPr>
+          <w:lang w:val="ru-RU"/>
+        </w:rPr>
+        <w:t xml:space="preserve">\ </w:t>
+      </w:r>
+      <w:r>
+        <w:rPr>
+          <w:lang w:val="ru-RU"/>
+        </w:rPr>
+        <w:t xml:space="preserve">субфолдер </w:t>
+      </w:r>
+      <w:r>
+        <w:rPr>
+          <w:lang w:val="ru-RU"/>
+        </w:rPr>
+        <w:t>_</w:t>
+      </w:r>
+      <w:r>
+        <w:t>IMPORT</w:t>
+      </w:r>
+      <w:r>
+        <w:rPr>
+          <w:lang w:val="ru-RU"/>
+        </w:rPr>
+        <w:t xml:space="preserve"> </w:t>
+      </w:r>
+      <w:r>
+        <w:rPr>
+          <w:lang w:val="ru-RU"/>
+        </w:rPr>
+        <w:t>–</w:t>
+      </w:r>
+      <w:r>
+        <w:rPr>
+          <w:lang w:val="ru-RU"/>
+        </w:rPr>
+        <w:t xml:space="preserve"> </w:t>
+      </w:r>
+      <w:r>
+        <w:rPr>
+          <w:lang w:val="ru-RU"/>
+        </w:rPr>
+        <w:t xml:space="preserve">который будет выполнять роль </w:t>
+      </w:r>
+      <w:r>
+        <w:t>import</w:t>
+      </w:r>
+      <w:r>
+        <w:rPr>
+          <w:lang w:val="ru-RU"/>
+        </w:rPr>
+        <w:t xml:space="preserve"> </w:t>
+      </w:r>
+      <w:r>
+        <w:t>foldera</w:t>
+      </w:r>
+    </w:p>
+    <w:p>
+      <w:pPr>
+        <w:pStyle w:val="a3"/>
+        <w:jc w:val="both"/>
+        <w:rPr>
+          <w:lang w:val="ru-RU"/>
+        </w:rPr>
+      </w:pPr>
+      <w:r>
+        <w:rPr>
+          <w:lang w:val="ru-RU"/>
+        </w:rPr>
+        <w:t xml:space="preserve">Создай на драйве </w:t>
+      </w:r>
+      <w:r>
+        <w:t>C</w:t>
+      </w:r>
+      <w:r>
+        <w:rPr>
+          <w:lang w:val="ru-RU"/>
+        </w:rPr>
+        <w:t xml:space="preserve">: </w:t>
+      </w:r>
+      <w:r>
+        <w:rPr>
+          <w:lang w:val="ru-RU"/>
+        </w:rPr>
+        <w:t xml:space="preserve">фолдер </w:t>
+      </w:r>
+      <w:r>
+        <w:t>WAVLIB</w:t>
+      </w:r>
+      <w:r>
+        <w:rPr>
+          <w:lang w:val="ru-RU"/>
+        </w:rPr>
+        <w:t xml:space="preserve"> </w:t>
+      </w:r>
+      <w:r>
+        <w:t>d</w:t>
+      </w:r>
+    </w:p>
+    <w:p>
+      <w:pPr>
+        <w:pStyle w:val="a3"/>
+        <w:jc w:val="both"/>
+        <w:rPr>
+          <w:lang w:val="ru-RU"/>
+        </w:rPr>
+      </w:pPr>
+    </w:p>
+    <w:p>
+      <w:pPr>
+        <w:pStyle w:val="a3"/>
+        <w:jc w:val="both"/>
+        <w:rPr>
+          <w:lang w:val="ru-RU"/>
+        </w:rPr>
+      </w:pPr>
+    </w:p>
+    <w:p>
+      <w:pPr>
+        <w:pStyle w:val="a3"/>
+        <w:jc w:val="both"/>
+        <w:rPr>
+          <w:lang w:val="ru-RU"/>
+        </w:rPr>
+      </w:pPr>
+    </w:p>
+    <w:p>
+      <w:pPr>
+        <w:pStyle w:val="a3"/>
+        <w:jc w:val="both"/>
+        <w:rPr>
+          <w:lang w:val="ru-RU"/>
+        </w:rPr>
+      </w:pPr>
+      <w:r>
+        <w:rPr>
+          <w:lang w:val="ru-RU"/>
+        </w:rPr>
         <w:t>Рулы:</w:t>
       </w:r>
     </w:p>
@@ -173,6 +622,7 @@
         <w:rPr>
           <w:lang w:val="ru-RU"/>
         </w:rPr>
+        <w:lastRenderedPageBreak/>
         <w:t xml:space="preserve">Никакой новый айтем не может быть добавлен в библиотеку если юзер хотя-бы единожды его не прослушал: каждый айтем своей библиотеки юзер должен услышать хотя-бы один раз </w:t>
       </w:r>
     </w:p>
@@ -685,6 +1135,7 @@
       </w:pPr>
       <w:proofErr w:type="gramStart"/>
       <w:r>
+        <w:lastRenderedPageBreak/>
         <w:t>waveItem</w:t>
       </w:r>
       <w:proofErr w:type="gramEnd"/>
@@ -1021,198 +1472,282 @@
         <w:rPr>
           <w:lang w:val="ru-RU"/>
         </w:rPr>
+        <w:tab/>
+      </w:r>
+      <w:r>
+        <w:rPr>
+          <w:lang w:val="ru-RU"/>
+        </w:rPr>
+        <w:tab/>
+        <w:t>Стили и Подтипы</w:t>
+      </w:r>
+    </w:p>
+    <w:p>
+      <w:pPr>
+        <w:pStyle w:val="a3"/>
+        <w:jc w:val="both"/>
+        <w:rPr>
+          <w:lang w:val="ru-RU"/>
+        </w:rPr>
+      </w:pPr>
+      <w:r>
+        <w:rPr>
+          <w:lang w:val="ru-RU"/>
+        </w:rPr>
+        <w:tab/>
+      </w:r>
+    </w:p>
+    <w:p>
+      <w:pPr>
+        <w:pStyle w:val="a3"/>
+        <w:jc w:val="both"/>
+        <w:rPr>
+          <w:lang w:val="ru-RU"/>
+        </w:rPr>
+      </w:pPr>
+    </w:p>
+    <w:p>
+      <w:pPr>
+        <w:pStyle w:val="a3"/>
+        <w:jc w:val="both"/>
+        <w:rPr>
+          <w:lang w:val="ru-RU"/>
+        </w:rPr>
+      </w:pPr>
+      <w:r>
+        <w:rPr>
+          <w:lang w:val="ru-RU"/>
+        </w:rPr>
+        <w:tab/>
+        <w:t>Общая структура</w:t>
+      </w:r>
+    </w:p>
+    <w:p>
+      <w:pPr>
+        <w:pStyle w:val="a3"/>
+        <w:jc w:val="both"/>
+        <w:rPr>
+          <w:lang w:val="ru-RU"/>
+        </w:rPr>
+      </w:pPr>
+      <w:r>
+        <w:rPr>
+          <w:lang w:val="ru-RU"/>
+        </w:rPr>
+        <w:tab/>
+      </w:r>
+      <w:r>
+        <w:rPr>
+          <w:lang w:val="ru-RU"/>
+        </w:rPr>
+        <w:tab/>
+        <w:t>Тип-фолдеры</w:t>
+      </w:r>
+    </w:p>
+    <w:p>
+      <w:pPr>
+        <w:pStyle w:val="a3"/>
+        <w:jc w:val="both"/>
+        <w:rPr>
+          <w:lang w:val="ru-RU"/>
+        </w:rPr>
+      </w:pPr>
+      <w:r>
+        <w:rPr>
+          <w:lang w:val="ru-RU"/>
+        </w:rPr>
+        <w:tab/>
+      </w:r>
+      <w:r>
+        <w:rPr>
+          <w:lang w:val="ru-RU"/>
+        </w:rPr>
+        <w:tab/>
+      </w:r>
+      <w:r>
+        <w:rPr>
+          <w:lang w:val="ru-RU"/>
+        </w:rPr>
+        <w:tab/>
+        <w:t>Айтемы</w:t>
+      </w:r>
+    </w:p>
+    <w:p>
+      <w:pPr>
+        <w:pStyle w:val="a3"/>
+        <w:jc w:val="both"/>
+        <w:rPr>
+          <w:lang w:val="ru-RU"/>
+        </w:rPr>
+      </w:pPr>
+      <w:r>
+        <w:rPr>
+          <w:lang w:val="ru-RU"/>
+        </w:rPr>
+        <w:tab/>
+      </w:r>
+      <w:r>
+        <w:rPr>
+          <w:lang w:val="ru-RU"/>
+        </w:rPr>
+        <w:tab/>
+      </w:r>
+      <w:r>
+        <w:rPr>
+          <w:lang w:val="ru-RU"/>
+        </w:rPr>
+        <w:tab/>
+        <w:t>Субтипы</w:t>
+      </w:r>
+      <w:r>
+        <w:rPr>
+          <w:lang w:val="ru-RU"/>
+        </w:rPr>
+        <w:t>/</w:t>
+      </w:r>
+      <w:r>
+        <w:rPr>
+          <w:lang w:val="ru-RU"/>
+        </w:rPr>
+        <w:t>Стили</w:t>
+      </w:r>
+    </w:p>
+    <w:p>
+      <w:pPr>
+        <w:pStyle w:val="a3"/>
+        <w:jc w:val="both"/>
+        <w:rPr>
+          <w:lang w:val="ru-RU"/>
+        </w:rPr>
+      </w:pPr>
+      <w:r>
+        <w:rPr>
+          <w:lang w:val="ru-RU"/>
+        </w:rPr>
+        <w:tab/>
+      </w:r>
+      <w:r>
+        <w:rPr>
+          <w:lang w:val="ru-RU"/>
+        </w:rPr>
+        <w:tab/>
+      </w:r>
+      <w:r>
+        <w:rPr>
+          <w:lang w:val="ru-RU"/>
+        </w:rPr>
+        <w:tab/>
+      </w:r>
+      <w:r>
+        <w:rPr>
+          <w:lang w:val="ru-RU"/>
+        </w:rPr>
+        <w:tab/>
+        <w:t>Айтемы</w:t>
+      </w:r>
+    </w:p>
+    <w:p>
+      <w:pPr>
+        <w:pStyle w:val="a3"/>
+        <w:jc w:val="both"/>
+      </w:pPr>
+      <w:r>
+        <w:rPr>
+          <w:lang w:val="ru-RU"/>
+        </w:rPr>
+        <w:tab/>
+      </w:r>
+      <w:r>
+        <w:rPr>
+          <w:lang w:val="ru-RU"/>
+        </w:rPr>
+        <w:tab/>
+        <w:t>Импорт</w:t>
+      </w:r>
+      <w:r>
+        <w:t>-</w:t>
+      </w:r>
+      <w:r>
+        <w:rPr>
+          <w:lang w:val="ru-RU"/>
+        </w:rPr>
+        <w:t>фолдер</w:t>
+      </w:r>
+    </w:p>
+    <w:p>
+      <w:pPr>
+        <w:pStyle w:val="a3"/>
+        <w:jc w:val="both"/>
+      </w:pPr>
+      <w:r>
         <w:lastRenderedPageBreak/>
         <w:tab/>
       </w:r>
       <w:r>
-        <w:rPr>
-          <w:lang w:val="ru-RU"/>
-        </w:rPr>
-        <w:tab/>
-        <w:t>Стили и Подтипы</w:t>
-      </w:r>
-    </w:p>
-    <w:p>
-      <w:pPr>
-        <w:pStyle w:val="a3"/>
-        <w:jc w:val="both"/>
-        <w:rPr>
-          <w:lang w:val="ru-RU"/>
-        </w:rPr>
-      </w:pPr>
-      <w:r>
-        <w:rPr>
-          <w:lang w:val="ru-RU"/>
-        </w:rPr>
-        <w:tab/>
-      </w:r>
-    </w:p>
-    <w:p>
-      <w:pPr>
-        <w:pStyle w:val="a3"/>
-        <w:jc w:val="both"/>
-        <w:rPr>
-          <w:lang w:val="ru-RU"/>
-        </w:rPr>
-      </w:pPr>
-    </w:p>
-    <w:p>
-      <w:pPr>
-        <w:pStyle w:val="a3"/>
-        <w:jc w:val="both"/>
-        <w:rPr>
-          <w:lang w:val="ru-RU"/>
-        </w:rPr>
-      </w:pPr>
-      <w:r>
-        <w:rPr>
-          <w:lang w:val="ru-RU"/>
-        </w:rPr>
-        <w:tab/>
-        <w:t>Общая структура</w:t>
-      </w:r>
-    </w:p>
-    <w:p>
-      <w:pPr>
-        <w:pStyle w:val="a3"/>
-        <w:jc w:val="both"/>
-        <w:rPr>
-          <w:lang w:val="ru-RU"/>
-        </w:rPr>
-      </w:pPr>
-      <w:r>
-        <w:rPr>
-          <w:lang w:val="ru-RU"/>
-        </w:rPr>
-        <w:tab/>
-      </w:r>
-      <w:r>
-        <w:rPr>
-          <w:lang w:val="ru-RU"/>
-        </w:rPr>
-        <w:tab/>
-        <w:t>Тип-фолдеры</w:t>
-      </w:r>
-    </w:p>
-    <w:p>
-      <w:pPr>
-        <w:pStyle w:val="a3"/>
-        <w:jc w:val="both"/>
-        <w:rPr>
-          <w:lang w:val="ru-RU"/>
-        </w:rPr>
-      </w:pPr>
-      <w:r>
-        <w:rPr>
-          <w:lang w:val="ru-RU"/>
-        </w:rPr>
-        <w:tab/>
-      </w:r>
-      <w:r>
-        <w:rPr>
-          <w:lang w:val="ru-RU"/>
-        </w:rPr>
-        <w:tab/>
-      </w:r>
-      <w:r>
-        <w:rPr>
-          <w:lang w:val="ru-RU"/>
-        </w:rPr>
-        <w:tab/>
-        <w:t>Айтемы</w:t>
-      </w:r>
-    </w:p>
-    <w:p>
-      <w:pPr>
-        <w:pStyle w:val="a3"/>
-        <w:jc w:val="both"/>
-        <w:rPr>
-          <w:lang w:val="ru-RU"/>
-        </w:rPr>
-      </w:pPr>
-      <w:r>
-        <w:rPr>
-          <w:lang w:val="ru-RU"/>
-        </w:rPr>
-        <w:tab/>
-      </w:r>
-      <w:r>
-        <w:rPr>
-          <w:lang w:val="ru-RU"/>
-        </w:rPr>
-        <w:tab/>
-      </w:r>
-      <w:r>
-        <w:rPr>
-          <w:lang w:val="ru-RU"/>
-        </w:rPr>
-        <w:tab/>
-        <w:t>Субтипы</w:t>
-      </w:r>
-      <w:r>
-        <w:rPr>
-          <w:lang w:val="ru-RU"/>
-        </w:rPr>
-        <w:t>/</w:t>
-      </w:r>
-      <w:r>
-        <w:rPr>
-          <w:lang w:val="ru-RU"/>
-        </w:rPr>
-        <w:t>Стили</w:t>
-      </w:r>
-    </w:p>
-    <w:p>
-      <w:pPr>
-        <w:pStyle w:val="a3"/>
-        <w:jc w:val="both"/>
-        <w:rPr>
-          <w:lang w:val="ru-RU"/>
-        </w:rPr>
-      </w:pPr>
-      <w:r>
-        <w:rPr>
-          <w:lang w:val="ru-RU"/>
-        </w:rPr>
-        <w:tab/>
-      </w:r>
-      <w:r>
-        <w:rPr>
-          <w:lang w:val="ru-RU"/>
-        </w:rPr>
-        <w:tab/>
-      </w:r>
-      <w:r>
-        <w:rPr>
-          <w:lang w:val="ru-RU"/>
-        </w:rPr>
-        <w:tab/>
-      </w:r>
-      <w:r>
-        <w:rPr>
-          <w:lang w:val="ru-RU"/>
-        </w:rPr>
-        <w:tab/>
-        <w:t>Айтемы</w:t>
-      </w:r>
-    </w:p>
-    <w:p>
-      <w:pPr>
-        <w:pStyle w:val="a3"/>
-        <w:jc w:val="both"/>
-      </w:pPr>
-      <w:r>
-        <w:rPr>
-          <w:lang w:val="ru-RU"/>
-        </w:rPr>
-        <w:tab/>
-      </w:r>
-      <w:r>
-        <w:rPr>
-          <w:lang w:val="ru-RU"/>
-        </w:rPr>
-        <w:tab/>
-        <w:t>Импорт</w:t>
+        <w:tab/>
+      </w:r>
+      <w:r>
+        <w:tab/>
+      </w:r>
+      <w:proofErr w:type="gramStart"/>
+      <w:r>
+        <w:t>item</w:t>
+      </w:r>
+      <w:proofErr w:type="gramEnd"/>
+      <w:r>
+        <w:tab/>
+      </w:r>
+      <w:r>
+        <w:tab/>
+        <w:t>: list-file</w:t>
+      </w:r>
+    </w:p>
+    <w:p>
+      <w:pPr>
+        <w:pStyle w:val="a3"/>
+        <w:jc w:val="both"/>
+      </w:pPr>
+      <w:r>
+        <w:tab/>
+      </w:r>
+      <w:r>
+        <w:tab/>
+      </w:r>
+      <w:r>
+        <w:tab/>
+      </w:r>
+      <w:proofErr w:type="gramStart"/>
+      <w:r>
+        <w:t>vendor</w:t>
+      </w:r>
+      <w:proofErr w:type="gramEnd"/>
+      <w:r>
+        <w:tab/>
+      </w:r>
+      <w:r>
+        <w:tab/>
+        <w:t>: vendor-file</w:t>
+      </w:r>
+    </w:p>
+    <w:p>
+      <w:pPr>
+        <w:pStyle w:val="a3"/>
+        <w:jc w:val="both"/>
+      </w:pPr>
+      <w:r>
+        <w:tab/>
+      </w:r>
+      <w:r>
+        <w:tab/>
+      </w:r>
+      <w:r>
+        <w:tab/>
+      </w:r>
+      <w:r>
+        <w:rPr>
+          <w:lang w:val="ru-RU"/>
+        </w:rPr>
+        <w:t>Сэмпл</w:t>
       </w:r>
       <w:r>
         <w:t>-</w:t>
@@ -1221,6 +1756,63 @@
         <w:rPr>
           <w:lang w:val="ru-RU"/>
         </w:rPr>
+        <w:t>паки</w:t>
+      </w:r>
+    </w:p>
+    <w:p>
+      <w:pPr>
+        <w:pStyle w:val="a3"/>
+        <w:jc w:val="both"/>
+      </w:pPr>
+      <w:r>
+        <w:tab/>
+      </w:r>
+      <w:r>
+        <w:tab/>
+      </w:r>
+      <w:r>
+        <w:tab/>
+      </w:r>
+      <w:r>
+        <w:tab/>
+      </w:r>
+      <w:r>
+        <w:t>..</w:t>
+      </w:r>
+      <w:r>
+        <w:t>.</w:t>
+      </w:r>
+      <w:r>
+        <w:t>/*.wav</w:t>
+      </w:r>
+    </w:p>
+    <w:p>
+      <w:pPr>
+        <w:pStyle w:val="a3"/>
+        <w:jc w:val="both"/>
+      </w:pPr>
+      <w:r>
+        <w:tab/>
+      </w:r>
+      <w:r>
+        <w:tab/>
+      </w:r>
+      <w:r>
+        <w:tab/>
+      </w:r>
+      <w:r>
+        <w:rPr>
+          <w:lang w:val="ru-RU"/>
+        </w:rPr>
+        <w:t>Вендор</w:t>
+      </w:r>
+      <w:r>
+        <w:t>-</w:t>
+      </w:r>
+      <w:r>
+        <w:rPr>
+          <w:lang w:val="ru-RU"/>
+        </w:rPr>
         <w:t>фолдер</w:t>
       </w:r>
     </w:p>
@@ -1238,245 +1830,369 @@
       <w:r>
         <w:tab/>
       </w:r>
+      <w:r>
+        <w:tab/>
+      </w:r>
+      <w:r>
+        <w:rPr>
+          <w:lang w:val="ru-RU"/>
+        </w:rPr>
+        <w:t>Сэмпл</w:t>
+      </w:r>
+      <w:r>
+        <w:t>-</w:t>
+      </w:r>
+      <w:r>
+        <w:rPr>
+          <w:lang w:val="ru-RU"/>
+        </w:rPr>
+        <w:t>паки</w:t>
+      </w:r>
+    </w:p>
+    <w:p>
+      <w:pPr>
+        <w:pStyle w:val="a3"/>
+        <w:jc w:val="both"/>
+        <w:rPr>
+          <w:lang w:val="ru-RU"/>
+        </w:rPr>
+      </w:pPr>
+      <w:r>
+        <w:tab/>
+      </w:r>
+      <w:r>
+        <w:tab/>
+      </w:r>
+      <w:r>
+        <w:tab/>
+      </w:r>
+      <w:r>
+        <w:tab/>
+      </w:r>
+      <w:r>
+        <w:tab/>
+      </w:r>
+      <w:r>
+        <w:rPr>
+          <w:lang w:val="ru-RU"/>
+        </w:rPr>
+        <w:t>…/*.</w:t>
+      </w:r>
+      <w:r>
+        <w:t>wav</w:t>
+      </w:r>
+    </w:p>
+    <w:p>
+      <w:pPr>
+        <w:pStyle w:val="a3"/>
+        <w:jc w:val="both"/>
+        <w:rPr>
+          <w:lang w:val="ru-RU"/>
+        </w:rPr>
+      </w:pPr>
+      <w:r>
+        <w:rPr>
+          <w:lang w:val="ru-RU"/>
+        </w:rPr>
+        <w:t xml:space="preserve">Практика применения </w:t>
+      </w:r>
+      <w:r>
+        <w:t>waveItem</w:t>
+      </w:r>
+    </w:p>
+    <w:p>
+      <w:pPr>
+        <w:pStyle w:val="a3"/>
+        <w:jc w:val="both"/>
+        <w:rPr>
+          <w:lang w:val="ru-RU"/>
+        </w:rPr>
+      </w:pPr>
+    </w:p>
+    <w:p>
+      <w:pPr>
+        <w:pStyle w:val="a3"/>
+        <w:jc w:val="both"/>
+        <w:rPr>
+          <w:lang w:val="ru-RU"/>
+        </w:rPr>
+      </w:pPr>
+      <w:r>
+        <w:rPr>
+          <w:lang w:val="ru-RU"/>
+        </w:rPr>
+        <w:tab/>
+      </w:r>
       <w:proofErr w:type="gramStart"/>
       <w:r>
+        <w:t>waveItem</w:t>
+      </w:r>
+      <w:proofErr w:type="gramEnd"/>
+      <w:r>
+        <w:rPr>
+          <w:lang w:val="ru-RU"/>
+        </w:rPr>
+        <w:t xml:space="preserve"> </w:t>
+      </w:r>
+      <w:r>
+        <w:rPr>
+          <w:lang w:val="ru-RU"/>
+        </w:rPr>
+        <w:t>обеспечивает вывод результатов</w:t>
+      </w:r>
+    </w:p>
+    <w:p>
+      <w:pPr>
+        <w:pStyle w:val="a3"/>
+        <w:ind w:left="3600" w:hanging="2160"/>
+        <w:jc w:val="both"/>
+        <w:rPr>
+          <w:lang w:val="ru-RU"/>
+        </w:rPr>
+      </w:pPr>
+      <w:r>
+        <w:rPr>
+          <w:lang w:val="ru-RU"/>
+        </w:rPr>
+        <w:t>консоль</w:t>
+      </w:r>
+      <w:r>
+        <w:rPr>
+          <w:lang w:val="ru-RU"/>
+        </w:rPr>
+        <w:tab/>
+        <w:t xml:space="preserve">- вывод производится в </w:t>
+      </w:r>
+      <w:r>
+        <w:t>ansi</w:t>
+      </w:r>
+      <w:r>
+        <w:rPr>
+          <w:lang w:val="ru-RU"/>
+        </w:rPr>
+        <w:t xml:space="preserve"> </w:t>
+      </w:r>
+      <w:r>
+        <w:rPr>
+          <w:lang w:val="ru-RU"/>
+        </w:rPr>
+        <w:t xml:space="preserve">формате с использованием </w:t>
+      </w:r>
+      <w:r>
+        <w:t>csi</w:t>
+      </w:r>
+      <w:r>
+        <w:rPr>
+          <w:lang w:val="ru-RU"/>
+        </w:rPr>
+        <w:t>-последовательностей управления цветом</w:t>
+      </w:r>
+    </w:p>
+    <w:p>
+      <w:pPr>
+        <w:pStyle w:val="a3"/>
+        <w:ind w:left="3600" w:hanging="2160"/>
+        <w:jc w:val="both"/>
+        <w:rPr>
+          <w:lang w:val="ru-RU"/>
+        </w:rPr>
+      </w:pPr>
+      <w:r>
         <w:t>item</w:t>
       </w:r>
+      <w:r>
+        <w:rPr>
+          <w:lang w:val="ru-RU"/>
+        </w:rPr>
+        <w:t>.</w:t>
+      </w:r>
+      <w:r>
+        <w:t>html</w:t>
+      </w:r>
+      <w:r>
+        <w:rPr>
+          <w:lang w:val="ru-RU"/>
+        </w:rPr>
+        <w:tab/>
+        <w:t xml:space="preserve">- </w:t>
+      </w:r>
+      <w:r>
+        <w:rPr>
+          <w:lang w:val="ru-RU"/>
+        </w:rPr>
+        <w:t>тот-же консольный вывод, только в сумме весь сразу (</w:t>
+      </w:r>
+      <w:proofErr w:type="gramStart"/>
+      <w:r>
+        <w:rPr>
+          <w:lang w:val="ru-RU"/>
+        </w:rPr>
+        <w:t>акумулируется )</w:t>
+      </w:r>
       <w:proofErr w:type="gramEnd"/>
-      <w:r>
-        <w:tab/>
-      </w:r>
-      <w:r>
-        <w:tab/>
-        <w:t>: list-file</w:t>
-      </w:r>
-    </w:p>
-    <w:p>
-      <w:pPr>
-        <w:pStyle w:val="a3"/>
-        <w:jc w:val="both"/>
-      </w:pPr>
-      <w:r>
-        <w:tab/>
-      </w:r>
-      <w:r>
-        <w:tab/>
-      </w:r>
-      <w:r>
-        <w:tab/>
-      </w:r>
-      <w:proofErr w:type="gramStart"/>
+    </w:p>
+    <w:p>
+      <w:pPr>
+        <w:pStyle w:val="a3"/>
+        <w:ind w:left="3600" w:hanging="2160"/>
+        <w:jc w:val="both"/>
+        <w:rPr>
+          <w:lang w:val="ru-RU"/>
+        </w:rPr>
+      </w:pPr>
+      <w:r>
+        <w:t>waveitem</w:t>
+      </w:r>
+      <w:r>
+        <w:rPr>
+          <w:lang w:val="ru-RU"/>
+        </w:rPr>
+        <w:t>.</w:t>
+      </w:r>
+      <w:r>
+        <w:t>log</w:t>
+      </w:r>
+      <w:r>
+        <w:rPr>
+          <w:lang w:val="ru-RU"/>
+        </w:rPr>
+        <w:tab/>
+      </w:r>
+      <w:r>
+        <w:rPr>
+          <w:lang w:val="ru-RU"/>
+        </w:rPr>
+        <w:t>- обесцвеченный вариант консольного вывода (???акумулируется)</w:t>
+      </w:r>
+    </w:p>
+    <w:p>
+      <w:pPr>
+        <w:pStyle w:val="a3"/>
+        <w:jc w:val="both"/>
+        <w:rPr>
+          <w:lang w:val="ru-RU"/>
+        </w:rPr>
+      </w:pPr>
+    </w:p>
+    <w:p>
+      <w:pPr>
+        <w:pStyle w:val="a3"/>
+        <w:jc w:val="both"/>
+        <w:rPr>
+          <w:lang w:val="ru-RU"/>
+        </w:rPr>
+      </w:pPr>
+    </w:p>
+    <w:p>
+      <w:pPr>
+        <w:pStyle w:val="a3"/>
+        <w:jc w:val="both"/>
+        <w:rPr>
+          <w:lang w:val="ru-RU"/>
+        </w:rPr>
+      </w:pPr>
+      <w:r>
+        <w:rPr>
+          <w:lang w:val="ru-RU"/>
+        </w:rPr>
+        <w:tab/>
+      </w:r>
+      <w:r>
+        <w:rPr>
+          <w:lang w:val="ru-RU"/>
+        </w:rPr>
+        <w:tab/>
+      </w:r>
       <w:r>
         <w:t>vendor</w:t>
       </w:r>
-      <w:proofErr w:type="gramEnd"/>
-      <w:r>
-        <w:tab/>
-      </w:r>
-      <w:r>
-        <w:tab/>
-        <w:t>: vendor-file</w:t>
-      </w:r>
-    </w:p>
-    <w:p>
-      <w:pPr>
-        <w:pStyle w:val="a3"/>
-        <w:jc w:val="both"/>
-      </w:pPr>
-      <w:r>
-        <w:tab/>
-      </w:r>
-      <w:r>
-        <w:tab/>
-      </w:r>
-      <w:r>
-        <w:tab/>
-      </w:r>
-      <w:r>
-        <w:rPr>
-          <w:lang w:val="ru-RU"/>
-        </w:rPr>
-        <w:t>Сэмпл</w:t>
-      </w:r>
-      <w:r>
-        <w:t>-</w:t>
-      </w:r>
-      <w:r>
-        <w:rPr>
-          <w:lang w:val="ru-RU"/>
-        </w:rPr>
-        <w:t>паки</w:t>
-      </w:r>
-    </w:p>
-    <w:p>
-      <w:pPr>
-        <w:pStyle w:val="a3"/>
-        <w:jc w:val="both"/>
-      </w:pPr>
-      <w:r>
-        <w:tab/>
-      </w:r>
-      <w:r>
-        <w:tab/>
-      </w:r>
-      <w:r>
-        <w:tab/>
-      </w:r>
-      <w:r>
-        <w:tab/>
-      </w:r>
-      <w:r>
-        <w:t>..</w:t>
-      </w:r>
-      <w:r>
+      <w:r>
+        <w:rPr>
+          <w:lang w:val="ru-RU"/>
+        </w:rPr>
         <w:t>.</w:t>
       </w:r>
       <w:r>
-        <w:t>/*.wav</w:t>
-      </w:r>
-    </w:p>
-    <w:p>
-      <w:pPr>
-        <w:pStyle w:val="a3"/>
-        <w:jc w:val="both"/>
-      </w:pPr>
-      <w:r>
-        <w:tab/>
-      </w:r>
-      <w:r>
-        <w:tab/>
-      </w:r>
-      <w:r>
-        <w:tab/>
-      </w:r>
-      <w:r>
-        <w:rPr>
-          <w:lang w:val="ru-RU"/>
-        </w:rPr>
-        <w:t>Вендор</w:t>
-      </w:r>
-      <w:r>
-        <w:t>-</w:t>
-      </w:r>
-      <w:r>
-        <w:rPr>
-          <w:lang w:val="ru-RU"/>
-        </w:rPr>
-        <w:t>фолдер</w:t>
-      </w:r>
-    </w:p>
-    <w:p>
-      <w:pPr>
-        <w:pStyle w:val="a3"/>
-        <w:jc w:val="both"/>
-      </w:pPr>
-      <w:r>
-        <w:tab/>
-      </w:r>
-      <w:r>
-        <w:tab/>
-      </w:r>
-      <w:r>
-        <w:tab/>
-      </w:r>
-      <w:r>
-        <w:tab/>
-      </w:r>
-      <w:r>
-        <w:rPr>
-          <w:lang w:val="ru-RU"/>
-        </w:rPr>
-        <w:t>Сэмпл</w:t>
-      </w:r>
-      <w:r>
-        <w:t>-</w:t>
-      </w:r>
-      <w:r>
-        <w:rPr>
-          <w:lang w:val="ru-RU"/>
-        </w:rPr>
-        <w:t>паки</w:t>
-      </w:r>
-    </w:p>
-    <w:p>
-      <w:pPr>
-        <w:pStyle w:val="a3"/>
-        <w:jc w:val="both"/>
-        <w:rPr>
-          <w:lang w:val="ru-RU"/>
-        </w:rPr>
-      </w:pPr>
-      <w:r>
-        <w:tab/>
-      </w:r>
-      <w:r>
-        <w:tab/>
-      </w:r>
-      <w:r>
-        <w:tab/>
-      </w:r>
-      <w:r>
-        <w:tab/>
-      </w:r>
-      <w:r>
-        <w:tab/>
-      </w:r>
-      <w:r>
-        <w:rPr>
-          <w:lang w:val="ru-RU"/>
-        </w:rPr>
-        <w:t>…/*.</w:t>
-      </w:r>
-      <w:r>
-        <w:t>wav</w:t>
-      </w:r>
-    </w:p>
-    <w:p>
-      <w:pPr>
-        <w:pStyle w:val="a3"/>
-        <w:jc w:val="both"/>
-        <w:rPr>
-          <w:lang w:val="ru-RU"/>
-        </w:rPr>
-      </w:pPr>
-      <w:r>
-        <w:rPr>
-          <w:lang w:val="ru-RU"/>
-        </w:rPr>
-        <w:t xml:space="preserve">Практика применения </w:t>
+        <w:t>html</w:t>
+      </w:r>
+      <w:r>
+        <w:rPr>
+          <w:lang w:val="ru-RU"/>
+        </w:rPr>
+        <w:tab/>
+      </w:r>
+      <w:r>
+        <w:rPr>
+          <w:lang w:val="ru-RU"/>
+        </w:rPr>
+        <w:tab/>
+      </w:r>
+      <w:r>
+        <w:rPr>
+          <w:lang w:val="ru-RU"/>
+        </w:rPr>
+        <w:tab/>
+      </w:r>
+      <w:r>
+        <w:rPr>
+          <w:lang w:val="ru-RU"/>
+        </w:rPr>
+        <w:t>- тот-же вендор-файл, но в цветах</w:t>
+      </w:r>
+    </w:p>
+    <w:p>
+      <w:pPr>
+        <w:pStyle w:val="a3"/>
+        <w:jc w:val="both"/>
+        <w:rPr>
+          <w:lang w:val="ru-RU"/>
+        </w:rPr>
+      </w:pPr>
+    </w:p>
+    <w:p>
+      <w:pPr>
+        <w:pStyle w:val="a3"/>
+        <w:jc w:val="both"/>
+        <w:rPr>
+          <w:lang w:val="ru-RU"/>
+        </w:rPr>
+      </w:pPr>
+    </w:p>
+    <w:p>
+      <w:pPr>
+        <w:pStyle w:val="a3"/>
+        <w:jc w:val="both"/>
+        <w:rPr>
+          <w:lang w:val="ru-RU"/>
+        </w:rPr>
+      </w:pPr>
+      <w:r>
+        <w:rPr>
+          <w:lang w:val="ru-RU"/>
+        </w:rPr>
+        <w:t>типичный</w:t>
+      </w:r>
+      <w:r>
+        <w:rPr>
+          <w:lang w:val="ru-RU"/>
+        </w:rPr>
+        <w:t xml:space="preserve"> </w:t>
+      </w:r>
+      <w:r>
+        <w:rPr>
+          <w:lang w:val="ru-RU"/>
+        </w:rPr>
+        <w:t>консольный вывод</w:t>
+      </w:r>
+      <w:r>
+        <w:rPr>
+          <w:lang w:val="ru-RU"/>
+        </w:rPr>
+        <w:t xml:space="preserve"> </w:t>
       </w:r>
       <w:r>
         <w:t>waveItem</w:t>
       </w:r>
-    </w:p>
-    <w:p>
-      <w:pPr>
-        <w:pStyle w:val="a3"/>
-        <w:jc w:val="both"/>
-        <w:rPr>
-          <w:lang w:val="ru-RU"/>
-        </w:rPr>
-      </w:pPr>
-    </w:p>
-    <w:p>
-      <w:pPr>
-        <w:pStyle w:val="a3"/>
-        <w:jc w:val="both"/>
-        <w:rPr>
-          <w:lang w:val="ru-RU"/>
-        </w:rPr>
-      </w:pPr>
-      <w:r>
-        <w:rPr>
-          <w:lang w:val="ru-RU"/>
-        </w:rPr>
-        <w:tab/>
-      </w:r>
-      <w:proofErr w:type="gramStart"/>
-      <w:r>
-        <w:t>waveItem</w:t>
-      </w:r>
-      <w:proofErr w:type="gramEnd"/>
       <w:r>
         <w:rPr>
           <w:lang w:val="ru-RU"/>
@@ -1487,271 +2203,6 @@
         <w:rPr>
           <w:lang w:val="ru-RU"/>
         </w:rPr>
-        <w:t>обеспечивает вывод результатов</w:t>
-      </w:r>
-    </w:p>
-    <w:p>
-      <w:pPr>
-        <w:pStyle w:val="a3"/>
-        <w:ind w:left="3600" w:hanging="2160"/>
-        <w:jc w:val="both"/>
-        <w:rPr>
-          <w:lang w:val="ru-RU"/>
-        </w:rPr>
-      </w:pPr>
-      <w:r>
-        <w:rPr>
-          <w:lang w:val="ru-RU"/>
-        </w:rPr>
-        <w:t>консоль</w:t>
-      </w:r>
-      <w:r>
-        <w:rPr>
-          <w:lang w:val="ru-RU"/>
-        </w:rPr>
-        <w:tab/>
-        <w:t xml:space="preserve">- вывод производится в </w:t>
-      </w:r>
-      <w:r>
-        <w:t>ansi</w:t>
-      </w:r>
-      <w:r>
-        <w:rPr>
-          <w:lang w:val="ru-RU"/>
-        </w:rPr>
-        <w:t xml:space="preserve"> </w:t>
-      </w:r>
-      <w:r>
-        <w:rPr>
-          <w:lang w:val="ru-RU"/>
-        </w:rPr>
-        <w:t xml:space="preserve">формате с использованием </w:t>
-      </w:r>
-      <w:r>
-        <w:t>csi</w:t>
-      </w:r>
-      <w:r>
-        <w:rPr>
-          <w:lang w:val="ru-RU"/>
-        </w:rPr>
-        <w:t>-последовательностей управления цветом</w:t>
-      </w:r>
-    </w:p>
-    <w:p>
-      <w:pPr>
-        <w:pStyle w:val="a3"/>
-        <w:ind w:left="3600" w:hanging="2160"/>
-        <w:jc w:val="both"/>
-        <w:rPr>
-          <w:lang w:val="ru-RU"/>
-        </w:rPr>
-      </w:pPr>
-      <w:r>
-        <w:t>item</w:t>
-      </w:r>
-      <w:r>
-        <w:rPr>
-          <w:lang w:val="ru-RU"/>
-        </w:rPr>
-        <w:t>.</w:t>
-      </w:r>
-      <w:r>
-        <w:t>html</w:t>
-      </w:r>
-      <w:r>
-        <w:rPr>
-          <w:lang w:val="ru-RU"/>
-        </w:rPr>
-        <w:tab/>
-        <w:t xml:space="preserve">- </w:t>
-      </w:r>
-      <w:r>
-        <w:rPr>
-          <w:lang w:val="ru-RU"/>
-        </w:rPr>
-        <w:t>тот-же консольный вывод, только в сумме весь сразу (</w:t>
-      </w:r>
-      <w:proofErr w:type="gramStart"/>
-      <w:r>
-        <w:rPr>
-          <w:lang w:val="ru-RU"/>
-        </w:rPr>
-        <w:t>акумулируется )</w:t>
-      </w:r>
-      <w:proofErr w:type="gramEnd"/>
-    </w:p>
-    <w:p>
-      <w:pPr>
-        <w:pStyle w:val="a3"/>
-        <w:ind w:left="3600" w:hanging="2160"/>
-        <w:jc w:val="both"/>
-        <w:rPr>
-          <w:lang w:val="ru-RU"/>
-        </w:rPr>
-      </w:pPr>
-      <w:r>
-        <w:t>waveitem</w:t>
-      </w:r>
-      <w:r>
-        <w:rPr>
-          <w:lang w:val="ru-RU"/>
-        </w:rPr>
-        <w:t>.</w:t>
-      </w:r>
-      <w:r>
-        <w:t>log</w:t>
-      </w:r>
-      <w:r>
-        <w:rPr>
-          <w:lang w:val="ru-RU"/>
-        </w:rPr>
-        <w:tab/>
-      </w:r>
-      <w:r>
-        <w:rPr>
-          <w:lang w:val="ru-RU"/>
-        </w:rPr>
-        <w:t>- обесцвеченный вариант консольного вывода (???акумулируется)</w:t>
-      </w:r>
-    </w:p>
-    <w:p>
-      <w:pPr>
-        <w:pStyle w:val="a3"/>
-        <w:jc w:val="both"/>
-        <w:rPr>
-          <w:lang w:val="ru-RU"/>
-        </w:rPr>
-      </w:pPr>
-    </w:p>
-    <w:p>
-      <w:pPr>
-        <w:pStyle w:val="a3"/>
-        <w:jc w:val="both"/>
-        <w:rPr>
-          <w:lang w:val="ru-RU"/>
-        </w:rPr>
-      </w:pPr>
-    </w:p>
-    <w:p>
-      <w:pPr>
-        <w:pStyle w:val="a3"/>
-        <w:jc w:val="both"/>
-        <w:rPr>
-          <w:lang w:val="ru-RU"/>
-        </w:rPr>
-      </w:pPr>
-      <w:r>
-        <w:rPr>
-          <w:lang w:val="ru-RU"/>
-        </w:rPr>
-        <w:tab/>
-      </w:r>
-      <w:r>
-        <w:rPr>
-          <w:lang w:val="ru-RU"/>
-        </w:rPr>
-        <w:tab/>
-      </w:r>
-      <w:r>
-        <w:t>vendor</w:t>
-      </w:r>
-      <w:r>
-        <w:rPr>
-          <w:lang w:val="ru-RU"/>
-        </w:rPr>
-        <w:t>.</w:t>
-      </w:r>
-      <w:r>
-        <w:t>html</w:t>
-      </w:r>
-      <w:r>
-        <w:rPr>
-          <w:lang w:val="ru-RU"/>
-        </w:rPr>
-        <w:tab/>
-      </w:r>
-      <w:r>
-        <w:rPr>
-          <w:lang w:val="ru-RU"/>
-        </w:rPr>
-        <w:tab/>
-      </w:r>
-      <w:r>
-        <w:rPr>
-          <w:lang w:val="ru-RU"/>
-        </w:rPr>
-        <w:tab/>
-      </w:r>
-      <w:r>
-        <w:rPr>
-          <w:lang w:val="ru-RU"/>
-        </w:rPr>
-        <w:t>- тот-же вендор-файл, но в цветах</w:t>
-      </w:r>
-    </w:p>
-    <w:p>
-      <w:pPr>
-        <w:pStyle w:val="a3"/>
-        <w:jc w:val="both"/>
-        <w:rPr>
-          <w:lang w:val="ru-RU"/>
-        </w:rPr>
-      </w:pPr>
-    </w:p>
-    <w:p>
-      <w:pPr>
-        <w:pStyle w:val="a3"/>
-        <w:jc w:val="both"/>
-        <w:rPr>
-          <w:lang w:val="ru-RU"/>
-        </w:rPr>
-      </w:pPr>
-    </w:p>
-    <w:p>
-      <w:pPr>
-        <w:pStyle w:val="a3"/>
-        <w:jc w:val="both"/>
-        <w:rPr>
-          <w:lang w:val="ru-RU"/>
-        </w:rPr>
-      </w:pPr>
-      <w:r>
-        <w:rPr>
-          <w:lang w:val="ru-RU"/>
-        </w:rPr>
-        <w:t>типичный</w:t>
-      </w:r>
-      <w:r>
-        <w:rPr>
-          <w:lang w:val="ru-RU"/>
-        </w:rPr>
-        <w:t xml:space="preserve"> </w:t>
-      </w:r>
-      <w:r>
-        <w:rPr>
-          <w:lang w:val="ru-RU"/>
-        </w:rPr>
-        <w:t>консольный вывод</w:t>
-      </w:r>
-      <w:r>
-        <w:rPr>
-          <w:lang w:val="ru-RU"/>
-        </w:rPr>
-        <w:t xml:space="preserve"> </w:t>
-      </w:r>
-      <w:r>
-        <w:t>waveItem</w:t>
-      </w:r>
-      <w:r>
-        <w:rPr>
-          <w:lang w:val="ru-RU"/>
-        </w:rPr>
-        <w:t xml:space="preserve"> </w:t>
-      </w:r>
-      <w:r>
-        <w:rPr>
-          <w:lang w:val="ru-RU"/>
-        </w:rPr>
         <w:t>может выглядеть вот так:</w:t>
       </w:r>
     </w:p>
@@ -1767,6 +2218,7 @@
         <w:rPr>
           <w:noProof/>
         </w:rPr>
+        <w:lastRenderedPageBreak/>
         <w:drawing>
           <wp:inline distT="0" distB="0" distL="0" distR="0" wp14:anchorId="54F3E14C" wp14:editId="2B17156D">
             <wp:extent cx="5938520" cy="3190240"/>
@@ -2223,18 +2675,49 @@
       <w:pPr>
         <w:pStyle w:val="a3"/>
         <w:jc w:val="both"/>
-      </w:pPr>
-    </w:p>
-    <w:p>
-      <w:pPr>
-        <w:pStyle w:val="a3"/>
-        <w:jc w:val="both"/>
-      </w:pPr>
-    </w:p>
-    <w:p>
-      <w:pPr>
-        <w:pStyle w:val="a3"/>
-        <w:jc w:val="both"/>
+        <w:rPr>
+          <w:lang w:val="ru-RU"/>
+        </w:rPr>
+      </w:pPr>
+      <w:r>
+        <w:rPr>
+          <w:lang w:val="ru-RU"/>
+        </w:rPr>
+        <w:t>В целом если вы не видете в выводе ничего красного или содержащего красный цвет (</w:t>
+      </w:r>
+      <w:proofErr w:type="gramStart"/>
+      <w:r>
+        <w:rPr>
+          <w:lang w:val="ru-RU"/>
+        </w:rPr>
+        <w:t>например</w:t>
+      </w:r>
+      <w:proofErr w:type="gramEnd"/>
+      <w:r>
+        <w:rPr>
+          <w:lang w:val="ru-RU"/>
+        </w:rPr>
+        <w:t>: фиолетовый) – значит отклонений нет</w:t>
+      </w:r>
+      <w:bookmarkStart w:id="0" w:name="_GoBack"/>
+      <w:bookmarkEnd w:id="0"/>
+    </w:p>
+    <w:p>
+      <w:pPr>
+        <w:pStyle w:val="a3"/>
+        <w:jc w:val="both"/>
+        <w:rPr>
+          <w:lang w:val="ru-RU"/>
+        </w:rPr>
+      </w:pPr>
+    </w:p>
+    <w:p>
+      <w:pPr>
+        <w:pStyle w:val="a3"/>
+        <w:jc w:val="both"/>
+        <w:rPr>
+          <w:lang w:val="ru-RU"/>
+        </w:rPr>
       </w:pPr>
     </w:p>
     <w:p>
@@ -3006,7 +3489,7 @@
           <w:szCs w:val="24"/>
           <w:lang w:val="ru-RU"/>
         </w:rPr>
-        <w:t xml:space="preserve">-файлы не войдут в список таргет-файлов, а файлы которые успешно сконвертировались – лишились своих исходников. Таким образом осуществляется </w:t>
+        <w:t xml:space="preserve">-файлы не войдут в список таргет-файлов, а файлы которые успешно </w:t>
       </w:r>
       <w:r>
         <w:rPr>
@@ -3016,7 +3499,7 @@
           <w:lang w:val="ru-RU"/>
         </w:rPr>
         <w:lastRenderedPageBreak/>
-        <w:t xml:space="preserve">автоматическое </w:t>
+        <w:t xml:space="preserve">сконвертировались – лишились своих исходников. Таким образом осуществляется автоматическое </w:t>
       </w:r>
       <w:r>
         <w:rPr>
@@ -3926,6 +4409,7 @@
           <w:sz w:val="24"/>
           <w:szCs w:val="24"/>
         </w:rPr>
+        <w:lastRenderedPageBreak/>
         <w:pict>
           <v:rect id="_x0000_i1025" style="width:0;height:1.5pt" o:hralign="center" o:hrstd="t" o:hr="t" fillcolor="#a0a0a0" stroked="f"/>
         </w:pict>
@@ -3951,7 +4435,6 @@
           <w:sz w:val="27"/>
           <w:szCs w:val="27"/>
         </w:rPr>
-        <w:lastRenderedPageBreak/>
         <w:t>Результат</w:t>
       </w:r>
     </w:p>
@@ -4619,7 +5102,17 @@
           <w:szCs w:val="24"/>
           <w:lang w:val="ru-RU"/>
         </w:rPr>
-        <w:t>-файл. Если нет, то данный элемент игнорируется</w:t>
+        <w:t xml:space="preserve">-файл. </w:t>
+      </w:r>
+      <w:r>
+        <w:rPr>
+          <w:rFonts w:ascii="Times New Roman" w:eastAsia="Times New Roman" w:hAnsi="Times New Roman" w:cs="Times New Roman"/>
+          <w:sz w:val="24"/>
+          <w:szCs w:val="24"/>
+          <w:lang w:val="ru-RU"/>
+        </w:rPr>
+        <w:lastRenderedPageBreak/>
+        <w:t>Если нет, то данный элемент игнорируется</w:t>
       </w:r>
       <w:proofErr w:type="gramStart"/>
       <w:r>
@@ -4639,17 +5132,7 @@
           <w:szCs w:val="24"/>
           <w:lang w:val="ru-RU"/>
         </w:rPr>
-        <w:t xml:space="preserve"> что автоматически означает что его не будет в </w:t>
-      </w:r>
-      <w:r>
-        <w:rPr>
-          <w:rFonts w:ascii="Times New Roman" w:eastAsia="Times New Roman" w:hAnsi="Times New Roman" w:cs="Times New Roman"/>
-          <w:sz w:val="24"/>
-          <w:szCs w:val="24"/>
-          <w:lang w:val="ru-RU"/>
-        </w:rPr>
-        <w:lastRenderedPageBreak/>
-        <w:t xml:space="preserve">конечном "выхлопе" </w:t>
+        <w:t xml:space="preserve"> что автоматически означает что его не будет в конечном "выхлопе" </w:t>
       </w:r>
       <w:r>
         <w:rPr>
@@ -5944,6 +6427,39 @@
         <w:rPr>
           <w:lang w:val="ru-RU"/>
         </w:rPr>
+        <w:tab/>
+      </w:r>
+      <w:r>
+        <w:t>Color</w:t>
+      </w:r>
+      <w:r>
+        <w:rPr>
+          <w:lang w:val="ru-RU"/>
+        </w:rPr>
+        <w:t>:</w:t>
+      </w:r>
+      <w:r>
+        <w:rPr>
+          <w:lang w:val="ru-RU"/>
+        </w:rPr>
+        <w:tab/>
+      </w:r>
+      <w:r>
+        <w:t>GREEN</w:t>
+      </w:r>
+    </w:p>
+    <w:p>
+      <w:pPr>
+        <w:pStyle w:val="a3"/>
+        <w:jc w:val="both"/>
+        <w:rPr>
+          <w:lang w:val="ru-RU"/>
+        </w:rPr>
+      </w:pPr>
+      <w:r>
+        <w:rPr>
+          <w:lang w:val="ru-RU"/>
+        </w:rPr>
         <w:t xml:space="preserve">Операция </w:t>
       </w:r>
       <w:r>
@@ -6020,6 +6536,7 @@
         <w:rPr>
           <w:lang w:val="ru-RU"/>
         </w:rPr>
+        <w:lastRenderedPageBreak/>
         <w:tab/>
       </w:r>
       <w:r>
@@ -6077,7 +6594,6 @@
         <w:rPr>
           <w:noProof/>
         </w:rPr>
-        <w:lastRenderedPageBreak/>
         <w:drawing>
           <wp:inline distT="0" distB="0" distL="0" distR="0" wp14:anchorId="5E865BC9" wp14:editId="637C2514">
             <wp:extent cx="5402424" cy="1722837"/>
@@ -6482,6 +6998,7 @@
         <w:rPr>
           <w:lang w:val="ru-RU"/>
         </w:rPr>
+        <w:lastRenderedPageBreak/>
         <w:t xml:space="preserve">Для </w:t>
       </w:r>
       <w:r>
@@ -6601,14 +7118,7 @@
         <w:rPr>
           <w:lang w:val="ru-RU"/>
         </w:rPr>
-        <w:t xml:space="preserve">– выполняются, </w:t>
-      </w:r>
-      <w:r>
-        <w:rPr>
-          <w:lang w:val="ru-RU"/>
-        </w:rPr>
-        <w:lastRenderedPageBreak/>
-        <w:t>но их результаты не включаются в статистику сэмпл-пака поскольку статистика призвана отражать оригинальное состояние в котором к пользователю попадает сэмпл-пак</w:t>
+        <w:t>– выполняются, но их результаты не включаются в статистику сэмпл-пака поскольку статистика призвана отражать оригинальное состояние в котором к пользователю попадает сэмпл-пак</w:t>
       </w:r>
     </w:p>
     <w:p>
@@ -6655,6 +7165,53 @@
           <w:lang w:val="ru-RU"/>
         </w:rPr>
         <w:t xml:space="preserve"> ²</w:t>
+      </w:r>
+    </w:p>
+    <w:p>
+      <w:pPr>
+        <w:spacing w:before="100" w:beforeAutospacing="1" w:after="100" w:afterAutospacing="1" w:line="240" w:lineRule="auto"/>
+        <w:jc w:val="both"/>
+        <w:rPr>
+          <w:rFonts w:ascii="Times New Roman" w:eastAsia="Times New Roman" w:hAnsi="Times New Roman" w:cs="Times New Roman"/>
+          <w:sz w:val="24"/>
+          <w:szCs w:val="24"/>
+          <w:lang w:val="ru-RU"/>
+        </w:rPr>
+      </w:pPr>
+      <w:r>
+        <w:rPr>
+          <w:rFonts w:ascii="Times New Roman" w:eastAsia="Times New Roman" w:hAnsi="Times New Roman" w:cs="Times New Roman"/>
+          <w:sz w:val="24"/>
+          <w:szCs w:val="24"/>
+        </w:rPr>
+        <w:tab/>
+        <w:t>Color</w:t>
+      </w:r>
+      <w:r>
+        <w:rPr>
+          <w:rFonts w:ascii="Times New Roman" w:eastAsia="Times New Roman" w:hAnsi="Times New Roman" w:cs="Times New Roman"/>
+          <w:sz w:val="24"/>
+          <w:szCs w:val="24"/>
+          <w:lang w:val="ru-RU"/>
+        </w:rPr>
+        <w:t>:</w:t>
+      </w:r>
+      <w:r>
+        <w:rPr>
+          <w:rFonts w:ascii="Times New Roman" w:eastAsia="Times New Roman" w:hAnsi="Times New Roman" w:cs="Times New Roman"/>
+          <w:sz w:val="24"/>
+          <w:szCs w:val="24"/>
+          <w:lang w:val="ru-RU"/>
+        </w:rPr>
+        <w:tab/>
+      </w:r>
+      <w:r>
+        <w:rPr>
+          <w:rFonts w:ascii="Times New Roman" w:eastAsia="Times New Roman" w:hAnsi="Times New Roman" w:cs="Times New Roman"/>
+          <w:sz w:val="24"/>
+          <w:szCs w:val="24"/>
+        </w:rPr>
+        <w:t>RED</w:t>
       </w:r>
     </w:p>
     <w:p>
@@ -7228,6 +7785,7 @@
           <w:szCs w:val="24"/>
           <w:lang w:val="ru-RU"/>
         </w:rPr>
+        <w:lastRenderedPageBreak/>
         <w:t xml:space="preserve">… то это </w:t>
       </w:r>
       <w:proofErr w:type="gramStart"/>
@@ -7290,7 +7848,6 @@
           <w:szCs w:val="24"/>
           <w:lang w:val="ru-RU"/>
         </w:rPr>
-        <w:lastRenderedPageBreak/>
         <w:tab/>
       </w:r>
       <w:r>
@@ -7566,6 +8123,34 @@
           <w:lang w:val="ru-RU"/>
         </w:rPr>
         <w:t xml:space="preserve"> ²</w:t>
+      </w:r>
+    </w:p>
+    <w:p>
+      <w:pPr>
+        <w:spacing w:before="100" w:beforeAutospacing="1" w:after="100" w:afterAutospacing="1" w:line="240" w:lineRule="auto"/>
+        <w:jc w:val="both"/>
+        <w:rPr>
+          <w:rFonts w:ascii="Times New Roman" w:eastAsia="Times New Roman" w:hAnsi="Times New Roman" w:cs="Times New Roman"/>
+          <w:sz w:val="24"/>
+          <w:szCs w:val="24"/>
+        </w:rPr>
+      </w:pPr>
+      <w:r>
+        <w:rPr>
+          <w:rFonts w:ascii="Times New Roman" w:eastAsia="Times New Roman" w:hAnsi="Times New Roman" w:cs="Times New Roman"/>
+          <w:sz w:val="24"/>
+          <w:szCs w:val="24"/>
+        </w:rPr>
+        <w:t>Color:</w:t>
+      </w:r>
+      <w:r>
+        <w:rPr>
+          <w:rFonts w:ascii="Times New Roman" w:eastAsia="Times New Roman" w:hAnsi="Times New Roman" w:cs="Times New Roman"/>
+          <w:sz w:val="24"/>
+          <w:szCs w:val="24"/>
+        </w:rPr>
+        <w:tab/>
+        <w:t>CYAN</w:t>
       </w:r>
     </w:p>
     <w:p>
@@ -9688,6 +10273,20 @@
         <w:pStyle w:val="a3"/>
         <w:ind w:left="720"/>
         <w:jc w:val="both"/>
+      </w:pPr>
+      <w:r>
+        <w:t>Color:</w:t>
+      </w:r>
+      <w:r>
+        <w:tab/>
+        <w:t>GREEN</w:t>
+      </w:r>
+    </w:p>
+    <w:p>
+      <w:pPr>
+        <w:pStyle w:val="a3"/>
+        <w:ind w:left="720"/>
+        <w:jc w:val="both"/>
         <w:rPr>
           <w:lang w:val="ru-RU"/>
         </w:rPr>
@@ -9924,6 +10523,7 @@
         <w:jc w:val="both"/>
       </w:pPr>
       <w:r>
+        <w:lastRenderedPageBreak/>
         <w:t>MIN_</w:t>
       </w:r>
       <w:r>
@@ -9957,7 +10557,6 @@
         <w:rPr>
           <w:noProof/>
         </w:rPr>
-        <w:lastRenderedPageBreak/>
         <w:drawing>
           <wp:inline distT="0" distB="0" distL="0" distR="0" wp14:anchorId="15999D1C" wp14:editId="412D062D">
             <wp:extent cx="5444836" cy="1846580"/>
@@ -10256,18 +10855,6 @@
     <w:p>
       <w:pPr>
         <w:pStyle w:val="a3"/>
-        <w:jc w:val="both"/>
-        <w:rPr>
-          <w:b/>
-          <w:sz w:val="32"/>
-          <w:szCs w:val="32"/>
-          <w:lang w:val="ru-RU"/>
-        </w:rPr>
-      </w:pPr>
-    </w:p>
-    <w:p>
-      <w:pPr>
-        <w:pStyle w:val="a3"/>
         <w:ind w:left="720"/>
         <w:jc w:val="both"/>
         <w:rPr>
@@ -10275,10 +10862,33 @@
         </w:rPr>
       </w:pPr>
       <w:r>
-        <w:rPr>
-          <w:lang w:val="ru-RU"/>
-        </w:rPr>
-        <w:t xml:space="preserve">Операция </w:t>
+        <w:t>Color:</w:t>
+      </w:r>
+      <w:r>
+        <w:tab/>
+        <w:t>VIOLET</w:t>
+      </w:r>
+    </w:p>
+    <w:p>
+      <w:pPr>
+        <w:pStyle w:val="a3"/>
+        <w:ind w:left="720"/>
+        <w:jc w:val="both"/>
+        <w:rPr>
+          <w:lang w:val="ru-RU"/>
+        </w:rPr>
+      </w:pPr>
+      <w:r>
+        <w:rPr>
+          <w:lang w:val="ru-RU"/>
+        </w:rPr>
+        <w:t>О</w:t>
+      </w:r>
+      <w:r>
+        <w:rPr>
+          <w:lang w:val="ru-RU"/>
+        </w:rPr>
+        <w:t xml:space="preserve">перация </w:t>
       </w:r>
       <w:r>
         <w:t>DUP</w:t>
@@ -14807,8 +15417,6 @@
           <w:lang w:val="ru-RU"/>
         </w:rPr>
       </w:pPr>
-      <w:bookmarkStart w:id="0" w:name="_GoBack"/>
-      <w:bookmarkEnd w:id="0"/>
     </w:p>
     <w:p>
       <w:pPr>
